--- a/FAI-SI-PFC-II-FalaCidade-2026-v1.15.docx
+++ b/FAI-SI-PFC-II-FalaCidade-2026-v1.15.docx
@@ -3811,7 +3811,6 @@
         </w:rPr>
         <w:fldChar w:fldCharType="separate"/>
       </w:r>
-      <w:r/>
       <w:hyperlink w:tooltip="#_Toc1" w:anchor="_Toc1" w:history="1">
         <w:r>
           <w:rPr>
@@ -3859,6 +3858,7 @@
         </w:r>
       </w:hyperlink>
       <w:r/>
+      <w:r/>
     </w:p>
     <w:p>
       <w:pPr>
@@ -3871,6 +3871,7 @@
         <w:ind/>
         <w:rPr/>
       </w:pPr>
+      <w:r/>
       <w:hyperlink w:tooltip="#_Toc2" w:anchor="_Toc2" w:history="1">
         <w:r>
           <w:rPr>
@@ -3931,6 +3932,7 @@
         </w:r>
       </w:hyperlink>
       <w:r/>
+      <w:r/>
     </w:p>
     <w:p>
       <w:pPr>
@@ -3943,6 +3945,7 @@
         <w:ind/>
         <w:rPr/>
       </w:pPr>
+      <w:r/>
       <w:hyperlink w:tooltip="#_Toc3" w:anchor="_Toc3" w:history="1">
         <w:r>
           <w:rPr>
@@ -3984,6 +3987,7 @@
         </w:r>
       </w:hyperlink>
       <w:r/>
+      <w:r/>
     </w:p>
     <w:p>
       <w:pPr>
@@ -3996,6 +4000,7 @@
         <w:ind/>
         <w:rPr/>
       </w:pPr>
+      <w:r/>
       <w:hyperlink w:tooltip="#_Toc4" w:anchor="_Toc4" w:history="1">
         <w:r>
           <w:rPr>
@@ -4037,6 +4042,7 @@
         </w:r>
       </w:hyperlink>
       <w:r/>
+      <w:r/>
     </w:p>
     <w:p>
       <w:pPr>
@@ -4049,6 +4055,7 @@
         <w:ind/>
         <w:rPr/>
       </w:pPr>
+      <w:r/>
       <w:hyperlink w:tooltip="#_Toc5" w:anchor="_Toc5" w:history="1">
         <w:r>
           <w:rPr>
@@ -4090,6 +4097,7 @@
         </w:r>
       </w:hyperlink>
       <w:r/>
+      <w:r/>
     </w:p>
     <w:p>
       <w:pPr>
@@ -4102,6 +4110,7 @@
         <w:ind/>
         <w:rPr/>
       </w:pPr>
+      <w:r/>
       <w:hyperlink w:tooltip="#_Toc6" w:anchor="_Toc6" w:history="1">
         <w:r>
           <w:rPr>
@@ -4155,6 +4164,7 @@
         </w:r>
       </w:hyperlink>
       <w:r/>
+      <w:r/>
     </w:p>
     <w:p>
       <w:pPr>
@@ -4167,6 +4177,7 @@
         <w:ind/>
         <w:rPr/>
       </w:pPr>
+      <w:r/>
       <w:hyperlink w:tooltip="#_Toc7" w:anchor="_Toc7" w:history="1">
         <w:r>
           <w:rPr>
@@ -4220,6 +4231,7 @@
         </w:r>
       </w:hyperlink>
       <w:r/>
+      <w:r/>
     </w:p>
     <w:p>
       <w:pPr>
@@ -4232,6 +4244,7 @@
         <w:ind/>
         <w:rPr/>
       </w:pPr>
+      <w:r/>
       <w:hyperlink w:tooltip="#_Toc8" w:anchor="_Toc8" w:history="1">
         <w:r>
           <w:rPr>
@@ -4273,6 +4286,7 @@
         </w:r>
       </w:hyperlink>
       <w:r/>
+      <w:r/>
     </w:p>
     <w:p>
       <w:pPr>
@@ -4285,6 +4299,7 @@
         <w:ind/>
         <w:rPr/>
       </w:pPr>
+      <w:r/>
       <w:hyperlink w:tooltip="#_Toc9" w:anchor="_Toc9" w:history="1">
         <w:r>
           <w:rPr>
@@ -4326,6 +4341,7 @@
         </w:r>
       </w:hyperlink>
       <w:r/>
+      <w:r/>
     </w:p>
     <w:p>
       <w:pPr>
@@ -4338,6 +4354,7 @@
         <w:ind/>
         <w:rPr/>
       </w:pPr>
+      <w:r/>
       <w:hyperlink w:tooltip="#_Toc10" w:anchor="_Toc10" w:history="1">
         <w:r>
           <w:rPr>
@@ -4379,6 +4396,7 @@
         </w:r>
       </w:hyperlink>
       <w:r/>
+      <w:r/>
     </w:p>
     <w:p>
       <w:pPr>
@@ -4391,6 +4409,7 @@
         <w:ind/>
         <w:rPr/>
       </w:pPr>
+      <w:r/>
       <w:hyperlink w:tooltip="#_Toc11" w:anchor="_Toc11" w:history="1">
         <w:r>
           <w:rPr>
@@ -4432,6 +4451,7 @@
         </w:r>
       </w:hyperlink>
       <w:r/>
+      <w:r/>
     </w:p>
     <w:p>
       <w:pPr>
@@ -4444,6 +4464,7 @@
         <w:ind/>
         <w:rPr/>
       </w:pPr>
+      <w:r/>
       <w:hyperlink w:tooltip="#_Toc12" w:anchor="_Toc12" w:history="1">
         <w:r>
           <w:rPr>
@@ -4485,6 +4506,7 @@
         </w:r>
       </w:hyperlink>
       <w:r/>
+      <w:r/>
     </w:p>
     <w:p>
       <w:pPr>
@@ -4497,6 +4519,7 @@
         <w:ind/>
         <w:rPr/>
       </w:pPr>
+      <w:r/>
       <w:hyperlink w:tooltip="#_Toc13" w:anchor="_Toc13" w:history="1">
         <w:r>
           <w:rPr>
@@ -4538,6 +4561,7 @@
         </w:r>
       </w:hyperlink>
       <w:r/>
+      <w:r/>
     </w:p>
     <w:p>
       <w:pPr>
@@ -4550,6 +4574,7 @@
         <w:ind/>
         <w:rPr/>
       </w:pPr>
+      <w:r/>
       <w:hyperlink w:tooltip="#_Toc14" w:anchor="_Toc14" w:history="1">
         <w:r>
           <w:rPr>
@@ -4591,6 +4616,7 @@
         </w:r>
       </w:hyperlink>
       <w:r/>
+      <w:r/>
     </w:p>
     <w:p>
       <w:pPr>
@@ -4603,6 +4629,7 @@
         <w:ind/>
         <w:rPr/>
       </w:pPr>
+      <w:r/>
       <w:hyperlink w:tooltip="#_Toc15" w:anchor="_Toc15" w:history="1">
         <w:r>
           <w:rPr>
@@ -4644,6 +4671,7 @@
         </w:r>
       </w:hyperlink>
       <w:r/>
+      <w:r/>
     </w:p>
     <w:p>
       <w:pPr>
@@ -4661,7 +4689,6 @@
       <w:r>
         <w:fldChar w:fldCharType="end"/>
       </w:r>
-      <w:r/>
       <w:r/>
     </w:p>
     <w:p>
@@ -4712,7 +4739,6 @@
       <w:r>
         <w:fldChar w:fldCharType="separate"/>
       </w:r>
-      <w:r/>
       <w:hyperlink w:tooltip="#_Toc1" w:anchor="_Toc1" w:history="1">
         <w:r>
           <w:rPr>
@@ -4754,6 +4780,7 @@
         </w:r>
       </w:hyperlink>
       <w:r/>
+      <w:r/>
     </w:p>
     <w:p>
       <w:pPr>
@@ -4766,6 +4793,7 @@
         <w:ind/>
         <w:rPr/>
       </w:pPr>
+      <w:r/>
       <w:hyperlink w:tooltip="#_Toc2" w:anchor="_Toc2" w:history="1">
         <w:r>
           <w:rPr>
@@ -4807,6 +4835,7 @@
         </w:r>
       </w:hyperlink>
       <w:r/>
+      <w:r/>
     </w:p>
     <w:p>
       <w:pPr>
@@ -4819,6 +4848,7 @@
         <w:ind/>
         <w:rPr/>
       </w:pPr>
+      <w:r/>
       <w:hyperlink w:tooltip="#_Toc3" w:anchor="_Toc3" w:history="1">
         <w:r>
           <w:rPr>
@@ -4860,6 +4890,7 @@
         </w:r>
       </w:hyperlink>
       <w:r/>
+      <w:r/>
     </w:p>
     <w:p>
       <w:pPr>
@@ -4872,11 +4903,9 @@
         <w:ind/>
         <w:rPr/>
       </w:pPr>
-      <w:r/>
       <w:r>
         <w:fldChar w:fldCharType="end"/>
       </w:r>
-      <w:r/>
       <w:r/>
     </w:p>
     <w:p>
@@ -13011,10 +13040,11 @@
         <w:rPr/>
       </w:pPr>
       <w:r/>
+      <w:bookmarkStart w:id="1" w:name="_Toc1"/>
       <w:r>
         <w:t xml:space="preserve">1 INTRODUÇÃO</w:t>
       </w:r>
-      <w:r/>
+      <w:bookmarkEnd w:id="1"/>
       <w:r/>
       <w:r/>
     </w:p>
@@ -13219,10 +13249,11 @@
         <w:rPr/>
       </w:pPr>
       <w:r/>
+      <w:bookmarkStart w:id="2" w:name="_Toc2"/>
       <w:r>
         <w:t xml:space="preserve">2 REVISÃO BIBLIOGRÁFICA</w:t>
       </w:r>
-      <w:r/>
+      <w:bookmarkEnd w:id="2"/>
       <w:r/>
       <w:r/>
     </w:p>
@@ -13271,10 +13302,11 @@
         <w:rPr/>
       </w:pPr>
       <w:r/>
+      <w:bookmarkStart w:id="3" w:name="_Toc3"/>
       <w:r>
         <w:t xml:space="preserve">2.1 CIDADES INTELIGENTES E RESILIENTES </w:t>
       </w:r>
-      <w:r/>
+      <w:bookmarkEnd w:id="3"/>
       <w:r/>
       <w:r/>
     </w:p>
@@ -13393,10 +13425,11 @@
         <w:rPr/>
       </w:pPr>
       <w:r/>
+      <w:bookmarkStart w:id="4" w:name="_Toc4"/>
       <w:r>
         <w:t xml:space="preserve">2.1.1 Fundamentos de Cidade Resiliente</w:t>
       </w:r>
-      <w:r/>
+      <w:bookmarkEnd w:id="4"/>
       <w:r/>
       <w:r/>
     </w:p>
@@ -13486,10 +13519,11 @@
         <w:rPr/>
       </w:pPr>
       <w:r/>
+      <w:bookmarkStart w:id="5" w:name="_Toc5"/>
       <w:r>
         <w:t xml:space="preserve">2.1.2 Zeladoria Pública e Gestão de Serviços</w:t>
       </w:r>
-      <w:r/>
+      <w:bookmarkEnd w:id="5"/>
       <w:r/>
       <w:r/>
     </w:p>
@@ -13546,10 +13580,11 @@
         <w:rPr/>
       </w:pPr>
       <w:r/>
+      <w:bookmarkStart w:id="6" w:name="_Toc6"/>
       <w:r>
         <w:t xml:space="preserve">2.1.3 Participação Cidadã por meio de Sistemas de Informação Automatizados</w:t>
       </w:r>
-      <w:r/>
+      <w:bookmarkEnd w:id="6"/>
       <w:r/>
       <w:r/>
     </w:p>
@@ -13737,13 +13772,14 @@
         <w:rPr/>
       </w:pPr>
       <w:r/>
+      <w:bookmarkStart w:id="7" w:name="_Toc7"/>
       <w:r>
         <w:rPr>
           <w:caps w:val="0"/>
         </w:rPr>
         <w:t xml:space="preserve">2.2 TRABALHOS RELACIONADOS</w:t>
       </w:r>
-      <w:r/>
+      <w:bookmarkEnd w:id="7"/>
       <w:r/>
       <w:r/>
     </w:p>
@@ -13928,7 +13964,6 @@
         <w:rPr/>
       </w:pPr>
       <w:r/>
-      <w:bookmarkStart w:id="1" w:name="_Toc1"/>
       <w:r>
         <w:t xml:space="preserve">FIGURA </w:t>
       </w:r>
@@ -13953,8 +13988,6 @@
       <w:r>
         <w:t xml:space="preserve">Colab</w:t>
       </w:r>
-      <w:r/>
-      <w:bookmarkEnd w:id="1"/>
       <w:r/>
       <w:r/>
     </w:p>
@@ -14091,7 +14124,6 @@
         <w:rPr/>
       </w:pPr>
       <w:r/>
-      <w:bookmarkStart w:id="2" w:name="_Toc2"/>
       <w:r>
         <w:t xml:space="preserve">FIGURA </w:t>
       </w:r>
@@ -14125,8 +14157,6 @@
       <w:r>
         <w:t xml:space="preserve">Colab</w:t>
       </w:r>
-      <w:r/>
-      <w:bookmarkEnd w:id="2"/>
       <w:r/>
       <w:r/>
     </w:p>
@@ -14349,7 +14379,6 @@
         <w:rPr/>
       </w:pPr>
       <w:r/>
-      <w:bookmarkStart w:id="3" w:name="_Toc3"/>
       <w:r>
         <w:t xml:space="preserve">FIGURA </w:t>
       </w:r>
@@ -14371,8 +14400,6 @@
       <w:r>
         <w:t xml:space="preserve"> - Seleção da unidade da federação na plataforma e-Ouve </w:t>
       </w:r>
-      <w:r/>
-      <w:bookmarkEnd w:id="3"/>
       <w:r/>
       <w:r/>
     </w:p>
@@ -14507,7 +14534,6 @@
         <w:rPr/>
       </w:pPr>
       <w:r/>
-      <w:bookmarkStart w:id="4" w:name="_Toc4"/>
       <w:r>
         <w:t xml:space="preserve">FIGURA </w:t>
       </w:r>
@@ -14529,8 +14555,6 @@
       <w:r>
         <w:t xml:space="preserve"> - Seleção de serviços na plataforma e-Ouve</w:t>
       </w:r>
-      <w:r/>
-      <w:bookmarkEnd w:id="4"/>
       <w:r/>
       <w:r/>
     </w:p>
@@ -14643,10 +14667,11 @@
         <w:rPr/>
       </w:pPr>
       <w:r/>
+      <w:bookmarkStart w:id="8" w:name="_Toc8"/>
       <w:r>
         <w:t xml:space="preserve">3 OBJETIVO DO PROJETO</w:t>
       </w:r>
-      <w:r/>
+      <w:bookmarkEnd w:id="8"/>
       <w:r/>
       <w:r/>
     </w:p>
@@ -14681,10 +14706,11 @@
         <w:rPr/>
       </w:pPr>
       <w:r/>
+      <w:bookmarkStart w:id="9" w:name="_Toc9"/>
       <w:r>
         <w:t xml:space="preserve">3.1 FORMULAÇÃO DO PROBLEMA</w:t>
       </w:r>
-      <w:r/>
+      <w:bookmarkEnd w:id="9"/>
       <w:r/>
       <w:r/>
     </w:p>
@@ -14771,10 +14797,11 @@
         <w:rPr/>
       </w:pPr>
       <w:r/>
+      <w:bookmarkStart w:id="10" w:name="_Toc10"/>
       <w:r>
         <w:t xml:space="preserve">3.2 OBJETIVOS </w:t>
       </w:r>
-      <w:r/>
+      <w:bookmarkEnd w:id="10"/>
       <w:r/>
       <w:r/>
     </w:p>
@@ -14910,10 +14937,11 @@
         <w:rPr/>
       </w:pPr>
       <w:r/>
+      <w:bookmarkStart w:id="11" w:name="_Toc11"/>
       <w:r>
         <w:t xml:space="preserve">3.3 JUSTIFICATIVA </w:t>
       </w:r>
-      <w:r/>
+      <w:bookmarkEnd w:id="11"/>
       <w:r/>
       <w:r/>
     </w:p>
@@ -14976,10 +15004,11 @@
         <w:rPr/>
       </w:pPr>
       <w:r/>
+      <w:bookmarkStart w:id="12" w:name="_Toc12"/>
       <w:r>
         <w:t xml:space="preserve">3.4 NÍVEIS DE DECISÃO E GRUPOS FUNCIONAIS ATENDIDOS</w:t>
       </w:r>
-      <w:r/>
+      <w:bookmarkEnd w:id="12"/>
       <w:r/>
       <w:r/>
     </w:p>
@@ -15049,10 +15078,11 @@
         <w:rPr/>
       </w:pPr>
       <w:r/>
+      <w:bookmarkStart w:id="13" w:name="_Toc13"/>
       <w:r>
         <w:t xml:space="preserve">3.5 ADERÊNCIA AOS OBJETIVOS DO DESENVOLVIMENTO SUSTENTÁVEL (ODS)</w:t>
       </w:r>
-      <w:r/>
+      <w:bookmarkEnd w:id="13"/>
       <w:r/>
       <w:r/>
     </w:p>
@@ -15237,10 +15267,11 @@
         <w:rPr/>
       </w:pPr>
       <w:r/>
+      <w:bookmarkStart w:id="14" w:name="_Toc14"/>
       <w:r>
         <w:t xml:space="preserve">3.6 MODELO DE NEGÓCIO PROPOSTO</w:t>
       </w:r>
-      <w:r/>
+      <w:bookmarkEnd w:id="14"/>
       <w:r/>
       <w:r/>
     </w:p>
@@ -15450,10 +15481,11 @@
         <w:rPr/>
       </w:pPr>
       <w:r/>
+      <w:bookmarkStart w:id="15" w:name="_Toc15"/>
       <w:r>
         <w:t xml:space="preserve">4 MÉTODOS GERENCIAIS</w:t>
       </w:r>
-      <w:r/>
+      <w:bookmarkEnd w:id="15"/>
       <w:r/>
       <w:r/>
     </w:p>
@@ -15488,10 +15520,11 @@
         <w:rPr/>
       </w:pPr>
       <w:r/>
+      <w:bookmarkStart w:id="16" w:name="_Toc16"/>
       <w:r>
         <w:t xml:space="preserve">4.1 GERENCIAMENTO DO PROJETO</w:t>
       </w:r>
-      <w:r/>
+      <w:bookmarkEnd w:id="16"/>
       <w:r/>
       <w:r/>
     </w:p>
@@ -16000,10 +16033,11 @@
         <w:rPr/>
       </w:pPr>
       <w:r/>
+      <w:bookmarkStart w:id="17" w:name="_Toc17"/>
       <w:r>
         <w:t xml:space="preserve">4.2 MODELO DE CICLO DE VIDA </w:t>
       </w:r>
-      <w:r/>
+      <w:bookmarkEnd w:id="17"/>
       <w:r/>
       <w:r/>
     </w:p>
@@ -16113,10 +16147,11 @@
         <w:rPr/>
       </w:pPr>
       <w:r/>
+      <w:bookmarkStart w:id="18" w:name="_Toc18"/>
       <w:r>
         <w:t xml:space="preserve">4.3 RECURSOS NECESSÁRIOS</w:t>
       </w:r>
-      <w:r/>
+      <w:bookmarkEnd w:id="18"/>
       <w:r/>
       <w:r/>
     </w:p>
@@ -16146,10 +16181,11 @@
         <w:rPr/>
       </w:pPr>
       <w:r/>
+      <w:bookmarkStart w:id="19" w:name="_Toc19"/>
       <w:r>
         <w:t xml:space="preserve">4.3.1 Recursos Humanos</w:t>
       </w:r>
-      <w:r/>
+      <w:bookmarkEnd w:id="19"/>
       <w:r/>
       <w:r/>
     </w:p>
@@ -16443,10 +16479,11 @@
         <w:rPr/>
       </w:pPr>
       <w:r/>
+      <w:bookmarkStart w:id="20" w:name="_Toc20"/>
       <w:r>
         <w:t xml:space="preserve">4.3.2 Recursos de Hardware</w:t>
       </w:r>
-      <w:r/>
+      <w:bookmarkEnd w:id="20"/>
       <w:r/>
       <w:r/>
     </w:p>
@@ -16553,10 +16590,11 @@
         <w:rPr/>
       </w:pPr>
       <w:r/>
+      <w:bookmarkStart w:id="21" w:name="_Toc21"/>
       <w:r>
         <w:t xml:space="preserve">4.3.3 Recursos de Software</w:t>
       </w:r>
-      <w:r/>
+      <w:bookmarkEnd w:id="21"/>
       <w:r/>
       <w:r/>
     </w:p>
@@ -16871,10 +16909,11 @@
         <w:rPr/>
       </w:pPr>
       <w:r/>
+      <w:bookmarkStart w:id="22" w:name="_Toc22"/>
       <w:r>
         <w:t xml:space="preserve">4.3.4 Outros Recursos</w:t>
       </w:r>
-      <w:r/>
+      <w:bookmarkEnd w:id="22"/>
       <w:r/>
       <w:r/>
     </w:p>
@@ -16943,10 +16982,11 @@
         <w:rPr/>
       </w:pPr>
       <w:r/>
+      <w:bookmarkStart w:id="23" w:name="_Toc23"/>
       <w:r>
         <w:t xml:space="preserve">4.4 RELATÓRIO DE DESEMPENHO </w:t>
       </w:r>
-      <w:r/>
+      <w:bookmarkEnd w:id="23"/>
       <w:r/>
       <w:r/>
     </w:p>
@@ -17278,10 +17318,11 @@
         <w:rPr/>
       </w:pPr>
       <w:r/>
+      <w:bookmarkStart w:id="24" w:name="_Toc24"/>
       <w:r>
         <w:t xml:space="preserve">4.5 GERENCIAMENTO DE CONFIGURAÇÃO</w:t>
       </w:r>
-      <w:r/>
+      <w:bookmarkEnd w:id="24"/>
       <w:r/>
       <w:r/>
     </w:p>
@@ -17317,13 +17358,14 @@
         <w:rPr/>
       </w:pPr>
       <w:r/>
+      <w:bookmarkStart w:id="25" w:name="_Toc25"/>
       <w:r>
         <w:t xml:space="preserve">4.5.1 Papéis e Responsabilidades</w:t>
       </w:r>
       <w:r>
         <w:tab/>
       </w:r>
-      <w:r/>
+      <w:bookmarkEnd w:id="25"/>
       <w:r/>
       <w:r/>
     </w:p>
@@ -17490,10 +17532,11 @@
         <w:rPr/>
       </w:pPr>
       <w:r/>
+      <w:bookmarkStart w:id="26" w:name="_Toc26"/>
       <w:r>
         <w:t xml:space="preserve">4.5.2 Identificação e Versionamento de Artefatos</w:t>
       </w:r>
-      <w:r/>
+      <w:bookmarkEnd w:id="26"/>
       <w:r/>
       <w:r/>
     </w:p>
@@ -17573,10 +17616,11 @@
         <w:rPr/>
       </w:pPr>
       <w:r/>
+      <w:bookmarkStart w:id="27" w:name="_Toc27"/>
       <w:r>
         <w:t xml:space="preserve">4.5.3 Organização do Repositório e Ferramentas</w:t>
       </w:r>
-      <w:r/>
+      <w:bookmarkEnd w:id="27"/>
       <w:r/>
       <w:r/>
     </w:p>
@@ -17832,7 +17876,6 @@
         <w:rPr/>
       </w:pPr>
       <w:r/>
-      <w:bookmarkStart w:id="5" w:name="_Toc5"/>
       <w:r>
         <w:t xml:space="preserve">FIGURA </w:t>
       </w:r>
@@ -17855,8 +17898,6 @@
         <w:t xml:space="preserve"> - Estrutura do repositório remoto no GitHub</w:t>
       </w:r>
       <w:r/>
-      <w:bookmarkEnd w:id="5"/>
-      <w:r/>
       <w:r/>
     </w:p>
     <w:p>
@@ -17881,10 +17922,11 @@
         <w:rPr/>
       </w:pPr>
       <w:r/>
+      <w:bookmarkStart w:id="28" w:name="_Toc28"/>
       <w:r>
         <w:t xml:space="preserve">5 ESPECIFICAÇÃO E ANÁLISE DOS REQUISITOS</w:t>
       </w:r>
-      <w:r/>
+      <w:bookmarkEnd w:id="28"/>
       <w:r/>
       <w:r/>
     </w:p>
@@ -17922,10 +17964,11 @@
         <w:rPr/>
       </w:pPr>
       <w:r/>
+      <w:bookmarkStart w:id="29" w:name="_Toc29"/>
       <w:r>
         <w:t xml:space="preserve">5.1 REQUISITOS DO SISTEMA DE SOFTWARE</w:t>
       </w:r>
-      <w:r/>
+      <w:bookmarkEnd w:id="29"/>
       <w:r/>
       <w:r/>
     </w:p>
@@ -17963,10 +18006,11 @@
         <w:rPr/>
       </w:pPr>
       <w:r/>
+      <w:bookmarkStart w:id="30" w:name="_Toc30"/>
       <w:r>
         <w:t xml:space="preserve">5.1.1 Requisitos Funcionais</w:t>
       </w:r>
-      <w:r/>
+      <w:bookmarkEnd w:id="30"/>
       <w:r/>
       <w:r/>
     </w:p>
@@ -18899,6 +18943,14 @@
           <w:szCs w:val="24"/>
         </w:rPr>
       </w:r>
+      <w:r>
+        <w:rPr>
+          <w:b/>
+          <w:bCs/>
+          <w:color w:val="000000"/>
+          <w:szCs w:val="24"/>
+        </w:rPr>
+      </w:r>
     </w:p>
     <w:p>
       <w:pPr>
@@ -18931,94 +18983,102 @@
           <w:szCs w:val="24"/>
         </w:rPr>
       </w:r>
-    </w:p>
-    <w:p>
-      <w:pPr>
-        <w:pBdr/>
-        <w:spacing/>
-        <w:ind/>
-        <w:rPr>
-          <w:color w:val="000000"/>
-        </w:rPr>
-      </w:pPr>
-      <w:r>
-        <w:rPr>
-          <w:color w:val="000000"/>
-        </w:rPr>
-        <w:t xml:space="preserve">Prioridade</w:t>
-      </w:r>
-      <w:r>
-        <w:rPr>
-          <w:b/>
-          <w:color w:val="000000"/>
-        </w:rPr>
-        <w:t xml:space="preserve">:</w:t>
-      </w:r>
-      <w:r>
-        <w:rPr>
-          <w:color w:val="000000"/>
-        </w:rPr>
-        <w:t xml:space="preserve"> essencial. </w:t>
-      </w:r>
-      <w:r>
-        <w:rPr>
-          <w:color w:val="000000"/>
-        </w:rPr>
-      </w:r>
-      <w:r>
-        <w:rPr>
-          <w:color w:val="000000"/>
-        </w:rPr>
-      </w:r>
-    </w:p>
-    <w:p>
-      <w:pPr>
-        <w:pBdr/>
-        <w:spacing/>
-        <w:ind/>
-        <w:rPr>
-          <w:color w:val="000000"/>
-          <w:szCs w:val="24"/>
-        </w:rPr>
-      </w:pPr>
-      <w:r>
-        <w:rPr>
-          <w:color w:val="000000"/>
-        </w:rPr>
-        <w:t xml:space="preserve">RF15 – </w:t>
-      </w:r>
-      <w:r>
-        <w:t xml:space="preserve">Gerenciamento de usuários</w:t>
-      </w:r>
-      <w:r>
-        <w:rPr>
-          <w:color w:val="000000"/>
-          <w:szCs w:val="24"/>
-        </w:rPr>
-      </w:r>
-      <w:r>
-        <w:rPr>
-          <w:color w:val="000000"/>
-          <w:szCs w:val="24"/>
-        </w:rPr>
-      </w:r>
-    </w:p>
-    <w:p>
-      <w:pPr>
-        <w:pBdr/>
-        <w:spacing/>
-        <w:ind/>
+      <w:r>
         <w:rPr>
           <w:b/>
           <w:bCs/>
           <w:color w:val="000000"/>
           <w:szCs w:val="24"/>
         </w:rPr>
-      </w:pPr>
-      <w:r>
+      </w:r>
+    </w:p>
+    <w:p>
+      <w:pPr>
+        <w:pBdr/>
+        <w:spacing/>
+        <w:ind/>
         <w:rPr>
           <w:color w:val="000000"/>
         </w:rPr>
+      </w:pPr>
+      <w:r>
+        <w:rPr>
+          <w:color w:val="000000"/>
+        </w:rPr>
+        <w:t xml:space="preserve">Prioridade</w:t>
+      </w:r>
+      <w:r>
+        <w:rPr>
+          <w:b/>
+          <w:color w:val="000000"/>
+        </w:rPr>
+        <w:t xml:space="preserve">:</w:t>
+      </w:r>
+      <w:r>
+        <w:rPr>
+          <w:color w:val="000000"/>
+        </w:rPr>
+        <w:t xml:space="preserve"> essencial. </w:t>
+      </w:r>
+      <w:r>
+        <w:rPr>
+          <w:color w:val="000000"/>
+        </w:rPr>
+      </w:r>
+      <w:r>
+        <w:rPr>
+          <w:color w:val="000000"/>
+        </w:rPr>
+      </w:r>
+    </w:p>
+    <w:p>
+      <w:pPr>
+        <w:pBdr/>
+        <w:spacing/>
+        <w:ind/>
+        <w:rPr>
+          <w:color w:val="000000"/>
+          <w:szCs w:val="24"/>
+        </w:rPr>
+      </w:pPr>
+      <w:r>
+        <w:rPr>
+          <w:color w:val="000000"/>
+        </w:rPr>
+        <w:t xml:space="preserve">RF15 – </w:t>
+      </w:r>
+      <w:r>
+        <w:t xml:space="preserve">Gerenciamento de usuários</w:t>
+      </w:r>
+      <w:r>
+        <w:rPr>
+          <w:color w:val="000000"/>
+          <w:szCs w:val="24"/>
+        </w:rPr>
+      </w:r>
+      <w:r>
+        <w:rPr>
+          <w:color w:val="000000"/>
+          <w:szCs w:val="24"/>
+        </w:rPr>
+      </w:r>
+    </w:p>
+    <w:p>
+      <w:pPr>
+        <w:pBdr/>
+        <w:spacing/>
+        <w:ind/>
+        <w:rPr>
+          <w:b/>
+          <w:bCs/>
+          <w:color w:val="000000"/>
+          <w:szCs w:val="24"/>
+        </w:rPr>
+      </w:pPr>
+      <w:r>
+        <w:rPr>
+          <w:color w:val="000000"/>
+        </w:rPr>
         <w:t xml:space="preserve">Descrição: o sistema deverá permitir qu</w:t>
       </w:r>
       <w:r>
@@ -19032,6 +19092,14 @@
           <w:color w:val="000000"/>
         </w:rPr>
         <w:t xml:space="preserve"> A partir da versão 1.15, a manutenção observa o alcance de cada perfil: o Super Administrador administra todas as contas do sistema, e o administrador municipal, exclusivamente as contas vinculadas ao seu município, nunca as de Super Administrador (RN10).</w:t>
+      </w:r>
+      <w:r>
+        <w:rPr>
+          <w:b/>
+          <w:bCs/>
+          <w:color w:val="000000"/>
+          <w:szCs w:val="24"/>
+        </w:rPr>
       </w:r>
       <w:r>
         <w:rPr>
@@ -19665,13 +19733,14 @@
         <w:rPr/>
       </w:pPr>
       <w:r/>
+      <w:bookmarkStart w:id="31" w:name="_Toc31"/>
       <w:r>
         <w:t xml:space="preserve">5.1.2 Requisitos </w:t>
       </w:r>
       <w:r>
         <w:t xml:space="preserve">não Funcionais</w:t>
       </w:r>
-      <w:r/>
+      <w:bookmarkEnd w:id="31"/>
       <w:r/>
       <w:r/>
     </w:p>
@@ -21034,10 +21103,11 @@
         <w:rPr/>
       </w:pPr>
       <w:r/>
+      <w:bookmarkStart w:id="32" w:name="_Toc32"/>
       <w:r>
         <w:t xml:space="preserve">5.1.3 Principais Regras de Negócio</w:t>
       </w:r>
-      <w:r/>
+      <w:bookmarkEnd w:id="32"/>
       <w:r/>
       <w:r/>
     </w:p>
@@ -21326,15 +21396,20 @@
           <w:color w:val="000000"/>
         </w:rPr>
       </w:r>
-    </w:p>
-    <w:p>
-      <w:pPr>
-        <w:pBdr/>
-        <w:spacing/>
-        <w:ind/>
+      <w:r>
         <w:rPr>
           <w:color w:val="000000"/>
         </w:rPr>
+      </w:r>
+    </w:p>
+    <w:p>
+      <w:pPr>
+        <w:pBdr/>
+        <w:spacing/>
+        <w:ind/>
+        <w:rPr>
+          <w:color w:val="000000"/>
+        </w:rPr>
       </w:pPr>
       <w:r>
         <w:t xml:space="preserve">O tratamento de uma ocorrência é privativo dos funcionários lotados no município do endereço da ocorrência: a alteração de estado, o encaminhamento a departamento e a conclusão são</w:t>
@@ -21350,15 +21425,20 @@
           <w:color w:val="000000"/>
         </w:rPr>
       </w:r>
-    </w:p>
-    <w:p>
-      <w:pPr>
-        <w:pBdr/>
-        <w:spacing/>
-        <w:ind/>
+      <w:r>
         <w:rPr>
           <w:color w:val="000000"/>
         </w:rPr>
+      </w:r>
+    </w:p>
+    <w:p>
+      <w:pPr>
+        <w:pBdr/>
+        <w:spacing/>
+        <w:ind/>
+        <w:rPr>
+          <w:color w:val="000000"/>
+        </w:rPr>
       </w:pPr>
       <w:r>
         <w:t xml:space="preserve">Relacionado aos requisitos: RF12, RF14, RF23 e RF24.</w:t>
@@ -21368,15 +21448,20 @@
           <w:color w:val="000000"/>
         </w:rPr>
       </w:r>
-    </w:p>
-    <w:p>
-      <w:pPr>
-        <w:pBdr/>
-        <w:spacing/>
-        <w:ind/>
+      <w:r>
         <w:rPr>
           <w:color w:val="000000"/>
         </w:rPr>
+      </w:r>
+    </w:p>
+    <w:p>
+      <w:pPr>
+        <w:pBdr/>
+        <w:spacing/>
+        <w:ind/>
+        <w:rPr>
+          <w:color w:val="000000"/>
+        </w:rPr>
       </w:pPr>
       <w:r>
         <w:t xml:space="preserve">RN08 – Unicidade dos departamentos</w:t>
@@ -21386,15 +21471,20 @@
           <w:color w:val="000000"/>
         </w:rPr>
       </w:r>
-    </w:p>
-    <w:p>
-      <w:pPr>
-        <w:pBdr/>
-        <w:spacing/>
-        <w:ind/>
+      <w:r>
         <w:rPr>
           <w:color w:val="000000"/>
         </w:rPr>
+      </w:r>
+    </w:p>
+    <w:p>
+      <w:pPr>
+        <w:pBdr/>
+        <w:spacing/>
+        <w:ind/>
+        <w:rPr>
+          <w:color w:val="000000"/>
+        </w:rPr>
       </w:pPr>
       <w:r>
         <w:t xml:space="preserve">O nome do departamento é único no âmbito de cada município, admitida a repetição do mesmo nome em municípios distintos, uma vez que</w:t>
@@ -21407,15 +21497,20 @@
           <w:color w:val="000000"/>
         </w:rPr>
       </w:r>
-    </w:p>
-    <w:p>
-      <w:pPr>
-        <w:pBdr/>
-        <w:spacing/>
-        <w:ind/>
+      <w:r>
         <w:rPr>
           <w:color w:val="000000"/>
         </w:rPr>
+      </w:r>
+    </w:p>
+    <w:p>
+      <w:pPr>
+        <w:pBdr/>
+        <w:spacing/>
+        <w:ind/>
+        <w:rPr>
+          <w:color w:val="000000"/>
+        </w:rPr>
       </w:pPr>
       <w:r>
         <w:t xml:space="preserve">Relacionado ao requisito: RF22.</w:t>
@@ -21425,15 +21520,20 @@
           <w:color w:val="000000"/>
         </w:rPr>
       </w:r>
-    </w:p>
-    <w:p>
-      <w:pPr>
-        <w:pBdr/>
-        <w:spacing/>
-        <w:ind/>
+      <w:r>
         <w:rPr>
           <w:color w:val="000000"/>
         </w:rPr>
+      </w:r>
+    </w:p>
+    <w:p>
+      <w:pPr>
+        <w:pBdr/>
+        <w:spacing/>
+        <w:ind/>
+        <w:rPr>
+          <w:color w:val="000000"/>
+        </w:rPr>
       </w:pPr>
       <w:r>
         <w:t xml:space="preserve">RN09 – Supressão de dados pessoais no encaminhamento</w:t>
@@ -21443,15 +21543,20 @@
           <w:color w:val="000000"/>
         </w:rPr>
       </w:r>
-    </w:p>
-    <w:p>
-      <w:pPr>
-        <w:pBdr/>
-        <w:spacing/>
-        <w:ind/>
+      <w:r>
         <w:rPr>
           <w:color w:val="000000"/>
         </w:rPr>
+      </w:r>
+    </w:p>
+    <w:p>
+      <w:pPr>
+        <w:pBdr/>
+        <w:spacing/>
+        <w:ind/>
+        <w:rPr>
+          <w:color w:val="000000"/>
+        </w:rPr>
       </w:pPr>
       <w:r>
         <w:t xml:space="preserve">A mensagem expedida ao departamento não conterá o nome, o endereço de correio eletrônico, o telefone ou qualquer outro dado que identifique o autor da ocorrência, ainda que a ocorrência seja identificada. A alteração do estado para “Em Andamento” e o regis</w:t>
@@ -21464,15 +21569,20 @@
           <w:color w:val="000000"/>
         </w:rPr>
       </w:r>
-    </w:p>
-    <w:p>
-      <w:pPr>
-        <w:pBdr/>
-        <w:spacing/>
-        <w:ind/>
+      <w:r>
         <w:rPr>
           <w:color w:val="000000"/>
         </w:rPr>
+      </w:r>
+    </w:p>
+    <w:p>
+      <w:pPr>
+        <w:pBdr/>
+        <w:spacing/>
+        <w:ind/>
+        <w:rPr>
+          <w:color w:val="000000"/>
+        </w:rPr>
       </w:pPr>
       <w:r>
         <w:t xml:space="preserve">Relacionado aos requisitos: RF23, RN03 e RN05.</w:t>
@@ -21482,15 +21592,20 @@
           <w:color w:val="000000"/>
         </w:rPr>
       </w:r>
-    </w:p>
-    <w:p>
-      <w:pPr>
-        <w:pBdr/>
-        <w:spacing/>
-        <w:ind/>
+      <w:r>
         <w:rPr>
           <w:color w:val="000000"/>
         </w:rPr>
+      </w:r>
+    </w:p>
+    <w:p>
+      <w:pPr>
+        <w:pBdr/>
+        <w:spacing/>
+        <w:ind/>
+        <w:rPr>
+          <w:color w:val="000000"/>
+        </w:rPr>
       </w:pPr>
       <w:r>
         <w:t xml:space="preserve">RN10 – Alcance da administração de contas</w:t>
@@ -21500,15 +21615,20 @@
           <w:color w:val="000000"/>
         </w:rPr>
       </w:r>
-    </w:p>
-    <w:p>
-      <w:pPr>
-        <w:pBdr/>
-        <w:spacing/>
-        <w:ind/>
+      <w:r>
         <w:rPr>
           <w:color w:val="000000"/>
         </w:rPr>
+      </w:r>
+    </w:p>
+    <w:p>
+      <w:pPr>
+        <w:pBdr/>
+        <w:spacing/>
+        <w:ind/>
+        <w:rPr>
+          <w:color w:val="000000"/>
+        </w:rPr>
       </w:pPr>
       <w:r>
         <w:t xml:space="preserve">A criação de contas de administrador e de Super Administrador é privativa do Super Administrador, a quem compete indicar o município de cada administrador. O administrador municipal cria, consulta, al</w:t>
@@ -21521,15 +21641,20 @@
           <w:color w:val="000000"/>
         </w:rPr>
       </w:r>
-    </w:p>
-    <w:p>
-      <w:pPr>
-        <w:pBdr/>
-        <w:spacing/>
-        <w:ind/>
+      <w:r>
         <w:rPr>
           <w:color w:val="000000"/>
         </w:rPr>
+      </w:r>
+    </w:p>
+    <w:p>
+      <w:pPr>
+        <w:pBdr/>
+        <w:spacing/>
+        <w:ind/>
+        <w:rPr>
+          <w:color w:val="000000"/>
+        </w:rPr>
       </w:pPr>
       <w:r>
         <w:t xml:space="preserve">Relacionado aos requisitos: RF14, RF15, RF19 e RF25.</w:t>
@@ -21539,6 +21664,11 @@
           <w:color w:val="000000"/>
         </w:rPr>
       </w:r>
+      <w:r>
+        <w:rPr>
+          <w:color w:val="000000"/>
+        </w:rPr>
+      </w:r>
     </w:p>
     <w:p>
       <w:pPr>
@@ -21559,10 +21689,11 @@
         <w:rPr/>
       </w:pPr>
       <w:r/>
+      <w:bookmarkStart w:id="33" w:name="_Toc33"/>
       <w:r>
         <w:t xml:space="preserve">5.2 ANÁLISE DOS REQUISITOS</w:t>
       </w:r>
-      <w:r/>
+      <w:bookmarkEnd w:id="33"/>
       <w:r/>
       <w:r/>
     </w:p>
@@ -21577,10 +21708,16 @@
         </w:rPr>
       </w:pPr>
       <w:r/>
+      <w:bookmarkStart w:id="34" w:name="_Toc34"/>
       <w:r>
         <w:t xml:space="preserve">5.2.1 Visão Funcional</w:t>
       </w:r>
-      <w:r/>
+      <w:r>
+        <w:rPr>
+          <w:color w:val="00b050"/>
+        </w:rPr>
+      </w:r>
+      <w:bookmarkEnd w:id="34"/>
       <w:r/>
       <w:r>
         <w:rPr>
@@ -21646,10 +21783,11 @@
         <w:rPr/>
       </w:pPr>
       <w:r/>
+      <w:bookmarkStart w:id="35" w:name="_Toc35"/>
       <w:r>
         <w:t xml:space="preserve">5.2.2 Modelo Conceitual dos Dados</w:t>
       </w:r>
-      <w:r/>
+      <w:bookmarkEnd w:id="35"/>
       <w:r/>
       <w:r/>
     </w:p>
@@ -21916,6 +22054,11 @@
           <w:color w:val="000000"/>
         </w:rPr>
       </w:r>
+      <w:r>
+        <w:rPr>
+          <w:color w:val="000000"/>
+        </w:rPr>
+      </w:r>
     </w:p>
     <w:p>
       <w:pPr>
@@ -22011,10 +22154,11 @@
         <w:rPr/>
       </w:pPr>
       <w:r/>
+      <w:bookmarkStart w:id="36" w:name="_Toc36"/>
       <w:r>
         <w:t xml:space="preserve">5.2.3 Modelo Inicial da Interface de Usuário</w:t>
       </w:r>
-      <w:r/>
+      <w:bookmarkEnd w:id="36"/>
       <w:r/>
       <w:r/>
     </w:p>
@@ -22201,10 +22345,11 @@
         <w:rPr/>
       </w:pPr>
       <w:r/>
+      <w:bookmarkStart w:id="37" w:name="_Toc37"/>
       <w:r>
         <w:t xml:space="preserve">6 ARQUITETURA E PROJETO DO SISTEMA DE SOFTWARE</w:t>
       </w:r>
-      <w:r/>
+      <w:bookmarkEnd w:id="37"/>
       <w:r/>
       <w:r/>
     </w:p>
@@ -22267,10 +22412,11 @@
         <w:rPr/>
       </w:pPr>
       <w:r/>
+      <w:bookmarkStart w:id="38" w:name="_Toc38"/>
       <w:r>
         <w:t xml:space="preserve">6.1 VISÃO ESTRUTURAL</w:t>
       </w:r>
-      <w:r/>
+      <w:bookmarkEnd w:id="38"/>
       <w:r/>
       <w:r/>
     </w:p>
@@ -22330,10 +22476,11 @@
         <w:rPr/>
       </w:pPr>
       <w:r/>
+      <w:bookmarkStart w:id="39" w:name="_Toc39"/>
       <w:r>
         <w:t xml:space="preserve">6.1.1 Diagrama de Pacotes</w:t>
       </w:r>
-      <w:r/>
+      <w:bookmarkEnd w:id="39"/>
       <w:r/>
       <w:r/>
     </w:p>
@@ -22579,6 +22726,11 @@
           <w:color w:val="000000"/>
         </w:rPr>
       </w:r>
+      <w:r>
+        <w:rPr>
+          <w:color w:val="000000"/>
+        </w:rPr>
+      </w:r>
     </w:p>
     <w:p>
       <w:pPr>
@@ -22589,10 +22741,11 @@
         <w:rPr/>
       </w:pPr>
       <w:r/>
+      <w:bookmarkStart w:id="40" w:name="_Toc40"/>
       <w:r>
         <w:t xml:space="preserve">6.1.2 Diagramas de Classes</w:t>
       </w:r>
-      <w:r/>
+      <w:bookmarkEnd w:id="40"/>
       <w:r/>
       <w:r/>
     </w:p>
@@ -22633,6 +22786,11 @@
           <w:color w:val="000000"/>
         </w:rPr>
       </w:r>
+      <w:r>
+        <w:rPr>
+          <w:color w:val="000000"/>
+        </w:rPr>
+      </w:r>
     </w:p>
     <w:p>
       <w:pPr>
@@ -22665,6 +22823,11 @@
           <w:color w:val="000000"/>
         </w:rPr>
       </w:r>
+      <w:r>
+        <w:rPr>
+          <w:color w:val="000000"/>
+        </w:rPr>
+      </w:r>
     </w:p>
     <w:p>
       <w:pPr>
@@ -22675,10 +22838,11 @@
         <w:rPr/>
       </w:pPr>
       <w:r/>
+      <w:bookmarkStart w:id="41" w:name="_Toc41"/>
       <w:r>
         <w:t xml:space="preserve">6.2 VISÃO COMPORTAMENTAL</w:t>
       </w:r>
-      <w:r/>
+      <w:bookmarkEnd w:id="41"/>
       <w:r/>
       <w:r/>
     </w:p>
@@ -22721,10 +22885,11 @@
         <w:rPr/>
       </w:pPr>
       <w:r/>
+      <w:bookmarkStart w:id="42" w:name="_Toc42"/>
       <w:r>
         <w:t xml:space="preserve">6.2.1 Projeto das Interações entre Objetos</w:t>
       </w:r>
-      <w:r/>
+      <w:bookmarkEnd w:id="42"/>
       <w:r/>
       <w:r/>
     </w:p>
@@ -22822,10 +22987,11 @@
         <w:rPr/>
       </w:pPr>
       <w:r/>
+      <w:bookmarkStart w:id="43" w:name="_Toc43"/>
       <w:r>
         <w:t xml:space="preserve">6.3 VISÃO DOS DADOS</w:t>
       </w:r>
-      <w:r/>
+      <w:bookmarkEnd w:id="43"/>
       <w:r/>
       <w:r/>
     </w:p>
@@ -22903,10 +23069,11 @@
         <w:rPr/>
       </w:pPr>
       <w:r/>
+      <w:bookmarkStart w:id="44" w:name="_Toc44"/>
       <w:r>
         <w:t xml:space="preserve">6.3.1 Modelo Lógico</w:t>
       </w:r>
-      <w:r/>
+      <w:bookmarkEnd w:id="44"/>
       <w:r/>
       <w:r/>
     </w:p>
@@ -23143,10 +23310,11 @@
         <w:rPr/>
       </w:pPr>
       <w:r/>
+      <w:bookmarkStart w:id="45" w:name="_Toc45"/>
       <w:r>
         <w:t xml:space="preserve">6.3.2 Dicionário de Dados do Modelo Lógico</w:t>
       </w:r>
-      <w:r/>
+      <w:bookmarkEnd w:id="45"/>
       <w:r/>
       <w:r/>
     </w:p>
@@ -23256,10 +23424,11 @@
         <w:rPr/>
       </w:pPr>
       <w:r/>
+      <w:bookmarkStart w:id="46" w:name="_Toc46"/>
       <w:r>
         <w:t xml:space="preserve">6.4 PROJETO DA INTERAÇÃO HUMANO-COMPUTADOR</w:t>
       </w:r>
-      <w:r/>
+      <w:bookmarkEnd w:id="46"/>
       <w:r/>
       <w:r/>
     </w:p>
@@ -23342,10 +23511,11 @@
         <w:rPr/>
       </w:pPr>
       <w:r/>
+      <w:bookmarkStart w:id="47" w:name="_Toc47"/>
       <w:r>
         <w:t xml:space="preserve">6.4.1 Perfil de Usuário</w:t>
       </w:r>
-      <w:r/>
+      <w:bookmarkEnd w:id="47"/>
       <w:r/>
       <w:r/>
     </w:p>
@@ -23453,6 +23623,11 @@
           <w:highlight w:val="yellow"/>
         </w:rPr>
       </w:r>
+      <w:r>
+        <w:rPr>
+          <w:highlight w:val="yellow"/>
+        </w:rPr>
+      </w:r>
     </w:p>
     <w:p>
       <w:pPr>
@@ -23480,6 +23655,11 @@
           <w:szCs w:val="24"/>
         </w:rPr>
         <w:t xml:space="preserve"> administração pública. Essa diversidade de perfis é enriquecedora, pois indica que o projeto "Fala, Cidade!" desperta o interesse tanto da população que relatará as ocorrências quanto dos profissionais que atuarão na recepção e gestão dessas solicitações.</w:t>
+      </w:r>
+      <w:r>
+        <w:rPr>
+          <w:szCs w:val="24"/>
+        </w:rPr>
       </w:r>
       <w:r>
         <w:rPr>
@@ -23579,7 +23759,6 @@
         <w:rPr/>
       </w:pPr>
       <w:r/>
-      <w:bookmarkStart w:id="6" w:name="_Toc6"/>
       <w:r>
         <w:t xml:space="preserve">FIGURA </w:t>
       </w:r>
@@ -23608,8 +23787,6 @@
         <w:t xml:space="preserve"> de usuário do respondente</w:t>
       </w:r>
       <w:r/>
-      <w:bookmarkEnd w:id="6"/>
-      <w:r/>
       <w:r/>
     </w:p>
     <w:p>
@@ -23642,6 +23819,11 @@
           <w:szCs w:val="24"/>
         </w:rPr>
         <w:t xml:space="preserve">idencia uma clara lacuna na comunicação digital entre a população e os órgãos públicos. O alto índice de respostas negativas valida a necessidade, a relevância e o potencial de adoção de um sistema acessível e eficiente para facilitar o engajamento cívico.</w:t>
+      </w:r>
+      <w:r>
+        <w:rPr>
+          <w:szCs w:val="24"/>
+        </w:rPr>
       </w:r>
       <w:r>
         <w:rPr>
@@ -23770,7 +23952,6 @@
         <w:rPr/>
       </w:pPr>
       <w:r/>
-      <w:bookmarkStart w:id="7" w:name="_Toc7"/>
       <w:r>
         <w:t xml:space="preserve">FIGURA </w:t>
       </w:r>
@@ -23799,8 +23980,6 @@
         <w:t xml:space="preserve"> com aplicativos para registro de problemas da cidade</w:t>
       </w:r>
       <w:r/>
-      <w:bookmarkEnd w:id="7"/>
-      <w:r/>
       <w:r/>
     </w:p>
     <w:p>
@@ -23839,6 +24018,11 @@
           <w:szCs w:val="24"/>
         </w:rPr>
         <w:t xml:space="preserve">s — a ausência de retorno do poder público — e reforça que a adesão ao sistema depende menos do registro em si do que da resposta dada a ele, necessidade atendida pelo acompanhamento de protocolo (RF11) e pela notificação do autor a cada mudança de status.</w:t>
+      </w:r>
+      <w:r>
+        <w:rPr>
+          <w:szCs w:val="24"/>
+        </w:rPr>
       </w:r>
       <w:r>
         <w:rPr>
@@ -23938,7 +24122,6 @@
         <w:rPr/>
       </w:pPr>
       <w:r/>
-      <w:bookmarkStart w:id="8" w:name="_Toc8"/>
       <w:r>
         <w:t xml:space="preserve">FIGURA </w:t>
       </w:r>
@@ -23961,8 +24144,6 @@
         <w:t xml:space="preserve"> – Possibilidade de uso de um aplicativo para registrar ocorrências da cidade.</w:t>
       </w:r>
       <w:r/>
-      <w:bookmarkEnd w:id="8"/>
-      <w:r/>
       <w:r/>
     </w:p>
     <w:p>
@@ -24017,10 +24198,11 @@
         <w:rPr/>
       </w:pPr>
       <w:r/>
+      <w:bookmarkStart w:id="48" w:name="_Toc48"/>
       <w:r>
         <w:t xml:space="preserve">6.4.2 Projeto da Interface de Usuário</w:t>
       </w:r>
-      <w:r/>
+      <w:bookmarkEnd w:id="48"/>
       <w:r/>
       <w:r/>
     </w:p>
@@ -24157,10 +24339,11 @@
         <w:rPr/>
       </w:pPr>
       <w:r/>
+      <w:bookmarkStart w:id="49" w:name="_Toc49"/>
       <w:r>
         <w:t xml:space="preserve">6.4.3 Heurísticas de Usabilidade</w:t>
       </w:r>
-      <w:r/>
+      <w:bookmarkEnd w:id="49"/>
       <w:r/>
       <w:r/>
     </w:p>
@@ -24432,7 +24615,6 @@
         <w:rPr/>
       </w:pPr>
       <w:r/>
-      <w:bookmarkStart w:id="9" w:name="_Toc9"/>
       <w:r>
         <w:t xml:space="preserve">FIGURA </w:t>
       </w:r>
@@ -24454,8 +24636,6 @@
       <w:r>
         <w:t xml:space="preserve"> – Tela inicial: visibilidade do estado das ocorrências e correspondência com o mundo real</w:t>
       </w:r>
-      <w:r/>
-      <w:bookmarkEnd w:id="9"/>
       <w:r/>
       <w:r/>
     </w:p>
@@ -24577,7 +24757,6 @@
         <w:rPr/>
       </w:pPr>
       <w:r/>
-      <w:bookmarkStart w:id="10" w:name="_Toc10"/>
       <w:r>
         <w:t xml:space="preserve">FIGURA </w:t>
       </w:r>
@@ -24599,8 +24778,6 @@
       <w:r>
         <w:t xml:space="preserve"> – Registro de ocorrência: prevenção de erros e reconhecimento em lugar de memorização</w:t>
       </w:r>
-      <w:r/>
-      <w:bookmarkEnd w:id="10"/>
       <w:r/>
       <w:r/>
     </w:p>
@@ -24722,7 +24899,6 @@
         <w:rPr/>
       </w:pPr>
       <w:r/>
-      <w:bookmarkStart w:id="11" w:name="_Toc11"/>
       <w:r>
         <w:t xml:space="preserve">FIGURA </w:t>
       </w:r>
@@ -24744,8 +24920,6 @@
       <w:r>
         <w:t xml:space="preserve"> – Painel de gestão: flexibilidade, eficiência de uso e consistência dos padrões</w:t>
       </w:r>
-      <w:r/>
-      <w:bookmarkEnd w:id="11"/>
       <w:r/>
       <w:r/>
     </w:p>
@@ -24867,7 +25041,6 @@
         <w:rPr/>
       </w:pPr>
       <w:r/>
-      <w:bookmarkStart w:id="12" w:name="_Toc12"/>
       <w:r>
         <w:t xml:space="preserve">FIGURA </w:t>
       </w:r>
@@ -24889,8 +25062,6 @@
       <w:r>
         <w:t xml:space="preserve"> – Tela inicial: seletor de município, mapa e indicadores do território em exibição</w:t>
       </w:r>
-      <w:r/>
-      <w:bookmarkEnd w:id="12"/>
       <w:r/>
       <w:r/>
     </w:p>
@@ -25012,7 +25183,6 @@
         <w:rPr/>
       </w:pPr>
       <w:r/>
-      <w:bookmarkStart w:id="13" w:name="_Toc13"/>
       <w:r>
         <w:t xml:space="preserve">FIGURA </w:t>
       </w:r>
@@ -25034,8 +25204,6 @@
       <w:r>
         <w:t xml:space="preserve"> – Registro de ocorrência: preenchimento assistido do território e aviso de município sem equipe</w:t>
       </w:r>
-      <w:r/>
-      <w:bookmarkEnd w:id="13"/>
       <w:r/>
       <w:r/>
     </w:p>
@@ -25157,7 +25325,6 @@
         <w:rPr/>
       </w:pPr>
       <w:r/>
-      <w:bookmarkStart w:id="14" w:name="_Toc14"/>
       <w:r>
         <w:t xml:space="preserve">FIGURA </w:t>
       </w:r>
@@ -25179,8 +25346,6 @@
       <w:r>
         <w:t xml:space="preserve"> – Detalhe da ocorrência: encaminhamento ao departamento responsável</w:t>
       </w:r>
-      <w:r/>
-      <w:bookmarkEnd w:id="14"/>
       <w:r/>
       <w:r/>
     </w:p>
@@ -25302,7 +25467,6 @@
         <w:rPr/>
       </w:pPr>
       <w:r/>
-      <w:bookmarkStart w:id="15" w:name="_Toc15"/>
       <w:r>
         <w:t xml:space="preserve">FIGURA </w:t>
       </w:r>
@@ -25324,8 +25488,6 @@
       <w:r>
         <w:t xml:space="preserve"> – Cadastro de contas: perfis disponíveis conforme quem cadastra</w:t>
       </w:r>
-      <w:r/>
-      <w:bookmarkEnd w:id="15"/>
       <w:r/>
       <w:r/>
     </w:p>
@@ -25362,10 +25524,11 @@
         <w:rPr/>
       </w:pPr>
       <w:r/>
+      <w:bookmarkStart w:id="50" w:name="_Toc50"/>
       <w:r>
         <w:t xml:space="preserve">6.4.4 Projeto da Acessibilidade</w:t>
       </w:r>
-      <w:r/>
+      <w:bookmarkEnd w:id="50"/>
       <w:r/>
       <w:r/>
     </w:p>
@@ -25499,10 +25662,11 @@
         <w:rPr/>
       </w:pPr>
       <w:r/>
+      <w:bookmarkStart w:id="51" w:name="_Toc51"/>
       <w:r>
         <w:t xml:space="preserve">6.5 PROJETO DO SISTEMA DISTRIBUÍDO</w:t>
       </w:r>
-      <w:r/>
+      <w:bookmarkEnd w:id="51"/>
       <w:r/>
       <w:r/>
     </w:p>
@@ -25649,10 +25813,11 @@
         <w:rPr/>
       </w:pPr>
       <w:r/>
+      <w:bookmarkStart w:id="52" w:name="_Toc52"/>
       <w:r>
         <w:t xml:space="preserve">7 IMPLEMENTAÇÃO DO SISTEMA DE SOFTWARE</w:t>
       </w:r>
-      <w:r/>
+      <w:bookmarkEnd w:id="52"/>
       <w:r/>
       <w:r/>
     </w:p>
@@ -25690,10 +25855,11 @@
         <w:rPr/>
       </w:pPr>
       <w:r/>
+      <w:bookmarkStart w:id="53" w:name="_Toc53"/>
       <w:r>
         <w:t xml:space="preserve">7.1 COMPONENTES DO SISTEMA DE SOFTWARE</w:t>
       </w:r>
-      <w:r/>
+      <w:bookmarkEnd w:id="53"/>
       <w:r/>
       <w:r/>
     </w:p>
@@ -25797,10 +25963,11 @@
         <w:rPr/>
       </w:pPr>
       <w:r/>
+      <w:bookmarkStart w:id="54" w:name="_Toc54"/>
       <w:r>
         <w:t xml:space="preserve">7.2 TECNOLOGIAS DE IMPLEMENTAÇÃO</w:t>
       </w:r>
-      <w:r/>
+      <w:bookmarkEnd w:id="54"/>
       <w:r/>
       <w:r/>
     </w:p>
@@ -25835,10 +26002,11 @@
         <w:rPr/>
       </w:pPr>
       <w:r/>
+      <w:bookmarkStart w:id="55" w:name="_Toc55"/>
       <w:r>
         <w:t xml:space="preserve">7.2.1 Linguagens de Programação e Frameworks Adotados</w:t>
       </w:r>
-      <w:r/>
+      <w:bookmarkEnd w:id="55"/>
       <w:r/>
       <w:r/>
     </w:p>
@@ -25927,10 +26095,11 @@
         <w:rPr/>
       </w:pPr>
       <w:r/>
+      <w:bookmarkStart w:id="56" w:name="_Toc56"/>
       <w:r>
         <w:t xml:space="preserve">7.2.2 Design Patterns Aplicados</w:t>
       </w:r>
-      <w:r/>
+      <w:bookmarkEnd w:id="56"/>
       <w:r/>
       <w:r/>
     </w:p>
@@ -26169,10 +26338,11 @@
         <w:rPr/>
       </w:pPr>
       <w:r/>
+      <w:bookmarkStart w:id="57" w:name="_Toc57"/>
       <w:r>
         <w:t xml:space="preserve">7.2.3 Convenções e Guias para Codificação</w:t>
       </w:r>
-      <w:r/>
+      <w:bookmarkEnd w:id="57"/>
       <w:r/>
       <w:r/>
     </w:p>
@@ -26264,10 +26434,11 @@
         <w:rPr/>
       </w:pPr>
       <w:r/>
+      <w:bookmarkStart w:id="58" w:name="_Toc58"/>
       <w:r>
         <w:t xml:space="preserve">7.2.4 Estrutura Física do Banco de Dados</w:t>
       </w:r>
-      <w:r/>
+      <w:bookmarkEnd w:id="58"/>
       <w:r/>
       <w:r/>
     </w:p>
@@ -26371,10 +26542,11 @@
         <w:rPr/>
       </w:pPr>
       <w:r/>
+      <w:bookmarkStart w:id="59" w:name="_Toc59"/>
       <w:r>
         <w:t xml:space="preserve">7.3 ANÁLISE DE COMPLEXIDADE ALGORÍTMICA</w:t>
       </w:r>
-      <w:r/>
+      <w:bookmarkEnd w:id="59"/>
       <w:r/>
       <w:r/>
     </w:p>
@@ -26607,10 +26779,11 @@
         <w:rPr/>
       </w:pPr>
       <w:r/>
+      <w:bookmarkStart w:id="60" w:name="_Toc60"/>
       <w:r>
         <w:t xml:space="preserve">8 PLANO DE TESTES</w:t>
       </w:r>
-      <w:r/>
+      <w:bookmarkEnd w:id="60"/>
       <w:r/>
       <w:r/>
     </w:p>
@@ -26651,10 +26824,11 @@
         <w:rPr/>
       </w:pPr>
       <w:r/>
+      <w:bookmarkStart w:id="61" w:name="_Toc61"/>
       <w:r>
         <w:t xml:space="preserve">8.1 FINALIDADE</w:t>
       </w:r>
-      <w:r/>
+      <w:bookmarkEnd w:id="61"/>
       <w:r/>
       <w:r/>
     </w:p>
@@ -26740,10 +26914,11 @@
         <w:rPr/>
       </w:pPr>
       <w:r/>
+      <w:bookmarkStart w:id="62" w:name="_Toc62"/>
       <w:r>
         <w:t xml:space="preserve">8.2 ESCOPO</w:t>
       </w:r>
-      <w:r/>
+      <w:bookmarkEnd w:id="62"/>
       <w:r/>
       <w:r/>
     </w:p>
@@ -26778,10 +26953,11 @@
         <w:rPr/>
       </w:pPr>
       <w:r/>
+      <w:bookmarkStart w:id="63" w:name="_Toc63"/>
       <w:r>
         <w:t xml:space="preserve">8.2.1 Referências aos Documentos Relevantes</w:t>
       </w:r>
-      <w:r/>
+      <w:bookmarkEnd w:id="63"/>
       <w:r/>
       <w:r/>
     </w:p>
@@ -27198,7 +27374,6 @@
         <w:ind/>
         <w:rPr/>
       </w:pPr>
-      <w:r/>
       <w:r>
         <w:t xml:space="preserve">QUADRO </w:t>
       </w:r>
@@ -27214,7 +27389,6 @@
       <w:r>
         <w:t xml:space="preserve">1</w:t>
       </w:r>
-      <w:r/>
       <w:r>
         <w:fldChar w:fldCharType="end"/>
       </w:r>
@@ -27222,8 +27396,6 @@
         <w:t xml:space="preserve"> – Documentos relevantes para testes</w:t>
       </w:r>
       <w:r/>
-      <w:r/>
-      <w:r/>
     </w:p>
     <w:p>
       <w:pPr>
@@ -27244,10 +27416,11 @@
         <w:rPr/>
       </w:pPr>
       <w:r/>
+      <w:bookmarkStart w:id="64" w:name="_Toc64"/>
       <w:r>
         <w:t xml:space="preserve">8.2.2 Ambiente para a Realização dos Testes</w:t>
       </w:r>
-      <w:r/>
+      <w:bookmarkEnd w:id="64"/>
       <w:r/>
       <w:r/>
     </w:p>
@@ -27680,7 +27853,6 @@
         <w:ind/>
         <w:rPr/>
       </w:pPr>
-      <w:r/>
       <w:r>
         <w:t xml:space="preserve">QUADRO </w:t>
       </w:r>
@@ -27696,15 +27868,12 @@
       <w:r>
         <w:t xml:space="preserve">2</w:t>
       </w:r>
-      <w:r/>
       <w:r>
         <w:fldChar w:fldCharType="end"/>
       </w:r>
       <w:r>
         <w:t xml:space="preserve"> – Equipamentos para a realização dos testes</w:t>
       </w:r>
-      <w:r/>
-      <w:r/>
       <w:r/>
     </w:p>
     <w:p>
@@ -28371,7 +28540,6 @@
         <w:ind/>
         <w:rPr/>
       </w:pPr>
-      <w:r/>
       <w:r>
         <w:t xml:space="preserve">QUADRO </w:t>
       </w:r>
@@ -28387,7 +28555,6 @@
       <w:r>
         <w:t xml:space="preserve">3</w:t>
       </w:r>
-      <w:r/>
       <w:r>
         <w:fldChar w:fldCharType="end"/>
       </w:r>
@@ -28395,8 +28562,6 @@
         <w:t xml:space="preserve"> – Softwares para a realização dos testes</w:t>
       </w:r>
       <w:r/>
-      <w:r/>
-      <w:r/>
     </w:p>
     <w:p>
       <w:pPr>
@@ -28417,10 +28582,11 @@
         <w:rPr/>
       </w:pPr>
       <w:r/>
+      <w:bookmarkStart w:id="65" w:name="_Toc65"/>
       <w:r>
         <w:t xml:space="preserve">8.3 ESPECIFICAÇÃO DOS CASOS DE TESTES</w:t>
       </w:r>
-      <w:r/>
+      <w:bookmarkEnd w:id="65"/>
       <w:r/>
       <w:r/>
     </w:p>
@@ -28503,10 +28669,11 @@
         <w:rPr/>
       </w:pPr>
       <w:r/>
+      <w:bookmarkStart w:id="66" w:name="_Toc66"/>
       <w:r>
         <w:t xml:space="preserve">8.4 RESULTADOS DOS TESTES</w:t>
       </w:r>
-      <w:r/>
+      <w:bookmarkEnd w:id="66"/>
       <w:r/>
       <w:r/>
     </w:p>
@@ -28649,10 +28816,11 @@
         <w:rPr/>
       </w:pPr>
       <w:r/>
+      <w:bookmarkStart w:id="67" w:name="_Toc67"/>
       <w:r>
         <w:t xml:space="preserve">9 PLANO PARA IMPLANTAÇÃO</w:t>
       </w:r>
-      <w:r/>
+      <w:bookmarkEnd w:id="67"/>
       <w:r/>
       <w:r/>
     </w:p>
@@ -28687,10 +28855,11 @@
         <w:rPr/>
       </w:pPr>
       <w:r/>
+      <w:bookmarkStart w:id="68" w:name="_Toc68"/>
       <w:r>
         <w:t xml:space="preserve">9.1 METODOLOGIA</w:t>
       </w:r>
-      <w:r/>
+      <w:bookmarkEnd w:id="68"/>
       <w:r/>
       <w:r/>
     </w:p>
@@ -28703,10 +28872,11 @@
         <w:rPr/>
       </w:pPr>
       <w:r/>
+      <w:bookmarkStart w:id="69" w:name="_Toc69"/>
       <w:r>
         <w:t xml:space="preserve">9.1.1 Descrição da Metodologia</w:t>
       </w:r>
-      <w:r/>
+      <w:bookmarkEnd w:id="69"/>
       <w:r/>
       <w:r/>
     </w:p>
@@ -28719,10 +28889,11 @@
         <w:rPr/>
       </w:pPr>
       <w:r/>
+      <w:bookmarkStart w:id="70" w:name="_Toc70"/>
       <w:r>
         <w:t xml:space="preserve">9.1.2 Matriz de Responsabilidade</w:t>
       </w:r>
-      <w:r/>
+      <w:bookmarkEnd w:id="70"/>
       <w:r/>
       <w:r/>
     </w:p>
@@ -28735,10 +28906,11 @@
         <w:rPr/>
       </w:pPr>
       <w:r/>
+      <w:bookmarkStart w:id="71" w:name="_Toc71"/>
       <w:r>
         <w:t xml:space="preserve">9.2 TREINAMENTO PREVISTO</w:t>
       </w:r>
-      <w:r/>
+      <w:bookmarkEnd w:id="71"/>
       <w:r/>
       <w:r/>
     </w:p>
@@ -28751,10 +28923,11 @@
         <w:rPr/>
       </w:pPr>
       <w:r/>
+      <w:bookmarkStart w:id="72" w:name="_Toc72"/>
       <w:r>
         <w:t xml:space="preserve">9.3 CRONOGRAMA DE IMPLANTAÇÃO</w:t>
       </w:r>
-      <w:r/>
+      <w:bookmarkEnd w:id="72"/>
       <w:r/>
       <w:r/>
     </w:p>
@@ -28767,10 +28940,11 @@
         <w:rPr/>
       </w:pPr>
       <w:r/>
+      <w:bookmarkStart w:id="73" w:name="_Toc73"/>
       <w:r>
         <w:t xml:space="preserve">9.4 RECURSOS DE APOIO À IMPLANTAÇÃO</w:t>
       </w:r>
-      <w:r/>
+      <w:bookmarkEnd w:id="73"/>
       <w:r/>
       <w:r/>
     </w:p>
@@ -28783,10 +28957,11 @@
         <w:rPr/>
       </w:pPr>
       <w:r/>
+      <w:bookmarkStart w:id="74" w:name="_Toc74"/>
       <w:r>
         <w:t xml:space="preserve">9.5 VISÃO DA IMPLANTAÇÃO</w:t>
       </w:r>
-      <w:r/>
+      <w:bookmarkEnd w:id="74"/>
       <w:r/>
       <w:r/>
     </w:p>
@@ -28809,10 +28984,11 @@
         <w:rPr/>
       </w:pPr>
       <w:r/>
+      <w:bookmarkStart w:id="75" w:name="_Toc75"/>
       <w:r>
         <w:t xml:space="preserve">10 CONCLUSÃO</w:t>
       </w:r>
-      <w:r/>
+      <w:bookmarkEnd w:id="75"/>
       <w:r/>
       <w:r/>
     </w:p>
@@ -29150,10 +29326,11 @@
         <w:rPr/>
       </w:pPr>
       <w:r/>
+      <w:bookmarkStart w:id="76" w:name="_Toc76"/>
       <w:r>
         <w:t xml:space="preserve">REFERÊNCIAS</w:t>
       </w:r>
-      <w:r/>
+      <w:bookmarkEnd w:id="76"/>
       <w:r/>
       <w:r/>
     </w:p>
@@ -29494,13 +29671,14 @@
         <w:rPr/>
       </w:pPr>
       <w:r/>
+      <w:bookmarkStart w:id="77" w:name="_Toc77"/>
       <w:r>
         <w:br w:type="page" w:clear="all"/>
       </w:r>
       <w:r>
         <w:t xml:space="preserve">OBRAS CONSULTADAS </w:t>
       </w:r>
-      <w:r/>
+      <w:bookmarkEnd w:id="77"/>
       <w:r/>
       <w:r/>
     </w:p>
@@ -29620,10 +29798,11 @@
         <w:rPr/>
       </w:pPr>
       <w:r/>
+      <w:bookmarkStart w:id="78" w:name="_Toc78"/>
       <w:r>
         <w:t xml:space="preserve">APÊNDICE A – GESTÃO DO PROJETO</w:t>
       </w:r>
-      <w:r/>
+      <w:bookmarkEnd w:id="78"/>
       <w:r/>
       <w:r/>
     </w:p>
@@ -29655,10 +29834,11 @@
         <w:rPr/>
       </w:pPr>
       <w:r/>
+      <w:bookmarkStart w:id="79" w:name="_Toc79"/>
       <w:r>
         <w:t xml:space="preserve">APÊNDICE B – RELATÓRIO DE DESEMPENHO</w:t>
       </w:r>
-      <w:r/>
+      <w:bookmarkEnd w:id="79"/>
       <w:r/>
       <w:r/>
     </w:p>
@@ -29690,10 +29870,11 @@
         <w:rPr/>
       </w:pPr>
       <w:r/>
+      <w:bookmarkStart w:id="80" w:name="_Toc80"/>
       <w:r>
         <w:t xml:space="preserve">APÊNDICE C – VISÃO FUNCIONAL</w:t>
       </w:r>
-      <w:r/>
+      <w:bookmarkEnd w:id="80"/>
       <w:r/>
       <w:r/>
     </w:p>
@@ -29725,10 +29906,11 @@
         <w:rPr/>
       </w:pPr>
       <w:r/>
+      <w:bookmarkStart w:id="81" w:name="_Toc81"/>
       <w:r>
         <w:t xml:space="preserve">APÊNDICE D – VISÃO DOS DADOS</w:t>
       </w:r>
-      <w:r/>
+      <w:bookmarkEnd w:id="81"/>
       <w:r/>
       <w:r/>
     </w:p>
@@ -29773,10 +29955,11 @@
         <w:rPr/>
       </w:pPr>
       <w:r/>
+      <w:bookmarkStart w:id="82" w:name="_Toc82"/>
       <w:r>
         <w:t xml:space="preserve">APÊNDICE E – MODELO INICIAL DA INTERFACE DE USUÁRIO</w:t>
       </w:r>
-      <w:r/>
+      <w:bookmarkEnd w:id="82"/>
       <w:r/>
       <w:r/>
     </w:p>
@@ -29830,10 +30013,11 @@
         <w:rPr/>
       </w:pPr>
       <w:r/>
+      <w:bookmarkStart w:id="83" w:name="_Toc83"/>
       <w:r>
         <w:t xml:space="preserve">APÊNDICE F – VISÕES ESTRUTURAL E COMPORTAMENTAL</w:t>
       </w:r>
-      <w:r/>
+      <w:bookmarkEnd w:id="83"/>
       <w:r/>
       <w:r/>
     </w:p>
@@ -29903,10 +30087,11 @@
         <w:rPr/>
       </w:pPr>
       <w:r/>
+      <w:bookmarkStart w:id="84" w:name="_Toc84"/>
       <w:r>
         <w:t xml:space="preserve">APÊNDICE G – ENTREVISTAS COM USUÁRIOS</w:t>
       </w:r>
-      <w:r/>
+      <w:bookmarkEnd w:id="84"/>
       <w:r/>
       <w:r/>
     </w:p>
@@ -29949,10 +30134,11 @@
         <w:rPr/>
       </w:pPr>
       <w:r/>
+      <w:bookmarkStart w:id="85" w:name="_Toc85"/>
       <w:r>
         <w:t xml:space="preserve">APÊNDICE H – MODELO DE NEGÓCIO</w:t>
       </w:r>
-      <w:r/>
+      <w:bookmarkEnd w:id="85"/>
       <w:r/>
       <w:r/>
     </w:p>
@@ -29991,10 +30177,11 @@
         <w:rPr/>
       </w:pPr>
       <w:r/>
+      <w:bookmarkStart w:id="86" w:name="_Toc86"/>
       <w:r>
         <w:t xml:space="preserve">APÊNDICE I – PROJETO DO SISTEMA DISTRIBUÍDO</w:t>
       </w:r>
-      <w:r/>
+      <w:bookmarkEnd w:id="86"/>
       <w:r/>
       <w:r/>
     </w:p>
@@ -30030,10 +30217,11 @@
         <w:rPr/>
       </w:pPr>
       <w:r/>
+      <w:bookmarkStart w:id="87" w:name="_Toc87"/>
       <w:r>
         <w:t xml:space="preserve">APÊNDICE J – CASOS DE TESTES</w:t>
       </w:r>
-      <w:r/>
+      <w:bookmarkEnd w:id="87"/>
       <w:r/>
       <w:r/>
     </w:p>
@@ -30072,10 +30260,11 @@
         <w:rPr/>
       </w:pPr>
       <w:r/>
+      <w:bookmarkStart w:id="88" w:name="_Toc88"/>
       <w:r>
         <w:t xml:space="preserve">APÊNDICE K – RECURSOS DE APOIO À IMPLANTAÇÃO</w:t>
       </w:r>
-      <w:r/>
+      <w:bookmarkEnd w:id="88"/>
       <w:r/>
       <w:r/>
     </w:p>
@@ -30101,10 +30290,11 @@
         <w:rPr/>
       </w:pPr>
       <w:r/>
+      <w:bookmarkStart w:id="89" w:name="_Toc89"/>
       <w:r>
         <w:t xml:space="preserve">APÊNDICE L – EXTENSÃO À COMUNIDADE</w:t>
       </w:r>
-      <w:r/>
+      <w:bookmarkEnd w:id="89"/>
       <w:r/>
       <w:r/>
     </w:p>

--- a/FAI-SI-PFC-II-FalaCidade-2026-v1.15.docx
+++ b/FAI-SI-PFC-II-FalaCidade-2026-v1.15.docx
@@ -1722,16 +1722,7 @@
               <w:rPr/>
             </w:pPr>
             <w:r>
-              <w:t xml:space="preserve">Evolução funcional da Fase 4: inclusão dos requisitos RF22 (cadastro de departamentos municipais), RF23 (encaminhamento de ocorrência ao departamento responsável), RF24 (segmentação da</w:t>
-            </w:r>
-            <w:r>
-              <w:t xml:space="preserve">s ocorrências por município do endereço) e RF25 (perfil Super Administrador e delegação municipal), e das regras de negócio RN07 a RN10; complemento do RF01 (telefone, unidade federativa e município com preenchimento assistido), do RF09 (solicitação de loc</w:t>
-            </w:r>
-            <w:r>
-              <w:t xml:space="preserve">alização na tela de autenticação), do RF14, do RF15 e do RF19 (quatro perfis de acesso, com o administrador municipalizado) e do RF21 (seletor de município no mapa); atualização do modelo conceitual, do modelo lógico, da estrutura física do banco de dados,</w:t>
-            </w:r>
-            <w:r>
-              <w:t xml:space="preserve"> das figuras das telas e dos resultados dos testes; atualização dos Apêndices C (casos de uso e fluxos de eventos), D, F (diagramas de pacotes e de classes redesenhados, com o módulo de departamentos, e novo diagrama de sequência do encaminhamento), J e K.</w:t>
+              <w:t xml:space="preserve">Evolução funcional da Fase 4.</w:t>
             </w:r>
             <w:r/>
           </w:p>
@@ -1836,13 +1827,7 @@
               <w:rPr/>
             </w:pPr>
             <w:r>
-              <w:t xml:space="preserve">Atendimento dos apontamentos da Fase 3: padronização dos apêndices e dos nomes de arquivos, atualização do Apêndice A (EAP, marcos das Fases 3 e 4 e gestão de riscos), imagens </w:t>
-            </w:r>
-            <w:r>
-              <w:t xml:space="preserve">e fluxos de eventos do Apêndice C, modelo físico e dicionário de dados do Apêndice D, protótipos do Apêndice E, imagens dos diagramas de pacotes, de classes, de componentes, de implantação e de sequência do Apêndice F, padronização da terminologia do model</w:t>
-            </w:r>
-            <w:r>
-              <w:t xml:space="preserve">o UML (denúncia para ocorrência) e correção da grafia das classes do domínio, Canvas do Apêndice H, diagrama de distribuição do Apêndice I, entradas dos casos de teste do Apêndice J, manual do usuário do Apêndice K, RNF17, Seções 4.3.3, 4.5.2, 6.4.3 e 6.5.</w:t>
+              <w:t xml:space="preserve">Atendimento dos apontamentos da Fase 3.</w:t>
             </w:r>
             <w:r/>
           </w:p>
@@ -3853,7 +3838,7 @@
           <w:fldChar w:fldCharType="begin"/>
           <w:instrText xml:space="preserve">PAGEREF _Toc1 \h</w:instrText>
           <w:fldChar w:fldCharType="separate"/>
-          <w:t xml:space="preserve">25</w:t>
+          <w:t xml:space="preserve">23</w:t>
           <w:fldChar w:fldCharType="end"/>
         </w:r>
       </w:hyperlink>
@@ -3927,7 +3912,7 @@
           <w:fldChar w:fldCharType="begin"/>
           <w:instrText xml:space="preserve">PAGEREF _Toc2 \h</w:instrText>
           <w:fldChar w:fldCharType="separate"/>
-          <w:t xml:space="preserve">25</w:t>
+          <w:t xml:space="preserve">23</w:t>
           <w:fldChar w:fldCharType="end"/>
         </w:r>
       </w:hyperlink>
@@ -3982,7 +3967,7 @@
           <w:fldChar w:fldCharType="begin"/>
           <w:instrText xml:space="preserve">PAGEREF _Toc3 \h</w:instrText>
           <w:fldChar w:fldCharType="separate"/>
-          <w:t xml:space="preserve">26</w:t>
+          <w:t xml:space="preserve">24</w:t>
           <w:fldChar w:fldCharType="end"/>
         </w:r>
       </w:hyperlink>
@@ -4037,7 +4022,7 @@
           <w:fldChar w:fldCharType="begin"/>
           <w:instrText xml:space="preserve">PAGEREF _Toc4 \h</w:instrText>
           <w:fldChar w:fldCharType="separate"/>
-          <w:t xml:space="preserve">27</w:t>
+          <w:t xml:space="preserve">25</w:t>
           <w:fldChar w:fldCharType="end"/>
         </w:r>
       </w:hyperlink>
@@ -4092,7 +4077,7 @@
           <w:fldChar w:fldCharType="begin"/>
           <w:instrText xml:space="preserve">PAGEREF _Toc5 \h</w:instrText>
           <w:fldChar w:fldCharType="separate"/>
-          <w:t xml:space="preserve">45</w:t>
+          <w:t xml:space="preserve">43</w:t>
           <w:fldChar w:fldCharType="end"/>
         </w:r>
       </w:hyperlink>
@@ -4159,7 +4144,7 @@
           <w:fldChar w:fldCharType="begin"/>
           <w:instrText xml:space="preserve">PAGEREF _Toc6 \h</w:instrText>
           <w:fldChar w:fldCharType="separate"/>
-          <w:t xml:space="preserve">70</w:t>
+          <w:t xml:space="preserve">68</w:t>
           <w:fldChar w:fldCharType="end"/>
         </w:r>
       </w:hyperlink>
@@ -4226,7 +4211,7 @@
           <w:fldChar w:fldCharType="begin"/>
           <w:instrText xml:space="preserve">PAGEREF _Toc7 \h</w:instrText>
           <w:fldChar w:fldCharType="separate"/>
-          <w:t xml:space="preserve">71</w:t>
+          <w:t xml:space="preserve">69</w:t>
           <w:fldChar w:fldCharType="end"/>
         </w:r>
       </w:hyperlink>
@@ -4281,7 +4266,7 @@
           <w:fldChar w:fldCharType="begin"/>
           <w:instrText xml:space="preserve">PAGEREF _Toc8 \h</w:instrText>
           <w:fldChar w:fldCharType="separate"/>
-          <w:t xml:space="preserve">72</w:t>
+          <w:t xml:space="preserve">70</w:t>
           <w:fldChar w:fldCharType="end"/>
         </w:r>
       </w:hyperlink>
@@ -4322,7 +4307,7 @@
           <w:rPr>
             <w:rStyle w:val="1828"/>
           </w:rPr>
-          <w:t xml:space="preserve"> – Tela inicial: visibilidade do estado das ocorrências e correspondência com o mundo real</w:t>
+          <w:t xml:space="preserve"> – Tela inicial: estado das ocorrências em cor e rótulo, protocolo e categorias em linguagem corrente</w:t>
         </w:r>
         <w:r>
           <w:rPr>
@@ -4336,7 +4321,7 @@
           <w:fldChar w:fldCharType="begin"/>
           <w:instrText xml:space="preserve">PAGEREF _Toc9 \h</w:instrText>
           <w:fldChar w:fldCharType="separate"/>
-          <w:t xml:space="preserve">76</w:t>
+          <w:t xml:space="preserve">74</w:t>
           <w:fldChar w:fldCharType="end"/>
         </w:r>
       </w:hyperlink>
@@ -4377,7 +4362,7 @@
           <w:rPr>
             <w:rStyle w:val="1828"/>
           </w:rPr>
-          <w:t xml:space="preserve"> – Registro de ocorrência: prevenção de erros e reconhecimento em lugar de memorização</w:t>
+          <w:t xml:space="preserve"> – Registro de ocorrência: campos obrigatórios, exemplos de preenchimento e marcação do local no mapa</w:t>
         </w:r>
         <w:r>
           <w:rPr>
@@ -4391,7 +4376,7 @@
           <w:fldChar w:fldCharType="begin"/>
           <w:instrText xml:space="preserve">PAGEREF _Toc10 \h</w:instrText>
           <w:fldChar w:fldCharType="separate"/>
-          <w:t xml:space="preserve">77</w:t>
+          <w:t xml:space="preserve">75</w:t>
           <w:fldChar w:fldCharType="end"/>
         </w:r>
       </w:hyperlink>
@@ -4432,7 +4417,7 @@
           <w:rPr>
             <w:rStyle w:val="1828"/>
           </w:rPr>
-          <w:t xml:space="preserve"> – Painel de gestão: flexibilidade, eficiência de uso e consistência dos padrões</w:t>
+          <w:t xml:space="preserve"> – Administração de contas: busca, filtros combináveis e alteração de perfil na própria linha</w:t>
         </w:r>
         <w:r>
           <w:rPr>
@@ -4446,7 +4431,7 @@
           <w:fldChar w:fldCharType="begin"/>
           <w:instrText xml:space="preserve">PAGEREF _Toc11 \h</w:instrText>
           <w:fldChar w:fldCharType="separate"/>
-          <w:t xml:space="preserve">78</w:t>
+          <w:t xml:space="preserve">76</w:t>
           <w:fldChar w:fldCharType="end"/>
         </w:r>
       </w:hyperlink>
@@ -4487,7 +4472,7 @@
           <w:rPr>
             <w:rStyle w:val="1828"/>
           </w:rPr>
-          <w:t xml:space="preserve"> – Tela inicial: seletor de município, mapa e indicadores do território em exibição</w:t>
+          <w:t xml:space="preserve"> – Tela inicial do visitante: seletor de município, mapa e indicadores do território em exibição</w:t>
         </w:r>
         <w:r>
           <w:rPr>
@@ -4501,7 +4486,7 @@
           <w:fldChar w:fldCharType="begin"/>
           <w:instrText xml:space="preserve">PAGEREF _Toc12 \h</w:instrText>
           <w:fldChar w:fldCharType="separate"/>
-          <w:t xml:space="preserve">78</w:t>
+          <w:t xml:space="preserve">76</w:t>
           <w:fldChar w:fldCharType="end"/>
         </w:r>
       </w:hyperlink>
@@ -4542,7 +4527,7 @@
           <w:rPr>
             <w:rStyle w:val="1828"/>
           </w:rPr>
-          <w:t xml:space="preserve"> – Registro de ocorrência: preenchimento assistido do território e aviso de município sem equipe</w:t>
+          <w:t xml:space="preserve"> – Registro de ocorrência: endereço a partir do mapa, desfoque das fotografias e registro anônimo</w:t>
         </w:r>
         <w:r>
           <w:rPr>
@@ -4556,7 +4541,7 @@
           <w:fldChar w:fldCharType="begin"/>
           <w:instrText xml:space="preserve">PAGEREF _Toc13 \h</w:instrText>
           <w:fldChar w:fldCharType="separate"/>
-          <w:t xml:space="preserve">79</w:t>
+          <w:t xml:space="preserve">77</w:t>
           <w:fldChar w:fldCharType="end"/>
         </w:r>
       </w:hyperlink>
@@ -4597,7 +4582,7 @@
           <w:rPr>
             <w:rStyle w:val="1828"/>
           </w:rPr>
-          <w:t xml:space="preserve"> – Detalhe da ocorrência: encaminhamento ao departamento responsável</w:t>
+          <w:t xml:space="preserve"> – Detalhe da ocorrência: histórico dos trâmites, resposta ao cidadão e ações de tratamento</w:t>
         </w:r>
         <w:r>
           <w:rPr>
@@ -4611,7 +4596,7 @@
           <w:fldChar w:fldCharType="begin"/>
           <w:instrText xml:space="preserve">PAGEREF _Toc14 \h</w:instrText>
           <w:fldChar w:fldCharType="separate"/>
-          <w:t xml:space="preserve">79</w:t>
+          <w:t xml:space="preserve">78</w:t>
           <w:fldChar w:fldCharType="end"/>
         </w:r>
       </w:hyperlink>
@@ -4652,7 +4637,7 @@
           <w:rPr>
             <w:rStyle w:val="1828"/>
           </w:rPr>
-          <w:t xml:space="preserve"> – Cadastro de contas: perfis disponíveis conforme quem cadastra</w:t>
+          <w:t xml:space="preserve"> – Cadastro de contas: município condicionado à unidade da federação e perfis conforme quem cadastra</w:t>
         </w:r>
         <w:r>
           <w:rPr>
@@ -4666,6 +4651,61 @@
           <w:fldChar w:fldCharType="begin"/>
           <w:instrText xml:space="preserve">PAGEREF _Toc15 \h</w:instrText>
           <w:fldChar w:fldCharType="separate"/>
+          <w:t xml:space="preserve">79</w:t>
+          <w:fldChar w:fldCharType="end"/>
+        </w:r>
+      </w:hyperlink>
+      <w:r/>
+      <w:r/>
+    </w:p>
+    <w:p>
+      <w:pPr>
+        <w:pStyle w:val="1847"/>
+        <w:pBdr/>
+        <w:tabs>
+          <w:tab w:val="right" w:leader="dot" w:pos="9072"/>
+        </w:tabs>
+        <w:spacing/>
+        <w:ind/>
+        <w:rPr/>
+      </w:pPr>
+      <w:r/>
+      <w:hyperlink w:tooltip="#_Toc16" w:anchor="_Toc16" w:history="1">
+        <w:r>
+          <w:rPr>
+            <w:rStyle w:val="1828"/>
+          </w:rPr>
+        </w:r>
+        <w:r>
+          <w:rPr>
+            <w:rStyle w:val="1828"/>
+          </w:rPr>
+          <w:t xml:space="preserve">FIGURA </w:t>
+        </w:r>
+        <w:r>
+          <w:rPr>
+            <w:rStyle w:val="1828"/>
+          </w:rPr>
+          <w:t xml:space="preserve">16</w:t>
+        </w:r>
+        <w:r>
+          <w:rPr>
+            <w:rStyle w:val="1828"/>
+          </w:rPr>
+          <w:t xml:space="preserve"> – Central de Ajuda: perguntas frequentes e canal de contato com a administração</w:t>
+        </w:r>
+        <w:r>
+          <w:rPr>
+            <w:rStyle w:val="1828"/>
+          </w:rPr>
+        </w:r>
+        <w:r>
+          <w:tab/>
+        </w:r>
+        <w:r>
+          <w:fldChar w:fldCharType="begin"/>
+          <w:instrText xml:space="preserve">PAGEREF _Toc16 \h</w:instrText>
+          <w:fldChar w:fldCharType="separate"/>
           <w:t xml:space="preserve">80</w:t>
           <w:fldChar w:fldCharType="end"/>
         </w:r>
@@ -4675,20 +4715,182 @@
     </w:p>
     <w:p>
       <w:pPr>
+        <w:pStyle w:val="1847"/>
+        <w:pBdr/>
+        <w:tabs>
+          <w:tab w:val="right" w:leader="dot" w:pos="9072"/>
+        </w:tabs>
+        <w:spacing/>
+        <w:ind/>
+        <w:rPr/>
+      </w:pPr>
+      <w:r/>
+      <w:hyperlink w:tooltip="#_Toc17" w:anchor="_Toc17" w:history="1">
+        <w:r>
+          <w:rPr>
+            <w:rStyle w:val="1828"/>
+          </w:rPr>
+        </w:r>
+        <w:r>
+          <w:rPr>
+            <w:rStyle w:val="1828"/>
+          </w:rPr>
+          <w:t xml:space="preserve">FIGURA </w:t>
+        </w:r>
+        <w:r>
+          <w:rPr>
+            <w:rStyle w:val="1828"/>
+          </w:rPr>
+          <w:t xml:space="preserve">17</w:t>
+        </w:r>
+        <w:r>
+          <w:rPr>
+            <w:rStyle w:val="1828"/>
+          </w:rPr>
+          <w:t xml:space="preserve"> – Recuperar senha: envio do código por correio eletrônico e retorno à tela de entrada</w:t>
+        </w:r>
+        <w:r>
+          <w:rPr>
+            <w:rStyle w:val="1828"/>
+          </w:rPr>
+        </w:r>
+        <w:r>
+          <w:tab/>
+        </w:r>
+        <w:r>
+          <w:fldChar w:fldCharType="begin"/>
+          <w:instrText xml:space="preserve">PAGEREF _Toc17 \h</w:instrText>
+          <w:fldChar w:fldCharType="separate"/>
+          <w:t xml:space="preserve">80</w:t>
+          <w:fldChar w:fldCharType="end"/>
+        </w:r>
+      </w:hyperlink>
+      <w:r/>
+      <w:r/>
+    </w:p>
+    <w:p>
+      <w:pPr>
+        <w:pStyle w:val="1847"/>
+        <w:pBdr/>
+        <w:tabs>
+          <w:tab w:val="right" w:leader="dot" w:pos="9072"/>
+        </w:tabs>
+        <w:spacing/>
+        <w:ind/>
+        <w:rPr/>
+      </w:pPr>
+      <w:r/>
+      <w:hyperlink w:tooltip="#_Toc18" w:anchor="_Toc18" w:history="1">
+        <w:r>
+          <w:rPr>
+            <w:rStyle w:val="1828"/>
+          </w:rPr>
+        </w:r>
+        <w:r>
+          <w:rPr>
+            <w:rStyle w:val="1828"/>
+          </w:rPr>
+          <w:t xml:space="preserve">FIGURA </w:t>
+        </w:r>
+        <w:r>
+          <w:rPr>
+            <w:rStyle w:val="1828"/>
+          </w:rPr>
+          <w:t xml:space="preserve">18</w:t>
+        </w:r>
+        <w:r>
+          <w:rPr>
+            <w:rStyle w:val="1828"/>
+          </w:rPr>
+          <w:t xml:space="preserve"> – Estatísticas: carga do período, fila de espera e hierarquia sem ornamento</w:t>
+        </w:r>
+        <w:r>
+          <w:rPr>
+            <w:rStyle w:val="1828"/>
+          </w:rPr>
+        </w:r>
+        <w:r>
+          <w:tab/>
+        </w:r>
+        <w:r>
+          <w:fldChar w:fldCharType="begin"/>
+          <w:instrText xml:space="preserve">PAGEREF _Toc18 \h</w:instrText>
+          <w:fldChar w:fldCharType="separate"/>
+          <w:t xml:space="preserve">81</w:t>
+          <w:fldChar w:fldCharType="end"/>
+        </w:r>
+      </w:hyperlink>
+      <w:r>
+        <w:fldChar w:fldCharType="end"/>
+      </w:r>
+      <w:r/>
+    </w:p>
+    <w:p>
+      <w:pPr>
+        <w:pStyle w:val="1847"/>
+        <w:pBdr/>
+        <w:tabs>
+          <w:tab w:val="right" w:leader="dot" w:pos="9072"/>
+        </w:tabs>
+        <w:spacing/>
+        <w:ind/>
+        <w:rPr/>
+      </w:pPr>
+      <w:r/>
+      <w:hyperlink w:tooltip="#_TocFig19" w:anchor="_TocFig19" w:history="1">
+        <w:r>
+          <w:rPr>
+            <w:rStyle w:val="1828"/>
+          </w:rPr>
+        </w:r>
+        <w:r>
+          <w:rPr>
+            <w:rStyle w:val="1828"/>
+          </w:rPr>
+          <w:t xml:space="preserve">FIGURA </w:t>
+        </w:r>
+        <w:r>
+          <w:rPr>
+            <w:rStyle w:val="1828"/>
+          </w:rPr>
+          <w:t xml:space="preserve">19</w:t>
+        </w:r>
+        <w:r>
+          <w:rPr>
+            <w:rStyle w:val="1828"/>
+          </w:rPr>
+          <w:t xml:space="preserve"> – Minha Conta: dados pessoais, troca de senha, verificação em duas etapas e exclusão da conta</w:t>
+        </w:r>
+        <w:r>
+          <w:rPr>
+            <w:rStyle w:val="1828"/>
+          </w:rPr>
+        </w:r>
+        <w:r>
+          <w:tab/>
+        </w:r>
+        <w:r>
+          <w:fldChar w:fldCharType="begin"/>
+          <w:instrText xml:space="preserve">PAGEREF _TocFig19 \h</w:instrText>
+          <w:fldChar w:fldCharType="separate"/>
+          <w:t xml:space="preserve">81</w:t>
+          <w:fldChar w:fldCharType="end"/>
+        </w:r>
+      </w:hyperlink>
+      <w:r>
+        <w:fldChar w:fldCharType="end"/>
+      </w:r>
+      <w:r/>
+    </w:p>
+    <w:p>
+      <w:pPr>
         <w:pStyle w:val="1830"/>
         <w:pBdr/>
         <w:spacing/>
         <w:ind/>
         <w:rPr/>
       </w:pPr>
-      <w:r>
-        <w:rPr>
-          <w:caps w:val="0"/>
-        </w:rPr>
-      </w:r>
-      <w:r>
-        <w:fldChar w:fldCharType="end"/>
-      </w:r>
+      <w:r/>
       <w:r/>
     </w:p>
     <w:p>
@@ -4697,18 +4899,7 @@
         <w:pBdr/>
         <w:spacing/>
         <w:ind/>
-        <w:rPr/>
-      </w:pPr>
-      <w:r/>
-      <w:r/>
-    </w:p>
-    <w:p>
-      <w:pPr>
-        <w:pStyle w:val="1830"/>
-        <w:pBdr/>
-        <w:spacing/>
-        <w:ind/>
-        <w:jc w:val="left"/>
+        <w:jc w:val="center"/>
         <w:rPr/>
       </w:pPr>
       <w:r>
@@ -9347,7 +9538,6 @@
         </w:rPr>
         <w:fldChar w:fldCharType="separate"/>
       </w:r>
-      <w:r/>
       <w:hyperlink w:tooltip="#_Toc1" w:anchor="_Toc1" w:history="1">
         <w:r>
           <w:rPr>
@@ -9372,11 +9562,12 @@
           <w:fldChar w:fldCharType="begin"/>
           <w:instrText xml:space="preserve">PAGEREF _Toc1 \h</w:instrText>
           <w:fldChar w:fldCharType="separate"/>
-          <w:t xml:space="preserve">20</w:t>
+          <w:t xml:space="preserve">18</w:t>
           <w:fldChar w:fldCharType="end"/>
         </w:r>
       </w:hyperlink>
       <w:r/>
+      <w:r/>
     </w:p>
     <w:p>
       <w:pPr>
@@ -9389,6 +9580,7 @@
         <w:ind/>
         <w:rPr/>
       </w:pPr>
+      <w:r/>
       <w:hyperlink w:tooltip="#_Toc2" w:anchor="_Toc2" w:history="1">
         <w:r>
           <w:rPr>
@@ -9413,11 +9605,12 @@
           <w:fldChar w:fldCharType="begin"/>
           <w:instrText xml:space="preserve">PAGEREF _Toc2 \h</w:instrText>
           <w:fldChar w:fldCharType="separate"/>
-          <w:t xml:space="preserve">22</w:t>
+          <w:t xml:space="preserve">20</w:t>
           <w:fldChar w:fldCharType="end"/>
         </w:r>
       </w:hyperlink>
       <w:r/>
+      <w:r/>
     </w:p>
     <w:p>
       <w:pPr>
@@ -9430,6 +9623,7 @@
         <w:ind/>
         <w:rPr/>
       </w:pPr>
+      <w:r/>
       <w:hyperlink w:tooltip="#_Toc3" w:anchor="_Toc3" w:history="1">
         <w:r>
           <w:rPr>
@@ -9454,11 +9648,12 @@
           <w:fldChar w:fldCharType="begin"/>
           <w:instrText xml:space="preserve">PAGEREF _Toc3 \h</w:instrText>
           <w:fldChar w:fldCharType="separate"/>
-          <w:t xml:space="preserve">22</w:t>
+          <w:t xml:space="preserve">20</w:t>
           <w:fldChar w:fldCharType="end"/>
         </w:r>
       </w:hyperlink>
       <w:r/>
+      <w:r/>
     </w:p>
     <w:p>
       <w:pPr>
@@ -9471,6 +9666,7 @@
         <w:ind/>
         <w:rPr/>
       </w:pPr>
+      <w:r/>
       <w:hyperlink w:tooltip="#_Toc4" w:anchor="_Toc4" w:history="1">
         <w:r>
           <w:rPr>
@@ -9495,11 +9691,12 @@
           <w:fldChar w:fldCharType="begin"/>
           <w:instrText xml:space="preserve">PAGEREF _Toc4 \h</w:instrText>
           <w:fldChar w:fldCharType="separate"/>
-          <w:t xml:space="preserve">23</w:t>
+          <w:t xml:space="preserve">21</w:t>
           <w:fldChar w:fldCharType="end"/>
         </w:r>
       </w:hyperlink>
       <w:r/>
+      <w:r/>
     </w:p>
     <w:p>
       <w:pPr>
@@ -9512,6 +9709,7 @@
         <w:ind/>
         <w:rPr/>
       </w:pPr>
+      <w:r/>
       <w:hyperlink w:tooltip="#_Toc5" w:anchor="_Toc5" w:history="1">
         <w:r>
           <w:rPr>
@@ -9536,11 +9734,12 @@
           <w:fldChar w:fldCharType="begin"/>
           <w:instrText xml:space="preserve">PAGEREF _Toc5 \h</w:instrText>
           <w:fldChar w:fldCharType="separate"/>
-          <w:t xml:space="preserve">23</w:t>
+          <w:t xml:space="preserve">21</w:t>
           <w:fldChar w:fldCharType="end"/>
         </w:r>
       </w:hyperlink>
       <w:r/>
+      <w:r/>
     </w:p>
     <w:p>
       <w:pPr>
@@ -9553,6 +9752,7 @@
         <w:ind/>
         <w:rPr/>
       </w:pPr>
+      <w:r/>
       <w:hyperlink w:tooltip="#_Toc6" w:anchor="_Toc6" w:history="1">
         <w:r>
           <w:rPr>
@@ -9577,11 +9777,12 @@
           <w:fldChar w:fldCharType="begin"/>
           <w:instrText xml:space="preserve">PAGEREF _Toc6 \h</w:instrText>
           <w:fldChar w:fldCharType="separate"/>
-          <w:t xml:space="preserve">23</w:t>
+          <w:t xml:space="preserve">21</w:t>
           <w:fldChar w:fldCharType="end"/>
         </w:r>
       </w:hyperlink>
       <w:r/>
+      <w:r/>
     </w:p>
     <w:p>
       <w:pPr>
@@ -9594,6 +9795,7 @@
         <w:ind/>
         <w:rPr/>
       </w:pPr>
+      <w:r/>
       <w:hyperlink w:tooltip="#_Toc7" w:anchor="_Toc7" w:history="1">
         <w:r>
           <w:rPr>
@@ -9619,11 +9821,12 @@
           <w:fldChar w:fldCharType="begin"/>
           <w:instrText xml:space="preserve">PAGEREF _Toc7 \h</w:instrText>
           <w:fldChar w:fldCharType="separate"/>
-          <w:t xml:space="preserve">24</w:t>
+          <w:t xml:space="preserve">22</w:t>
           <w:fldChar w:fldCharType="end"/>
         </w:r>
       </w:hyperlink>
       <w:r/>
+      <w:r/>
     </w:p>
     <w:p>
       <w:pPr>
@@ -9636,6 +9839,7 @@
         <w:ind/>
         <w:rPr/>
       </w:pPr>
+      <w:r/>
       <w:hyperlink w:tooltip="#_Toc8" w:anchor="_Toc8" w:history="1">
         <w:r>
           <w:rPr>
@@ -9660,11 +9864,12 @@
           <w:fldChar w:fldCharType="begin"/>
           <w:instrText xml:space="preserve">PAGEREF _Toc8 \h</w:instrText>
           <w:fldChar w:fldCharType="separate"/>
-          <w:t xml:space="preserve">28</w:t>
+          <w:t xml:space="preserve">26</w:t>
           <w:fldChar w:fldCharType="end"/>
         </w:r>
       </w:hyperlink>
       <w:r/>
+      <w:r/>
     </w:p>
     <w:p>
       <w:pPr>
@@ -9677,6 +9882,7 @@
         <w:ind/>
         <w:rPr/>
       </w:pPr>
+      <w:r/>
       <w:hyperlink w:tooltip="#_Toc9" w:anchor="_Toc9" w:history="1">
         <w:r>
           <w:rPr>
@@ -9701,11 +9907,12 @@
           <w:fldChar w:fldCharType="begin"/>
           <w:instrText xml:space="preserve">PAGEREF _Toc9 \h</w:instrText>
           <w:fldChar w:fldCharType="separate"/>
-          <w:t xml:space="preserve">28</w:t>
+          <w:t xml:space="preserve">26</w:t>
           <w:fldChar w:fldCharType="end"/>
         </w:r>
       </w:hyperlink>
       <w:r/>
+      <w:r/>
     </w:p>
     <w:p>
       <w:pPr>
@@ -9718,6 +9925,7 @@
         <w:ind/>
         <w:rPr/>
       </w:pPr>
+      <w:r/>
       <w:hyperlink w:tooltip="#_Toc10" w:anchor="_Toc10" w:history="1">
         <w:r>
           <w:rPr>
@@ -9742,11 +9950,12 @@
           <w:fldChar w:fldCharType="begin"/>
           <w:instrText xml:space="preserve">PAGEREF _Toc10 \h</w:instrText>
           <w:fldChar w:fldCharType="separate"/>
-          <w:t xml:space="preserve">29</w:t>
+          <w:t xml:space="preserve">27</w:t>
           <w:fldChar w:fldCharType="end"/>
         </w:r>
       </w:hyperlink>
       <w:r/>
+      <w:r/>
     </w:p>
     <w:p>
       <w:pPr>
@@ -9759,6 +9968,7 @@
         <w:ind/>
         <w:rPr/>
       </w:pPr>
+      <w:r/>
       <w:hyperlink w:tooltip="#_Toc11" w:anchor="_Toc11" w:history="1">
         <w:r>
           <w:rPr>
@@ -9783,11 +9993,12 @@
           <w:fldChar w:fldCharType="begin"/>
           <w:instrText xml:space="preserve">PAGEREF _Toc11 \h</w:instrText>
           <w:fldChar w:fldCharType="separate"/>
-          <w:t xml:space="preserve">29</w:t>
+          <w:t xml:space="preserve">27</w:t>
           <w:fldChar w:fldCharType="end"/>
         </w:r>
       </w:hyperlink>
       <w:r/>
+      <w:r/>
     </w:p>
     <w:p>
       <w:pPr>
@@ -9800,6 +10011,7 @@
         <w:ind/>
         <w:rPr/>
       </w:pPr>
+      <w:r/>
       <w:hyperlink w:tooltip="#_Toc12" w:anchor="_Toc12" w:history="1">
         <w:r>
           <w:rPr>
@@ -9824,11 +10036,12 @@
           <w:fldChar w:fldCharType="begin"/>
           <w:instrText xml:space="preserve">PAGEREF _Toc12 \h</w:instrText>
           <w:fldChar w:fldCharType="separate"/>
-          <w:t xml:space="preserve">29</w:t>
+          <w:t xml:space="preserve">27</w:t>
           <w:fldChar w:fldCharType="end"/>
         </w:r>
       </w:hyperlink>
       <w:r/>
+      <w:r/>
     </w:p>
     <w:p>
       <w:pPr>
@@ -9841,6 +10054,7 @@
         <w:ind/>
         <w:rPr/>
       </w:pPr>
+      <w:r/>
       <w:hyperlink w:tooltip="#_Toc13" w:anchor="_Toc13" w:history="1">
         <w:r>
           <w:rPr>
@@ -9865,11 +10079,12 @@
           <w:fldChar w:fldCharType="begin"/>
           <w:instrText xml:space="preserve">PAGEREF _Toc13 \h</w:instrText>
           <w:fldChar w:fldCharType="separate"/>
-          <w:t xml:space="preserve">30</w:t>
+          <w:t xml:space="preserve">28</w:t>
           <w:fldChar w:fldCharType="end"/>
         </w:r>
       </w:hyperlink>
       <w:r/>
+      <w:r/>
     </w:p>
     <w:p>
       <w:pPr>
@@ -9882,6 +10097,7 @@
         <w:ind/>
         <w:rPr/>
       </w:pPr>
+      <w:r/>
       <w:hyperlink w:tooltip="#_Toc14" w:anchor="_Toc14" w:history="1">
         <w:r>
           <w:rPr>
@@ -9906,11 +10122,12 @@
           <w:fldChar w:fldCharType="begin"/>
           <w:instrText xml:space="preserve">PAGEREF _Toc14 \h</w:instrText>
           <w:fldChar w:fldCharType="separate"/>
-          <w:t xml:space="preserve">32</w:t>
+          <w:t xml:space="preserve">30</w:t>
           <w:fldChar w:fldCharType="end"/>
         </w:r>
       </w:hyperlink>
       <w:r/>
+      <w:r/>
     </w:p>
     <w:p>
       <w:pPr>
@@ -9923,6 +10140,7 @@
         <w:ind/>
         <w:rPr/>
       </w:pPr>
+      <w:r/>
       <w:hyperlink w:tooltip="#_Toc15" w:anchor="_Toc15" w:history="1">
         <w:r>
           <w:rPr>
@@ -9947,11 +10165,12 @@
           <w:fldChar w:fldCharType="begin"/>
           <w:instrText xml:space="preserve">PAGEREF _Toc15 \h</w:instrText>
           <w:fldChar w:fldCharType="separate"/>
-          <w:t xml:space="preserve">35</w:t>
+          <w:t xml:space="preserve">33</w:t>
           <w:fldChar w:fldCharType="end"/>
         </w:r>
       </w:hyperlink>
       <w:r/>
+      <w:r/>
     </w:p>
     <w:p>
       <w:pPr>
@@ -9964,6 +10183,7 @@
         <w:ind/>
         <w:rPr/>
       </w:pPr>
+      <w:r/>
       <w:hyperlink w:tooltip="#_Toc16" w:anchor="_Toc16" w:history="1">
         <w:r>
           <w:rPr>
@@ -9988,11 +10208,12 @@
           <w:fldChar w:fldCharType="begin"/>
           <w:instrText xml:space="preserve">PAGEREF _Toc16 \h</w:instrText>
           <w:fldChar w:fldCharType="separate"/>
-          <w:t xml:space="preserve">35</w:t>
+          <w:t xml:space="preserve">33</w:t>
           <w:fldChar w:fldCharType="end"/>
         </w:r>
       </w:hyperlink>
       <w:r/>
+      <w:r/>
     </w:p>
     <w:p>
       <w:pPr>
@@ -10005,6 +10226,7 @@
         <w:ind/>
         <w:rPr/>
       </w:pPr>
+      <w:r/>
       <w:hyperlink w:tooltip="#_Toc17" w:anchor="_Toc17" w:history="1">
         <w:r>
           <w:rPr>
@@ -10029,11 +10251,12 @@
           <w:fldChar w:fldCharType="begin"/>
           <w:instrText xml:space="preserve">PAGEREF _Toc17 \h</w:instrText>
           <w:fldChar w:fldCharType="separate"/>
-          <w:t xml:space="preserve">37</w:t>
+          <w:t xml:space="preserve">35</w:t>
           <w:fldChar w:fldCharType="end"/>
         </w:r>
       </w:hyperlink>
       <w:r/>
+      <w:r/>
     </w:p>
     <w:p>
       <w:pPr>
@@ -10046,6 +10269,7 @@
         <w:ind/>
         <w:rPr/>
       </w:pPr>
+      <w:r/>
       <w:hyperlink w:tooltip="#_Toc18" w:anchor="_Toc18" w:history="1">
         <w:r>
           <w:rPr>
@@ -10070,11 +10294,12 @@
           <w:fldChar w:fldCharType="begin"/>
           <w:instrText xml:space="preserve">PAGEREF _Toc18 \h</w:instrText>
           <w:fldChar w:fldCharType="separate"/>
-          <w:t xml:space="preserve">37</w:t>
+          <w:t xml:space="preserve">35</w:t>
           <w:fldChar w:fldCharType="end"/>
         </w:r>
       </w:hyperlink>
       <w:r/>
+      <w:r/>
     </w:p>
     <w:p>
       <w:pPr>
@@ -10087,6 +10312,7 @@
         <w:ind/>
         <w:rPr/>
       </w:pPr>
+      <w:r/>
       <w:hyperlink w:tooltip="#_Toc19" w:anchor="_Toc19" w:history="1">
         <w:r>
           <w:rPr>
@@ -10111,11 +10337,12 @@
           <w:fldChar w:fldCharType="begin"/>
           <w:instrText xml:space="preserve">PAGEREF _Toc19 \h</w:instrText>
           <w:fldChar w:fldCharType="separate"/>
-          <w:t xml:space="preserve">37</w:t>
+          <w:t xml:space="preserve">35</w:t>
           <w:fldChar w:fldCharType="end"/>
         </w:r>
       </w:hyperlink>
       <w:r/>
+      <w:r/>
     </w:p>
     <w:p>
       <w:pPr>
@@ -10128,6 +10355,7 @@
         <w:ind/>
         <w:rPr/>
       </w:pPr>
+      <w:r/>
       <w:hyperlink w:tooltip="#_Toc20" w:anchor="_Toc20" w:history="1">
         <w:r>
           <w:rPr>
@@ -10152,11 +10380,12 @@
           <w:fldChar w:fldCharType="begin"/>
           <w:instrText xml:space="preserve">PAGEREF _Toc20 \h</w:instrText>
           <w:fldChar w:fldCharType="separate"/>
-          <w:t xml:space="preserve">38</w:t>
+          <w:t xml:space="preserve">36</w:t>
           <w:fldChar w:fldCharType="end"/>
         </w:r>
       </w:hyperlink>
       <w:r/>
+      <w:r/>
     </w:p>
     <w:p>
       <w:pPr>
@@ -10169,6 +10398,7 @@
         <w:ind/>
         <w:rPr/>
       </w:pPr>
+      <w:r/>
       <w:hyperlink w:tooltip="#_Toc21" w:anchor="_Toc21" w:history="1">
         <w:r>
           <w:rPr>
@@ -10193,11 +10423,12 @@
           <w:fldChar w:fldCharType="begin"/>
           <w:instrText xml:space="preserve">PAGEREF _Toc21 \h</w:instrText>
           <w:fldChar w:fldCharType="separate"/>
-          <w:t xml:space="preserve">38</w:t>
+          <w:t xml:space="preserve">36</w:t>
           <w:fldChar w:fldCharType="end"/>
         </w:r>
       </w:hyperlink>
       <w:r/>
+      <w:r/>
     </w:p>
     <w:p>
       <w:pPr>
@@ -10210,6 +10441,7 @@
         <w:ind/>
         <w:rPr/>
       </w:pPr>
+      <w:r/>
       <w:hyperlink w:tooltip="#_Toc22" w:anchor="_Toc22" w:history="1">
         <w:r>
           <w:rPr>
@@ -10234,11 +10466,12 @@
           <w:fldChar w:fldCharType="begin"/>
           <w:instrText xml:space="preserve">PAGEREF _Toc22 \h</w:instrText>
           <w:fldChar w:fldCharType="separate"/>
-          <w:t xml:space="preserve">40</w:t>
+          <w:t xml:space="preserve">38</w:t>
           <w:fldChar w:fldCharType="end"/>
         </w:r>
       </w:hyperlink>
       <w:r/>
+      <w:r/>
     </w:p>
     <w:p>
       <w:pPr>
@@ -10251,6 +10484,7 @@
         <w:ind/>
         <w:rPr/>
       </w:pPr>
+      <w:r/>
       <w:hyperlink w:tooltip="#_Toc23" w:anchor="_Toc23" w:history="1">
         <w:r>
           <w:rPr>
@@ -10275,11 +10509,12 @@
           <w:fldChar w:fldCharType="begin"/>
           <w:instrText xml:space="preserve">PAGEREF _Toc23 \h</w:instrText>
           <w:fldChar w:fldCharType="separate"/>
-          <w:t xml:space="preserve">41</w:t>
+          <w:t xml:space="preserve">39</w:t>
           <w:fldChar w:fldCharType="end"/>
         </w:r>
       </w:hyperlink>
       <w:r/>
+      <w:r/>
     </w:p>
     <w:p>
       <w:pPr>
@@ -10292,6 +10527,7 @@
         <w:ind/>
         <w:rPr/>
       </w:pPr>
+      <w:r/>
       <w:hyperlink w:tooltip="#_Toc24" w:anchor="_Toc24" w:history="1">
         <w:r>
           <w:rPr>
@@ -10316,10 +10552,11 @@
           <w:fldChar w:fldCharType="begin"/>
           <w:instrText xml:space="preserve">PAGEREF _Toc24 \h</w:instrText>
           <w:fldChar w:fldCharType="separate"/>
-          <w:t xml:space="preserve">42</w:t>
+          <w:t xml:space="preserve">40</w:t>
           <w:fldChar w:fldCharType="end"/>
         </w:r>
       </w:hyperlink>
+      <w:r/>
       <w:r/>
     </w:p>
     <w:p>
@@ -10334,6 +10571,7 @@
         <w:ind/>
         <w:rPr/>
       </w:pPr>
+      <w:r/>
       <w:hyperlink w:tooltip="#_Toc25" w:anchor="_Toc25" w:history="1">
         <w:r>
           <w:rPr>
@@ -10364,11 +10602,12 @@
           <w:fldChar w:fldCharType="begin"/>
           <w:instrText xml:space="preserve">PAGEREF _Toc25 \h</w:instrText>
           <w:fldChar w:fldCharType="separate"/>
-          <w:t xml:space="preserve">42</w:t>
+          <w:t xml:space="preserve">40</w:t>
           <w:fldChar w:fldCharType="end"/>
         </w:r>
       </w:hyperlink>
       <w:r/>
+      <w:r/>
     </w:p>
     <w:p>
       <w:pPr>
@@ -10381,6 +10620,7 @@
         <w:ind/>
         <w:rPr/>
       </w:pPr>
+      <w:r/>
       <w:hyperlink w:tooltip="#_Toc26" w:anchor="_Toc26" w:history="1">
         <w:r>
           <w:rPr>
@@ -10405,11 +10645,12 @@
           <w:fldChar w:fldCharType="begin"/>
           <w:instrText xml:space="preserve">PAGEREF _Toc26 \h</w:instrText>
           <w:fldChar w:fldCharType="separate"/>
-          <w:t xml:space="preserve">43</w:t>
+          <w:t xml:space="preserve">41</w:t>
           <w:fldChar w:fldCharType="end"/>
         </w:r>
       </w:hyperlink>
       <w:r/>
+      <w:r/>
     </w:p>
     <w:p>
       <w:pPr>
@@ -10422,6 +10663,7 @@
         <w:ind/>
         <w:rPr/>
       </w:pPr>
+      <w:r/>
       <w:hyperlink w:tooltip="#_Toc27" w:anchor="_Toc27" w:history="1">
         <w:r>
           <w:rPr>
@@ -10446,11 +10688,12 @@
           <w:fldChar w:fldCharType="begin"/>
           <w:instrText xml:space="preserve">PAGEREF _Toc27 \h</w:instrText>
           <w:fldChar w:fldCharType="separate"/>
-          <w:t xml:space="preserve">44</w:t>
+          <w:t xml:space="preserve">42</w:t>
           <w:fldChar w:fldCharType="end"/>
         </w:r>
       </w:hyperlink>
       <w:r/>
+      <w:r/>
     </w:p>
     <w:p>
       <w:pPr>
@@ -10463,6 +10706,7 @@
         <w:ind/>
         <w:rPr/>
       </w:pPr>
+      <w:r/>
       <w:hyperlink w:tooltip="#_Toc28" w:anchor="_Toc28" w:history="1">
         <w:r>
           <w:rPr>
@@ -10487,11 +10731,12 @@
           <w:fldChar w:fldCharType="begin"/>
           <w:instrText xml:space="preserve">PAGEREF _Toc28 \h</w:instrText>
           <w:fldChar w:fldCharType="separate"/>
-          <w:t xml:space="preserve">46</w:t>
+          <w:t xml:space="preserve">44</w:t>
           <w:fldChar w:fldCharType="end"/>
         </w:r>
       </w:hyperlink>
       <w:r/>
+      <w:r/>
     </w:p>
     <w:p>
       <w:pPr>
@@ -10504,6 +10749,7 @@
         <w:ind/>
         <w:rPr/>
       </w:pPr>
+      <w:r/>
       <w:hyperlink w:tooltip="#_Toc29" w:anchor="_Toc29" w:history="1">
         <w:r>
           <w:rPr>
@@ -10528,11 +10774,12 @@
           <w:fldChar w:fldCharType="begin"/>
           <w:instrText xml:space="preserve">PAGEREF _Toc29 \h</w:instrText>
           <w:fldChar w:fldCharType="separate"/>
-          <w:t xml:space="preserve">46</w:t>
+          <w:t xml:space="preserve">44</w:t>
           <w:fldChar w:fldCharType="end"/>
         </w:r>
       </w:hyperlink>
       <w:r/>
+      <w:r/>
     </w:p>
     <w:p>
       <w:pPr>
@@ -10545,6 +10792,7 @@
         <w:ind/>
         <w:rPr/>
       </w:pPr>
+      <w:r/>
       <w:hyperlink w:tooltip="#_Toc30" w:anchor="_Toc30" w:history="1">
         <w:r>
           <w:rPr>
@@ -10569,11 +10817,12 @@
           <w:fldChar w:fldCharType="begin"/>
           <w:instrText xml:space="preserve">PAGEREF _Toc30 \h</w:instrText>
           <w:fldChar w:fldCharType="separate"/>
-          <w:t xml:space="preserve">46</w:t>
+          <w:t xml:space="preserve">44</w:t>
           <w:fldChar w:fldCharType="end"/>
         </w:r>
       </w:hyperlink>
       <w:r/>
+      <w:r/>
     </w:p>
     <w:p>
       <w:pPr>
@@ -10586,6 +10835,7 @@
         <w:ind/>
         <w:rPr/>
       </w:pPr>
+      <w:r/>
       <w:hyperlink w:tooltip="#_Toc31" w:anchor="_Toc31" w:history="1">
         <w:r>
           <w:rPr>
@@ -10616,11 +10866,12 @@
           <w:fldChar w:fldCharType="begin"/>
           <w:instrText xml:space="preserve">PAGEREF _Toc31 \h</w:instrText>
           <w:fldChar w:fldCharType="separate"/>
-          <w:t xml:space="preserve">54</w:t>
+          <w:t xml:space="preserve">52</w:t>
           <w:fldChar w:fldCharType="end"/>
         </w:r>
       </w:hyperlink>
       <w:r/>
+      <w:r/>
     </w:p>
     <w:p>
       <w:pPr>
@@ -10633,6 +10884,7 @@
         <w:ind/>
         <w:rPr/>
       </w:pPr>
+      <w:r/>
       <w:hyperlink w:tooltip="#_Toc32" w:anchor="_Toc32" w:history="1">
         <w:r>
           <w:rPr>
@@ -10657,11 +10909,12 @@
           <w:fldChar w:fldCharType="begin"/>
           <w:instrText xml:space="preserve">PAGEREF _Toc32 \h</w:instrText>
           <w:fldChar w:fldCharType="separate"/>
-          <w:t xml:space="preserve">59</w:t>
+          <w:t xml:space="preserve">57</w:t>
           <w:fldChar w:fldCharType="end"/>
         </w:r>
       </w:hyperlink>
       <w:r/>
+      <w:r/>
     </w:p>
     <w:p>
       <w:pPr>
@@ -10674,6 +10927,7 @@
         <w:ind/>
         <w:rPr/>
       </w:pPr>
+      <w:r/>
       <w:hyperlink w:tooltip="#_Toc33" w:anchor="_Toc33" w:history="1">
         <w:r>
           <w:rPr>
@@ -10698,11 +10952,12 @@
           <w:fldChar w:fldCharType="begin"/>
           <w:instrText xml:space="preserve">PAGEREF _Toc33 \h</w:instrText>
           <w:fldChar w:fldCharType="separate"/>
-          <w:t xml:space="preserve">62</w:t>
+          <w:t xml:space="preserve">60</w:t>
           <w:fldChar w:fldCharType="end"/>
         </w:r>
       </w:hyperlink>
       <w:r/>
+      <w:r/>
     </w:p>
     <w:p>
       <w:pPr>
@@ -10715,6 +10970,7 @@
         <w:ind/>
         <w:rPr/>
       </w:pPr>
+      <w:r/>
       <w:hyperlink w:tooltip="#_Toc34" w:anchor="_Toc34" w:history="1">
         <w:r>
           <w:rPr>
@@ -10739,11 +10995,12 @@
           <w:fldChar w:fldCharType="begin"/>
           <w:instrText xml:space="preserve">PAGEREF _Toc34 \h</w:instrText>
           <w:fldChar w:fldCharType="separate"/>
-          <w:t xml:space="preserve">62</w:t>
+          <w:t xml:space="preserve">60</w:t>
           <w:fldChar w:fldCharType="end"/>
         </w:r>
       </w:hyperlink>
       <w:r/>
+      <w:r/>
     </w:p>
     <w:p>
       <w:pPr>
@@ -10756,6 +11013,7 @@
         <w:ind/>
         <w:rPr/>
       </w:pPr>
+      <w:r/>
       <w:hyperlink w:tooltip="#_Toc35" w:anchor="_Toc35" w:history="1">
         <w:r>
           <w:rPr>
@@ -10780,11 +11038,12 @@
           <w:fldChar w:fldCharType="begin"/>
           <w:instrText xml:space="preserve">PAGEREF _Toc35 \h</w:instrText>
           <w:fldChar w:fldCharType="separate"/>
-          <w:t xml:space="preserve">62</w:t>
+          <w:t xml:space="preserve">60</w:t>
           <w:fldChar w:fldCharType="end"/>
         </w:r>
       </w:hyperlink>
       <w:r/>
+      <w:r/>
     </w:p>
     <w:p>
       <w:pPr>
@@ -10797,6 +11056,7 @@
         <w:ind/>
         <w:rPr/>
       </w:pPr>
+      <w:r/>
       <w:hyperlink w:tooltip="#_Toc36" w:anchor="_Toc36" w:history="1">
         <w:r>
           <w:rPr>
@@ -10821,11 +11081,12 @@
           <w:fldChar w:fldCharType="begin"/>
           <w:instrText xml:space="preserve">PAGEREF _Toc36 \h</w:instrText>
           <w:fldChar w:fldCharType="separate"/>
-          <w:t xml:space="preserve">63</w:t>
+          <w:t xml:space="preserve">61</w:t>
           <w:fldChar w:fldCharType="end"/>
         </w:r>
       </w:hyperlink>
       <w:r/>
+      <w:r/>
     </w:p>
     <w:p>
       <w:pPr>
@@ -10838,6 +11099,7 @@
         <w:ind/>
         <w:rPr/>
       </w:pPr>
+      <w:r/>
       <w:hyperlink w:tooltip="#_Toc37" w:anchor="_Toc37" w:history="1">
         <w:r>
           <w:rPr>
@@ -10862,11 +11124,12 @@
           <w:fldChar w:fldCharType="begin"/>
           <w:instrText xml:space="preserve">PAGEREF _Toc37 \h</w:instrText>
           <w:fldChar w:fldCharType="separate"/>
-          <w:t xml:space="preserve">65</w:t>
+          <w:t xml:space="preserve">63</w:t>
           <w:fldChar w:fldCharType="end"/>
         </w:r>
       </w:hyperlink>
       <w:r/>
+      <w:r/>
     </w:p>
     <w:p>
       <w:pPr>
@@ -10879,6 +11142,7 @@
         <w:ind/>
         <w:rPr/>
       </w:pPr>
+      <w:r/>
       <w:hyperlink w:tooltip="#_Toc38" w:anchor="_Toc38" w:history="1">
         <w:r>
           <w:rPr>
@@ -10903,11 +11167,12 @@
           <w:fldChar w:fldCharType="begin"/>
           <w:instrText xml:space="preserve">PAGEREF _Toc38 \h</w:instrText>
           <w:fldChar w:fldCharType="separate"/>
-          <w:t xml:space="preserve">65</w:t>
+          <w:t xml:space="preserve">63</w:t>
           <w:fldChar w:fldCharType="end"/>
         </w:r>
       </w:hyperlink>
       <w:r/>
+      <w:r/>
     </w:p>
     <w:p>
       <w:pPr>
@@ -10920,6 +11185,7 @@
         <w:ind/>
         <w:rPr/>
       </w:pPr>
+      <w:r/>
       <w:hyperlink w:tooltip="#_Toc39" w:anchor="_Toc39" w:history="1">
         <w:r>
           <w:rPr>
@@ -10944,11 +11210,12 @@
           <w:fldChar w:fldCharType="begin"/>
           <w:instrText xml:space="preserve">PAGEREF _Toc39 \h</w:instrText>
           <w:fldChar w:fldCharType="separate"/>
-          <w:t xml:space="preserve">65</w:t>
+          <w:t xml:space="preserve">63</w:t>
           <w:fldChar w:fldCharType="end"/>
         </w:r>
       </w:hyperlink>
       <w:r/>
+      <w:r/>
     </w:p>
     <w:p>
       <w:pPr>
@@ -10961,6 +11228,7 @@
         <w:ind/>
         <w:rPr/>
       </w:pPr>
+      <w:r/>
       <w:hyperlink w:tooltip="#_Toc40" w:anchor="_Toc40" w:history="1">
         <w:r>
           <w:rPr>
@@ -10985,11 +11253,12 @@
           <w:fldChar w:fldCharType="begin"/>
           <w:instrText xml:space="preserve">PAGEREF _Toc40 \h</w:instrText>
           <w:fldChar w:fldCharType="separate"/>
-          <w:t xml:space="preserve">66</w:t>
+          <w:t xml:space="preserve">64</w:t>
           <w:fldChar w:fldCharType="end"/>
         </w:r>
       </w:hyperlink>
       <w:r/>
+      <w:r/>
     </w:p>
     <w:p>
       <w:pPr>
@@ -11002,6 +11271,7 @@
         <w:ind/>
         <w:rPr/>
       </w:pPr>
+      <w:r/>
       <w:hyperlink w:tooltip="#_Toc41" w:anchor="_Toc41" w:history="1">
         <w:r>
           <w:rPr>
@@ -11026,11 +11296,12 @@
           <w:fldChar w:fldCharType="begin"/>
           <w:instrText xml:space="preserve">PAGEREF _Toc41 \h</w:instrText>
           <w:fldChar w:fldCharType="separate"/>
-          <w:t xml:space="preserve">67</w:t>
+          <w:t xml:space="preserve">65</w:t>
           <w:fldChar w:fldCharType="end"/>
         </w:r>
       </w:hyperlink>
       <w:r/>
+      <w:r/>
     </w:p>
     <w:p>
       <w:pPr>
@@ -11043,6 +11314,7 @@
         <w:ind/>
         <w:rPr/>
       </w:pPr>
+      <w:r/>
       <w:hyperlink w:tooltip="#_Toc42" w:anchor="_Toc42" w:history="1">
         <w:r>
           <w:rPr>
@@ -11067,11 +11339,12 @@
           <w:fldChar w:fldCharType="begin"/>
           <w:instrText xml:space="preserve">PAGEREF _Toc42 \h</w:instrText>
           <w:fldChar w:fldCharType="separate"/>
-          <w:t xml:space="preserve">67</w:t>
+          <w:t xml:space="preserve">65</w:t>
           <w:fldChar w:fldCharType="end"/>
         </w:r>
       </w:hyperlink>
       <w:r/>
+      <w:r/>
     </w:p>
     <w:p>
       <w:pPr>
@@ -11084,6 +11357,7 @@
         <w:ind/>
         <w:rPr/>
       </w:pPr>
+      <w:r/>
       <w:hyperlink w:tooltip="#_Toc43" w:anchor="_Toc43" w:history="1">
         <w:r>
           <w:rPr>
@@ -11108,11 +11382,12 @@
           <w:fldChar w:fldCharType="begin"/>
           <w:instrText xml:space="preserve">PAGEREF _Toc43 \h</w:instrText>
           <w:fldChar w:fldCharType="separate"/>
-          <w:t xml:space="preserve">67</w:t>
+          <w:t xml:space="preserve">65</w:t>
           <w:fldChar w:fldCharType="end"/>
         </w:r>
       </w:hyperlink>
       <w:r/>
+      <w:r/>
     </w:p>
     <w:p>
       <w:pPr>
@@ -11125,6 +11400,7 @@
         <w:ind/>
         <w:rPr/>
       </w:pPr>
+      <w:r/>
       <w:hyperlink w:tooltip="#_Toc44" w:anchor="_Toc44" w:history="1">
         <w:r>
           <w:rPr>
@@ -11149,11 +11425,12 @@
           <w:fldChar w:fldCharType="begin"/>
           <w:instrText xml:space="preserve">PAGEREF _Toc44 \h</w:instrText>
           <w:fldChar w:fldCharType="separate"/>
-          <w:t xml:space="preserve">67</w:t>
+          <w:t xml:space="preserve">65</w:t>
           <w:fldChar w:fldCharType="end"/>
         </w:r>
       </w:hyperlink>
       <w:r/>
+      <w:r/>
     </w:p>
     <w:p>
       <w:pPr>
@@ -11166,6 +11443,7 @@
         <w:ind/>
         <w:rPr/>
       </w:pPr>
+      <w:r/>
       <w:hyperlink w:tooltip="#_Toc45" w:anchor="_Toc45" w:history="1">
         <w:r>
           <w:rPr>
@@ -11190,11 +11468,12 @@
           <w:fldChar w:fldCharType="begin"/>
           <w:instrText xml:space="preserve">PAGEREF _Toc45 \h</w:instrText>
           <w:fldChar w:fldCharType="separate"/>
-          <w:t xml:space="preserve">68</w:t>
+          <w:t xml:space="preserve">66</w:t>
           <w:fldChar w:fldCharType="end"/>
         </w:r>
       </w:hyperlink>
       <w:r/>
+      <w:r/>
     </w:p>
     <w:p>
       <w:pPr>
@@ -11207,6 +11486,7 @@
         <w:ind/>
         <w:rPr/>
       </w:pPr>
+      <w:r/>
       <w:hyperlink w:tooltip="#_Toc46" w:anchor="_Toc46" w:history="1">
         <w:r>
           <w:rPr>
@@ -11231,11 +11511,12 @@
           <w:fldChar w:fldCharType="begin"/>
           <w:instrText xml:space="preserve">PAGEREF _Toc46 \h</w:instrText>
           <w:fldChar w:fldCharType="separate"/>
-          <w:t xml:space="preserve">69</w:t>
+          <w:t xml:space="preserve">67</w:t>
           <w:fldChar w:fldCharType="end"/>
         </w:r>
       </w:hyperlink>
       <w:r/>
+      <w:r/>
     </w:p>
     <w:p>
       <w:pPr>
@@ -11248,6 +11529,7 @@
         <w:ind/>
         <w:rPr/>
       </w:pPr>
+      <w:r/>
       <w:hyperlink w:tooltip="#_Toc47" w:anchor="_Toc47" w:history="1">
         <w:r>
           <w:rPr>
@@ -11272,11 +11554,12 @@
           <w:fldChar w:fldCharType="begin"/>
           <w:instrText xml:space="preserve">PAGEREF _Toc47 \h</w:instrText>
           <w:fldChar w:fldCharType="separate"/>
-          <w:t xml:space="preserve">69</w:t>
+          <w:t xml:space="preserve">67</w:t>
           <w:fldChar w:fldCharType="end"/>
         </w:r>
       </w:hyperlink>
       <w:r/>
+      <w:r/>
     </w:p>
     <w:p>
       <w:pPr>
@@ -11289,6 +11572,7 @@
         <w:ind/>
         <w:rPr/>
       </w:pPr>
+      <w:r/>
       <w:hyperlink w:tooltip="#_Toc48" w:anchor="_Toc48" w:history="1">
         <w:r>
           <w:rPr>
@@ -11313,11 +11597,12 @@
           <w:fldChar w:fldCharType="begin"/>
           <w:instrText xml:space="preserve">PAGEREF _Toc48 \h</w:instrText>
           <w:fldChar w:fldCharType="separate"/>
-          <w:t xml:space="preserve">72</w:t>
+          <w:t xml:space="preserve">70</w:t>
           <w:fldChar w:fldCharType="end"/>
         </w:r>
       </w:hyperlink>
       <w:r/>
+      <w:r/>
     </w:p>
     <w:p>
       <w:pPr>
@@ -11330,6 +11615,7 @@
         <w:ind/>
         <w:rPr/>
       </w:pPr>
+      <w:r/>
       <w:hyperlink w:tooltip="#_Toc49" w:anchor="_Toc49" w:history="1">
         <w:r>
           <w:rPr>
@@ -11354,11 +11640,12 @@
           <w:fldChar w:fldCharType="begin"/>
           <w:instrText xml:space="preserve">PAGEREF _Toc49 \h</w:instrText>
           <w:fldChar w:fldCharType="separate"/>
-          <w:t xml:space="preserve">74</w:t>
+          <w:t xml:space="preserve">72</w:t>
           <w:fldChar w:fldCharType="end"/>
         </w:r>
       </w:hyperlink>
       <w:r/>
+      <w:r/>
     </w:p>
     <w:p>
       <w:pPr>
@@ -11371,6 +11658,7 @@
         <w:ind/>
         <w:rPr/>
       </w:pPr>
+      <w:r/>
       <w:hyperlink w:tooltip="#_Toc50" w:anchor="_Toc50" w:history="1">
         <w:r>
           <w:rPr>
@@ -11395,11 +11683,12 @@
           <w:fldChar w:fldCharType="begin"/>
           <w:instrText xml:space="preserve">PAGEREF _Toc50 \h</w:instrText>
           <w:fldChar w:fldCharType="separate"/>
-          <w:t xml:space="preserve">80</w:t>
+          <w:t xml:space="preserve">81</w:t>
           <w:fldChar w:fldCharType="end"/>
         </w:r>
       </w:hyperlink>
       <w:r/>
+      <w:r/>
     </w:p>
     <w:p>
       <w:pPr>
@@ -11412,6 +11701,7 @@
         <w:ind/>
         <w:rPr/>
       </w:pPr>
+      <w:r/>
       <w:hyperlink w:tooltip="#_Toc51" w:anchor="_Toc51" w:history="1">
         <w:r>
           <w:rPr>
@@ -11441,6 +11731,7 @@
         </w:r>
       </w:hyperlink>
       <w:r/>
+      <w:r/>
     </w:p>
     <w:p>
       <w:pPr>
@@ -11453,6 +11744,7 @@
         <w:ind/>
         <w:rPr/>
       </w:pPr>
+      <w:r/>
       <w:hyperlink w:tooltip="#_Toc52" w:anchor="_Toc52" w:history="1">
         <w:r>
           <w:rPr>
@@ -11482,6 +11774,7 @@
         </w:r>
       </w:hyperlink>
       <w:r/>
+      <w:r/>
     </w:p>
     <w:p>
       <w:pPr>
@@ -11494,6 +11787,7 @@
         <w:ind/>
         <w:rPr/>
       </w:pPr>
+      <w:r/>
       <w:hyperlink w:tooltip="#_Toc53" w:anchor="_Toc53" w:history="1">
         <w:r>
           <w:rPr>
@@ -11523,6 +11817,7 @@
         </w:r>
       </w:hyperlink>
       <w:r/>
+      <w:r/>
     </w:p>
     <w:p>
       <w:pPr>
@@ -11535,6 +11830,7 @@
         <w:ind/>
         <w:rPr/>
       </w:pPr>
+      <w:r/>
       <w:hyperlink w:tooltip="#_Toc54" w:anchor="_Toc54" w:history="1">
         <w:r>
           <w:rPr>
@@ -11564,6 +11860,7 @@
         </w:r>
       </w:hyperlink>
       <w:r/>
+      <w:r/>
     </w:p>
     <w:p>
       <w:pPr>
@@ -11576,6 +11873,7 @@
         <w:ind/>
         <w:rPr/>
       </w:pPr>
+      <w:r/>
       <w:hyperlink w:tooltip="#_Toc55" w:anchor="_Toc55" w:history="1">
         <w:r>
           <w:rPr>
@@ -11605,6 +11903,7 @@
         </w:r>
       </w:hyperlink>
       <w:r/>
+      <w:r/>
     </w:p>
     <w:p>
       <w:pPr>
@@ -11617,6 +11916,7 @@
         <w:ind/>
         <w:rPr/>
       </w:pPr>
+      <w:r/>
       <w:hyperlink w:tooltip="#_Toc56" w:anchor="_Toc56" w:history="1">
         <w:r>
           <w:rPr>
@@ -11646,6 +11946,7 @@
         </w:r>
       </w:hyperlink>
       <w:r/>
+      <w:r/>
     </w:p>
     <w:p>
       <w:pPr>
@@ -11658,6 +11959,7 @@
         <w:ind/>
         <w:rPr/>
       </w:pPr>
+      <w:r/>
       <w:hyperlink w:tooltip="#_Toc57" w:anchor="_Toc57" w:history="1">
         <w:r>
           <w:rPr>
@@ -11687,6 +11989,7 @@
         </w:r>
       </w:hyperlink>
       <w:r/>
+      <w:r/>
     </w:p>
     <w:p>
       <w:pPr>
@@ -11699,6 +12002,7 @@
         <w:ind/>
         <w:rPr/>
       </w:pPr>
+      <w:r/>
       <w:hyperlink w:tooltip="#_Toc58" w:anchor="_Toc58" w:history="1">
         <w:r>
           <w:rPr>
@@ -11728,6 +12032,7 @@
         </w:r>
       </w:hyperlink>
       <w:r/>
+      <w:r/>
     </w:p>
     <w:p>
       <w:pPr>
@@ -11740,6 +12045,7 @@
         <w:ind/>
         <w:rPr/>
       </w:pPr>
+      <w:r/>
       <w:hyperlink w:tooltip="#_Toc59" w:anchor="_Toc59" w:history="1">
         <w:r>
           <w:rPr>
@@ -11769,6 +12075,7 @@
         </w:r>
       </w:hyperlink>
       <w:r/>
+      <w:r/>
     </w:p>
     <w:p>
       <w:pPr>
@@ -11781,6 +12088,7 @@
         <w:ind/>
         <w:rPr/>
       </w:pPr>
+      <w:r/>
       <w:hyperlink w:tooltip="#_Toc60" w:anchor="_Toc60" w:history="1">
         <w:r>
           <w:rPr>
@@ -11810,6 +12118,7 @@
         </w:r>
       </w:hyperlink>
       <w:r/>
+      <w:r/>
     </w:p>
     <w:p>
       <w:pPr>
@@ -11822,6 +12131,7 @@
         <w:ind/>
         <w:rPr/>
       </w:pPr>
+      <w:r/>
       <w:hyperlink w:tooltip="#_Toc61" w:anchor="_Toc61" w:history="1">
         <w:r>
           <w:rPr>
@@ -11851,6 +12161,7 @@
         </w:r>
       </w:hyperlink>
       <w:r/>
+      <w:r/>
     </w:p>
     <w:p>
       <w:pPr>
@@ -11863,6 +12174,7 @@
         <w:ind/>
         <w:rPr/>
       </w:pPr>
+      <w:r/>
       <w:hyperlink w:tooltip="#_Toc62" w:anchor="_Toc62" w:history="1">
         <w:r>
           <w:rPr>
@@ -11892,6 +12204,7 @@
         </w:r>
       </w:hyperlink>
       <w:r/>
+      <w:r/>
     </w:p>
     <w:p>
       <w:pPr>
@@ -11904,6 +12217,7 @@
         <w:ind/>
         <w:rPr/>
       </w:pPr>
+      <w:r/>
       <w:hyperlink w:tooltip="#_Toc63" w:anchor="_Toc63" w:history="1">
         <w:r>
           <w:rPr>
@@ -11933,6 +12247,7 @@
         </w:r>
       </w:hyperlink>
       <w:r/>
+      <w:r/>
     </w:p>
     <w:p>
       <w:pPr>
@@ -11945,6 +12260,7 @@
         <w:ind/>
         <w:rPr/>
       </w:pPr>
+      <w:r/>
       <w:hyperlink w:tooltip="#_Toc64" w:anchor="_Toc64" w:history="1">
         <w:r>
           <w:rPr>
@@ -11974,6 +12290,7 @@
         </w:r>
       </w:hyperlink>
       <w:r/>
+      <w:r/>
     </w:p>
     <w:p>
       <w:pPr>
@@ -11986,6 +12303,7 @@
         <w:ind/>
         <w:rPr/>
       </w:pPr>
+      <w:r/>
       <w:hyperlink w:tooltip="#_Toc65" w:anchor="_Toc65" w:history="1">
         <w:r>
           <w:rPr>
@@ -12015,6 +12333,7 @@
         </w:r>
       </w:hyperlink>
       <w:r/>
+      <w:r/>
     </w:p>
     <w:p>
       <w:pPr>
@@ -12027,6 +12346,7 @@
         <w:ind/>
         <w:rPr/>
       </w:pPr>
+      <w:r/>
       <w:hyperlink w:tooltip="#_Toc66" w:anchor="_Toc66" w:history="1">
         <w:r>
           <w:rPr>
@@ -12056,6 +12376,7 @@
         </w:r>
       </w:hyperlink>
       <w:r/>
+      <w:r/>
     </w:p>
     <w:p>
       <w:pPr>
@@ -12068,6 +12389,7 @@
         <w:ind/>
         <w:rPr/>
       </w:pPr>
+      <w:r/>
       <w:hyperlink w:tooltip="#_Toc67" w:anchor="_Toc67" w:history="1">
         <w:r>
           <w:rPr>
@@ -12097,6 +12419,7 @@
         </w:r>
       </w:hyperlink>
       <w:r/>
+      <w:r/>
     </w:p>
     <w:p>
       <w:pPr>
@@ -12109,6 +12432,7 @@
         <w:ind/>
         <w:rPr/>
       </w:pPr>
+      <w:r/>
       <w:hyperlink w:tooltip="#_Toc68" w:anchor="_Toc68" w:history="1">
         <w:r>
           <w:rPr>
@@ -12138,6 +12462,7 @@
         </w:r>
       </w:hyperlink>
       <w:r/>
+      <w:r/>
     </w:p>
     <w:p>
       <w:pPr>
@@ -12150,6 +12475,7 @@
         <w:ind/>
         <w:rPr/>
       </w:pPr>
+      <w:r/>
       <w:hyperlink w:tooltip="#_Toc69" w:anchor="_Toc69" w:history="1">
         <w:r>
           <w:rPr>
@@ -12179,6 +12505,7 @@
         </w:r>
       </w:hyperlink>
       <w:r/>
+      <w:r/>
     </w:p>
     <w:p>
       <w:pPr>
@@ -12191,6 +12518,7 @@
         <w:ind/>
         <w:rPr/>
       </w:pPr>
+      <w:r/>
       <w:hyperlink w:tooltip="#_Toc70" w:anchor="_Toc70" w:history="1">
         <w:r>
           <w:rPr>
@@ -12220,6 +12548,7 @@
         </w:r>
       </w:hyperlink>
       <w:r/>
+      <w:r/>
     </w:p>
     <w:p>
       <w:pPr>
@@ -12232,6 +12561,7 @@
         <w:ind/>
         <w:rPr/>
       </w:pPr>
+      <w:r/>
       <w:hyperlink w:tooltip="#_Toc71" w:anchor="_Toc71" w:history="1">
         <w:r>
           <w:rPr>
@@ -12261,6 +12591,7 @@
         </w:r>
       </w:hyperlink>
       <w:r/>
+      <w:r/>
     </w:p>
     <w:p>
       <w:pPr>
@@ -12273,6 +12604,7 @@
         <w:ind/>
         <w:rPr/>
       </w:pPr>
+      <w:r/>
       <w:hyperlink w:tooltip="#_Toc72" w:anchor="_Toc72" w:history="1">
         <w:r>
           <w:rPr>
@@ -12302,6 +12634,7 @@
         </w:r>
       </w:hyperlink>
       <w:r/>
+      <w:r/>
     </w:p>
     <w:p>
       <w:pPr>
@@ -12314,6 +12647,7 @@
         <w:ind/>
         <w:rPr/>
       </w:pPr>
+      <w:r/>
       <w:hyperlink w:tooltip="#_Toc73" w:anchor="_Toc73" w:history="1">
         <w:r>
           <w:rPr>
@@ -12343,6 +12677,7 @@
         </w:r>
       </w:hyperlink>
       <w:r/>
+      <w:r/>
     </w:p>
     <w:p>
       <w:pPr>
@@ -12355,6 +12690,7 @@
         <w:ind/>
         <w:rPr/>
       </w:pPr>
+      <w:r/>
       <w:hyperlink w:tooltip="#_Toc74" w:anchor="_Toc74" w:history="1">
         <w:r>
           <w:rPr>
@@ -12384,6 +12720,7 @@
         </w:r>
       </w:hyperlink>
       <w:r/>
+      <w:r/>
     </w:p>
     <w:p>
       <w:pPr>
@@ -12396,6 +12733,7 @@
         <w:ind/>
         <w:rPr/>
       </w:pPr>
+      <w:r/>
       <w:hyperlink w:tooltip="#_Toc75" w:anchor="_Toc75" w:history="1">
         <w:r>
           <w:rPr>
@@ -12425,6 +12763,7 @@
         </w:r>
       </w:hyperlink>
       <w:r/>
+      <w:r/>
     </w:p>
     <w:p>
       <w:pPr>
@@ -12437,6 +12776,7 @@
         <w:ind/>
         <w:rPr/>
       </w:pPr>
+      <w:r/>
       <w:hyperlink w:tooltip="#_Toc76" w:anchor="_Toc76" w:history="1">
         <w:r>
           <w:rPr>
@@ -12466,6 +12806,7 @@
         </w:r>
       </w:hyperlink>
       <w:r/>
+      <w:r/>
     </w:p>
     <w:p>
       <w:pPr>
@@ -12478,6 +12819,7 @@
         <w:ind/>
         <w:rPr/>
       </w:pPr>
+      <w:r/>
       <w:hyperlink w:tooltip="#_Toc77" w:anchor="_Toc77" w:history="1">
         <w:r>
           <w:rPr>
@@ -12507,6 +12849,7 @@
         </w:r>
       </w:hyperlink>
       <w:r/>
+      <w:r/>
     </w:p>
     <w:p>
       <w:pPr>
@@ -12519,6 +12862,7 @@
         <w:ind/>
         <w:rPr/>
       </w:pPr>
+      <w:r/>
       <w:hyperlink w:tooltip="#_Toc78" w:anchor="_Toc78" w:history="1">
         <w:r>
           <w:rPr>
@@ -12548,6 +12892,7 @@
         </w:r>
       </w:hyperlink>
       <w:r/>
+      <w:r/>
     </w:p>
     <w:p>
       <w:pPr>
@@ -12560,6 +12905,7 @@
         <w:ind/>
         <w:rPr/>
       </w:pPr>
+      <w:r/>
       <w:hyperlink w:tooltip="#_Toc79" w:anchor="_Toc79" w:history="1">
         <w:r>
           <w:rPr>
@@ -12589,6 +12935,7 @@
         </w:r>
       </w:hyperlink>
       <w:r/>
+      <w:r/>
     </w:p>
     <w:p>
       <w:pPr>
@@ -12601,6 +12948,7 @@
         <w:ind/>
         <w:rPr/>
       </w:pPr>
+      <w:r/>
       <w:hyperlink w:tooltip="#_Toc80" w:anchor="_Toc80" w:history="1">
         <w:r>
           <w:rPr>
@@ -12630,6 +12978,7 @@
         </w:r>
       </w:hyperlink>
       <w:r/>
+      <w:r/>
     </w:p>
     <w:p>
       <w:pPr>
@@ -12642,6 +12991,7 @@
         <w:ind/>
         <w:rPr/>
       </w:pPr>
+      <w:r/>
       <w:hyperlink w:tooltip="#_Toc81" w:anchor="_Toc81" w:history="1">
         <w:r>
           <w:rPr>
@@ -12671,6 +13021,7 @@
         </w:r>
       </w:hyperlink>
       <w:r/>
+      <w:r/>
     </w:p>
     <w:p>
       <w:pPr>
@@ -12683,6 +13034,7 @@
         <w:ind/>
         <w:rPr/>
       </w:pPr>
+      <w:r/>
       <w:hyperlink w:tooltip="#_Toc82" w:anchor="_Toc82" w:history="1">
         <w:r>
           <w:rPr>
@@ -12712,6 +13064,7 @@
         </w:r>
       </w:hyperlink>
       <w:r/>
+      <w:r/>
     </w:p>
     <w:p>
       <w:pPr>
@@ -12724,6 +13077,7 @@
         <w:ind/>
         <w:rPr/>
       </w:pPr>
+      <w:r/>
       <w:hyperlink w:tooltip="#_Toc83" w:anchor="_Toc83" w:history="1">
         <w:r>
           <w:rPr>
@@ -12753,6 +13107,7 @@
         </w:r>
       </w:hyperlink>
       <w:r/>
+      <w:r/>
     </w:p>
     <w:p>
       <w:pPr>
@@ -12765,6 +13120,7 @@
         <w:ind/>
         <w:rPr/>
       </w:pPr>
+      <w:r/>
       <w:hyperlink w:tooltip="#_Toc84" w:anchor="_Toc84" w:history="1">
         <w:r>
           <w:rPr>
@@ -12794,6 +13150,7 @@
         </w:r>
       </w:hyperlink>
       <w:r/>
+      <w:r/>
     </w:p>
     <w:p>
       <w:pPr>
@@ -12806,6 +13163,7 @@
         <w:ind/>
         <w:rPr/>
       </w:pPr>
+      <w:r/>
       <w:hyperlink w:tooltip="#_Toc85" w:anchor="_Toc85" w:history="1">
         <w:r>
           <w:rPr>
@@ -12835,6 +13193,7 @@
         </w:r>
       </w:hyperlink>
       <w:r/>
+      <w:r/>
     </w:p>
     <w:p>
       <w:pPr>
@@ -12847,6 +13206,7 @@
         <w:ind/>
         <w:rPr/>
       </w:pPr>
+      <w:r/>
       <w:hyperlink w:tooltip="#_Toc86" w:anchor="_Toc86" w:history="1">
         <w:r>
           <w:rPr>
@@ -12876,6 +13236,7 @@
         </w:r>
       </w:hyperlink>
       <w:r/>
+      <w:r/>
     </w:p>
     <w:p>
       <w:pPr>
@@ -12888,6 +13249,7 @@
         <w:ind/>
         <w:rPr/>
       </w:pPr>
+      <w:r/>
       <w:hyperlink w:tooltip="#_Toc87" w:anchor="_Toc87" w:history="1">
         <w:r>
           <w:rPr>
@@ -12917,6 +13279,7 @@
         </w:r>
       </w:hyperlink>
       <w:r/>
+      <w:r/>
     </w:p>
     <w:p>
       <w:pPr>
@@ -12929,6 +13292,7 @@
         <w:ind/>
         <w:rPr/>
       </w:pPr>
+      <w:r/>
       <w:hyperlink w:tooltip="#_Toc88" w:anchor="_Toc88" w:history="1">
         <w:r>
           <w:rPr>
@@ -12958,6 +13322,7 @@
         </w:r>
       </w:hyperlink>
       <w:r/>
+      <w:r/>
     </w:p>
     <w:p>
       <w:pPr>
@@ -12970,6 +13335,7 @@
         <w:ind/>
         <w:rPr/>
       </w:pPr>
+      <w:r/>
       <w:hyperlink w:tooltip="#_Toc89" w:anchor="_Toc89" w:history="1">
         <w:r>
           <w:rPr>
@@ -12999,6 +13365,7 @@
         </w:r>
       </w:hyperlink>
       <w:r/>
+      <w:r/>
     </w:p>
     <w:p>
       <w:pPr>
@@ -13028,7 +13395,6 @@
       <w:r>
         <w:fldChar w:fldCharType="end"/>
       </w:r>
-      <w:r/>
       <w:r/>
     </w:p>
     <w:p>
@@ -13963,7 +14329,6 @@
         <w:ind/>
         <w:rPr/>
       </w:pPr>
-      <w:r/>
       <w:r>
         <w:t xml:space="preserve">FIGURA </w:t>
       </w:r>
@@ -13988,7 +14353,6 @@
       <w:r>
         <w:t xml:space="preserve">Colab</w:t>
       </w:r>
-      <w:r/>
       <w:r/>
     </w:p>
     <w:p>
@@ -14123,7 +14487,6 @@
         <w:ind/>
         <w:rPr/>
       </w:pPr>
-      <w:r/>
       <w:r>
         <w:t xml:space="preserve">FIGURA </w:t>
       </w:r>
@@ -14157,7 +14520,6 @@
       <w:r>
         <w:t xml:space="preserve">Colab</w:t>
       </w:r>
-      <w:r/>
       <w:r/>
     </w:p>
     <w:p>
@@ -14378,7 +14740,6 @@
         <w:ind/>
         <w:rPr/>
       </w:pPr>
-      <w:r/>
       <w:r>
         <w:t xml:space="preserve">FIGURA </w:t>
       </w:r>
@@ -14400,7 +14761,6 @@
       <w:r>
         <w:t xml:space="preserve"> - Seleção da unidade da federação na plataforma e-Ouve </w:t>
       </w:r>
-      <w:r/>
       <w:r/>
     </w:p>
     <w:p>
@@ -14533,7 +14893,6 @@
         <w:ind/>
         <w:rPr/>
       </w:pPr>
-      <w:r/>
       <w:r>
         <w:t xml:space="preserve">FIGURA </w:t>
       </w:r>
@@ -14555,7 +14914,6 @@
       <w:r>
         <w:t xml:space="preserve"> - Seleção de serviços na plataforma e-Ouve</w:t>
       </w:r>
-      <w:r/>
       <w:r/>
     </w:p>
     <w:p>
@@ -17875,7 +18233,6 @@
         <w:ind/>
         <w:rPr/>
       </w:pPr>
-      <w:r/>
       <w:r>
         <w:t xml:space="preserve">FIGURA </w:t>
       </w:r>
@@ -17897,7 +18254,6 @@
       <w:r>
         <w:t xml:space="preserve"> - Estrutura do repositório remoto no GitHub</w:t>
       </w:r>
-      <w:r/>
       <w:r/>
     </w:p>
     <w:p>
@@ -21712,13 +22068,12 @@
       <w:r>
         <w:t xml:space="preserve">5.2.1 Visão Funcional</w:t>
       </w:r>
+      <w:bookmarkEnd w:id="34"/>
       <w:r>
         <w:rPr>
           <w:color w:val="00b050"/>
         </w:rPr>
       </w:r>
-      <w:bookmarkEnd w:id="34"/>
-      <w:r/>
       <w:r>
         <w:rPr>
           <w:color w:val="00b050"/>
@@ -23758,7 +24113,6 @@
         <w:ind/>
         <w:rPr/>
       </w:pPr>
-      <w:r/>
       <w:r>
         <w:t xml:space="preserve">FIGURA </w:t>
       </w:r>
@@ -23786,7 +24140,6 @@
       <w:r>
         <w:t xml:space="preserve"> de usuário do respondente</w:t>
       </w:r>
-      <w:r/>
       <w:r/>
     </w:p>
     <w:p>
@@ -23951,7 +24304,6 @@
         <w:ind/>
         <w:rPr/>
       </w:pPr>
-      <w:r/>
       <w:r>
         <w:t xml:space="preserve">FIGURA </w:t>
       </w:r>
@@ -23979,7 +24331,6 @@
       <w:r>
         <w:t xml:space="preserve"> com aplicativos para registro de problemas da cidade</w:t>
       </w:r>
-      <w:r/>
       <w:r/>
     </w:p>
     <w:p>
@@ -24121,7 +24472,6 @@
         <w:ind/>
         <w:rPr/>
       </w:pPr>
-      <w:r/>
       <w:r>
         <w:t xml:space="preserve">FIGURA </w:t>
       </w:r>
@@ -24144,7 +24494,6 @@
         <w:t xml:space="preserve"> – Possibilidade de uso de um aplicativo para registrar ocorrências da cidade.</w:t>
       </w:r>
       <w:r/>
-      <w:r/>
     </w:p>
     <w:p>
       <w:pPr>
@@ -24520,10 +24869,13 @@
         <w:rPr/>
       </w:pPr>
       <w:r>
-        <w:t xml:space="preserve">A Figura 9 evidencia o atendimento das heurísticas “</w:t>
-      </w:r>
-      <w:r>
-        <w:t xml:space="preserve">visibilidade do status do sistema” e “correspondência entre o sistema e o mundo real”: cada ocorrência exibe o seu estado com cor semântica e rótulo textual, o identificador é apresentado como protocolo e as categorias são enunciadas em linguagem corrente.</w:t>
+        <w:t xml:space="preserve">A Figura 9 evidencia as heurísticas “visibilidade do status do sistema” e “correspondên</w:t>
+      </w:r>
+      <w:r>
+        <w:t xml:space="preserve">cia entre o sistema e o mundo real” na tela inicial: cada ocorrência da relação de recentes exibe o seu estado em rótulo textual acompanhado da cor semântica correspondente, a mesma empregada na legenda do mapa e na faixa “Situação das ocorrências”, que re</w:t>
+      </w:r>
+      <w:r>
+        <w:t xml:space="preserve">sume em uma única linha o total de registros do território em exibição; o identificador é apresentado como protocolo e as categorias são enunciadas em linguagem corrente, a exemplo de “Lixo Acumulado ou Terreno Sujo” e “Som Alto ou Perturbação do Sossego”.</w:t>
       </w:r>
       <w:r/>
     </w:p>
@@ -24540,9 +24892,9 @@
           <mc:Choice Requires="wpg">
             <w:drawing>
               <wp:inline xmlns:wp="http://schemas.openxmlformats.org/drawingml/2006/wordprocessingDrawing" distT="0" distB="0" distL="0" distR="0">
-                <wp:extent cx="5040000" cy="3143824"/>
+                <wp:extent cx="5760720" cy="2940618"/>
                 <wp:effectExtent l="0" t="0" r="0" b="0"/>
-                <wp:docPr id="10" name="Picture 1987165333"/>
+                <wp:docPr id="10" name=""/>
                 <wp:cNvGraphicFramePr>
                   <a:graphicFrameLocks xmlns:a="http://schemas.openxmlformats.org/drawingml/2006/main" noChangeAspect="1"/>
                 </wp:cNvGraphicFramePr>
@@ -24550,7 +24902,7 @@
                   <a:graphicData uri="http://schemas.openxmlformats.org/drawingml/2006/picture">
                     <pic:pic xmlns:pic="http://schemas.openxmlformats.org/drawingml/2006/picture">
                       <pic:nvPicPr>
-                        <pic:cNvPr id="0" name="FalaCidade_Prototipo_03_Inicio_v2.png"/>
+                        <pic:cNvPr id="1322156247" name=""/>
                         <pic:cNvPicPr>
                           <a:picLocks noChangeAspect="1"/>
                         </pic:cNvPicPr>
@@ -24563,7 +24915,7 @@
                       <pic:spPr bwMode="auto">
                         <a:xfrm>
                           <a:off x="0" y="0"/>
-                          <a:ext cx="5040000" cy="3143824"/>
+                          <a:ext cx="5760719" cy="2940618"/>
                         </a:xfrm>
                         <a:prstGeom prst="rect">
                           <a:avLst/>
@@ -24596,7 +24948,7 @@
                 <v:path o:extrusionok="f" gradientshapeok="t" o:connecttype="rect"/>
                 <o:lock v:ext="edit" aspectratio="t"/>
               </v:shapetype>
-              <v:shape id="_x0000_i9" o:spid="_x0000_s9" type="#_x0000_t75" style="width:396.85pt;height:247.55pt;mso-wrap-distance-left:0.00pt;mso-wrap-distance-top:0.00pt;mso-wrap-distance-right:0.00pt;mso-wrap-distance-bottom:0.00pt;z-index:1;" stroked="false">
+              <v:shape id="_x0000_i9" o:spid="_x0000_s9" type="#_x0000_t75" style="width:453.60pt;height:231.54pt;mso-wrap-distance-left:0.00pt;mso-wrap-distance-top:0.00pt;mso-wrap-distance-right:0.00pt;mso-wrap-distance-bottom:0.00pt;z-index:1;" stroked="false">
                 <v:imagedata r:id="rId26" o:title=""/>
                 <o:lock v:ext="edit" rotation="t"/>
               </v:shape>
@@ -24614,7 +24966,6 @@
         <w:ind/>
         <w:rPr/>
       </w:pPr>
-      <w:r/>
       <w:r>
         <w:t xml:space="preserve">FIGURA </w:t>
       </w:r>
@@ -24634,9 +24985,8 @@
         <w:fldChar w:fldCharType="end"/>
       </w:r>
       <w:r>
-        <w:t xml:space="preserve"> – Tela inicial: visibilidade do estado das ocorrências e correspondência com o mundo real</w:t>
-      </w:r>
-      <w:r/>
+        <w:t xml:space="preserve"> – Tela inicial: estado das ocorrências em cor e rótulo, protocolo e categorias em linguagem corrente</w:t>
+      </w:r>
       <w:r/>
     </w:p>
     <w:p>
@@ -24661,10 +25011,10 @@
         <w:rPr/>
       </w:pPr>
       <w:r>
-        <w:t xml:space="preserve">A Figura 10 evidencia as heurísticas “prevenção de erros” e “reconhecimento em lugar de memorização”: o</w:t>
-      </w:r>
-      <w:r>
-        <w:t xml:space="preserve">s campos obrigatórios são assinalados, a prioridade decorre automaticamente da categoria, o endereço é preenchido a partir do ponto marcado no mapa e a ação destrutiva de cancelamento é apresentada em posição e peso visual distintos da ação de confirmação.</w:t>
+        <w:t xml:space="preserve">A Figura 10 evidencia as heurísticas “reconhecimento em lugar de memorização” e “prevenção de erros” na primeira parte do formulário de registro: os campos obrigatórios são assinalados com asterisco, os textos de e</w:t>
+      </w:r>
+      <w:r>
+        <w:t xml:space="preserve">xemplo mostram o preenchimento esperado em vez de descrevê-lo, a categoria é escolhida em lista de seleção e não digitada, e o local da ocorrência é marcado por um clique sobre o mapa, o que dispensa o usuário de recordar a denominação exata do logradouro.</w:t>
       </w:r>
       <w:r/>
     </w:p>
@@ -24682,9 +25032,9 @@
           <mc:Choice Requires="wpg">
             <w:drawing>
               <wp:inline xmlns:wp="http://schemas.openxmlformats.org/drawingml/2006/wordprocessingDrawing" distT="0" distB="0" distL="0" distR="0">
-                <wp:extent cx="5040000" cy="6235714"/>
+                <wp:extent cx="4531065" cy="3754430"/>
                 <wp:effectExtent l="0" t="0" r="0" b="0"/>
-                <wp:docPr id="11" name="Picture 1987165334"/>
+                <wp:docPr id="11" name=""/>
                 <wp:cNvGraphicFramePr>
                   <a:graphicFrameLocks xmlns:a="http://schemas.openxmlformats.org/drawingml/2006/main" noChangeAspect="1"/>
                 </wp:cNvGraphicFramePr>
@@ -24692,7 +25042,7 @@
                   <a:graphicData uri="http://schemas.openxmlformats.org/drawingml/2006/picture">
                     <pic:pic xmlns:pic="http://schemas.openxmlformats.org/drawingml/2006/picture">
                       <pic:nvPicPr>
-                        <pic:cNvPr id="0" name="FalaCidade_Prototipo_04_RegistroOcorrencia_v2.png"/>
+                        <pic:cNvPr id="2002528871" name=""/>
                         <pic:cNvPicPr>
                           <a:picLocks noChangeAspect="1"/>
                         </pic:cNvPicPr>
@@ -24703,9 +25053,9 @@
                         <a:stretch/>
                       </pic:blipFill>
                       <pic:spPr bwMode="auto">
-                        <a:xfrm>
+                        <a:xfrm flipH="0" flipV="0">
                           <a:off x="0" y="0"/>
-                          <a:ext cx="5040000" cy="6235714"/>
+                          <a:ext cx="4531064" cy="3754429"/>
                         </a:xfrm>
                         <a:prstGeom prst="rect">
                           <a:avLst/>
@@ -24738,7 +25088,7 @@
                 <v:path o:extrusionok="f" gradientshapeok="t" o:connecttype="rect"/>
                 <o:lock v:ext="edit" aspectratio="t"/>
               </v:shapetype>
-              <v:shape id="_x0000_i10" o:spid="_x0000_s10" type="#_x0000_t75" style="width:396.85pt;height:491.00pt;mso-wrap-distance-left:0.00pt;mso-wrap-distance-top:0.00pt;mso-wrap-distance-right:0.00pt;mso-wrap-distance-bottom:0.00pt;z-index:1;" stroked="false">
+              <v:shape id="_x0000_i10" o:spid="_x0000_s10" type="#_x0000_t75" style="width:356.78pt;height:295.62pt;mso-wrap-distance-left:0.00pt;mso-wrap-distance-top:0.00pt;mso-wrap-distance-right:0.00pt;mso-wrap-distance-bottom:0.00pt;z-index:1;" stroked="false">
                 <v:imagedata r:id="rId27" o:title=""/>
                 <o:lock v:ext="edit" rotation="t"/>
               </v:shape>
@@ -24750,13 +25100,22 @@
     </w:p>
     <w:p>
       <w:pPr>
+        <w:pBdr/>
+        <w:spacing/>
+        <w:ind/>
+        <w:rPr/>
+      </w:pPr>
+      <w:r/>
+      <w:r/>
+    </w:p>
+    <w:p>
+      <w:pPr>
         <w:pStyle w:val="1846"/>
         <w:pBdr/>
         <w:spacing/>
         <w:ind/>
         <w:rPr/>
       </w:pPr>
-      <w:r/>
       <w:r>
         <w:t xml:space="preserve">FIGURA </w:t>
       </w:r>
@@ -24776,9 +25135,8 @@
         <w:fldChar w:fldCharType="end"/>
       </w:r>
       <w:r>
-        <w:t xml:space="preserve"> – Registro de ocorrência: prevenção de erros e reconhecimento em lugar de memorização</w:t>
-      </w:r>
-      <w:r/>
+        <w:t xml:space="preserve"> – Registro de ocorrência: campos obrigatórios, exemplos de preenchimento e marcação do local no mapa</w:t>
+      </w:r>
       <w:r/>
     </w:p>
     <w:p>
@@ -24803,10 +25161,13 @@
         <w:rPr/>
       </w:pPr>
       <w:r>
-        <w:t xml:space="preserve">A Figura 11 evidencia a</w:t>
-      </w:r>
-      <w:r>
-        <w:t xml:space="preserve">s heurísticas “flexibilidade e eficiência de uso” e “consistência e padrões”: os filtros combináveis e a busca direta por protocolo abreviam o percurso do usuário experiente, e a identidade cromática dos estados é idêntica à empregada nas telas do cidadão.</w:t>
+        <w:t xml:space="preserve">A Figura 11 evidencia as heurísticas “flexibilidade e eficiência de uso” e “consistênci</w:t>
+      </w:r>
+      <w:r>
+        <w:t xml:space="preserve">a e padrões” na administração de contas: a busca por nome ou endereço de correio eletrônico e os filtros combináveis por perfil, município e situação abreviam o percurso até a conta procurada; a alteração do perfil é feita na própria linha da relação, sem </w:t>
+      </w:r>
+      <w:r>
+        <w:t xml:space="preserve">tela intermediária; e a situação da conta emprega as mesmas cores semânticas adotadas para o estado das ocorrências. A conta de quem está operando é assinalada como “você” e não apresenta as ações de desativação, o que previne o bloqueio do próprio acesso.</w:t>
       </w:r>
       <w:r/>
     </w:p>
@@ -24824,9 +25185,9 @@
           <mc:Choice Requires="wpg">
             <w:drawing>
               <wp:inline xmlns:wp="http://schemas.openxmlformats.org/drawingml/2006/wordprocessingDrawing" distT="0" distB="0" distL="0" distR="0">
-                <wp:extent cx="5040000" cy="2661551"/>
+                <wp:extent cx="5760720" cy="3121807"/>
                 <wp:effectExtent l="0" t="0" r="0" b="0"/>
-                <wp:docPr id="12" name="Picture 1987165335"/>
+                <wp:docPr id="12" name=""/>
                 <wp:cNvGraphicFramePr>
                   <a:graphicFrameLocks xmlns:a="http://schemas.openxmlformats.org/drawingml/2006/main" noChangeAspect="1"/>
                 </wp:cNvGraphicFramePr>
@@ -24834,7 +25195,7 @@
                   <a:graphicData uri="http://schemas.openxmlformats.org/drawingml/2006/picture">
                     <pic:pic xmlns:pic="http://schemas.openxmlformats.org/drawingml/2006/picture">
                       <pic:nvPicPr>
-                        <pic:cNvPr id="0" name="FalaCidade_Prototipo_08_GestaoOcorrencias_v2.png"/>
+                        <pic:cNvPr id="2032964692" name=""/>
                         <pic:cNvPicPr>
                           <a:picLocks noChangeAspect="1"/>
                         </pic:cNvPicPr>
@@ -24847,7 +25208,7 @@
                       <pic:spPr bwMode="auto">
                         <a:xfrm>
                           <a:off x="0" y="0"/>
-                          <a:ext cx="5040000" cy="2661551"/>
+                          <a:ext cx="5760719" cy="3121805"/>
                         </a:xfrm>
                         <a:prstGeom prst="rect">
                           <a:avLst/>
@@ -24880,7 +25241,7 @@
                 <v:path o:extrusionok="f" gradientshapeok="t" o:connecttype="rect"/>
                 <o:lock v:ext="edit" aspectratio="t"/>
               </v:shapetype>
-              <v:shape id="_x0000_i11" o:spid="_x0000_s11" type="#_x0000_t75" style="width:396.85pt;height:209.57pt;mso-wrap-distance-left:0.00pt;mso-wrap-distance-top:0.00pt;mso-wrap-distance-right:0.00pt;mso-wrap-distance-bottom:0.00pt;z-index:1;" stroked="false">
+              <v:shape id="_x0000_i11" o:spid="_x0000_s11" type="#_x0000_t75" style="width:453.60pt;height:245.81pt;mso-wrap-distance-left:0.00pt;mso-wrap-distance-top:0.00pt;mso-wrap-distance-right:0.00pt;mso-wrap-distance-bottom:0.00pt;z-index:1;" stroked="false">
                 <v:imagedata r:id="rId28" o:title=""/>
                 <o:lock v:ext="edit" rotation="t"/>
               </v:shape>
@@ -24898,7 +25259,6 @@
         <w:ind/>
         <w:rPr/>
       </w:pPr>
-      <w:r/>
       <w:r>
         <w:t xml:space="preserve">FIGURA </w:t>
       </w:r>
@@ -24918,9 +25278,8 @@
         <w:fldChar w:fldCharType="end"/>
       </w:r>
       <w:r>
-        <w:t xml:space="preserve"> – Painel de gestão: flexibilidade, eficiência de uso e consistência dos padrões</w:t>
-      </w:r>
-      <w:r/>
+        <w:t xml:space="preserve"> – Administração de contas: busca, filtros combináveis e alteração de perfil na própria linha</w:t>
+      </w:r>
       <w:r/>
     </w:p>
     <w:p>
@@ -24945,10 +25304,13 @@
         <w:rPr/>
       </w:pPr>
       <w:r>
-        <w:t xml:space="preserve">A Figura 12 evidencia as heurísticas “flexibilidade e eficiência de uso” e “controle e liberdade do usuário” na tela i</w:t>
-      </w:r>
-      <w:r>
-        <w:t xml:space="preserve">nicial: o seletor de município ocupa a primeira posição entre os filtros, por delimitar o território em exibição, e a sua alteração desloca o mapa e recompõe os indicadores e a relação de ocorrências recentes, sem que o usuário precise refazer a navegação.</w:t>
+        <w:t xml:space="preserve">A Figura 12 evidencia as heurísticas “flexibilidade e e</w:t>
+      </w:r>
+      <w:r>
+        <w:t xml:space="preserve">ficiência de uso” e “controle e liberdade do usuário” na tela inicial de quem acessa sem conta: o seletor de município ocupa a primeira posição entre os filtros, por delimitar o território em exibição, e a sua alteração desloca o mapa, recompõe a relação d</w:t>
+      </w:r>
+      <w:r>
+        <w:t xml:space="preserve">e ocorrências recentes e recalcula a faixa de situação, sem que o usuário precise refazer a navegação. O modo visitante (RF08 e RF11) preserva a consulta ao mapa e ao acervo de ocorrências, reservando o vínculo com a conta apenas ao que depende de autoria.</w:t>
       </w:r>
       <w:r/>
     </w:p>
@@ -25040,7 +25402,6 @@
         <w:ind/>
         <w:rPr/>
       </w:pPr>
-      <w:r/>
       <w:r>
         <w:t xml:space="preserve">FIGURA </w:t>
       </w:r>
@@ -25060,9 +25421,8 @@
         <w:fldChar w:fldCharType="end"/>
       </w:r>
       <w:r>
-        <w:t xml:space="preserve"> – Tela inicial: seletor de município, mapa e indicadores do território em exibição</w:t>
-      </w:r>
-      <w:r/>
+        <w:t xml:space="preserve"> – Tela inicial do visitante: seletor de município, mapa e indicadores do território em exibição</w:t>
+      </w:r>
       <w:r/>
     </w:p>
     <w:p>
@@ -25087,10 +25447,13 @@
         <w:rPr/>
       </w:pPr>
       <w:r>
-        <w:t xml:space="preserve">A Figura 13 evidencia as heurísticas “prevenção de erros” e “visibilidade do status do sistema” no registro de ocorrência: o campo de município perm</w:t>
-      </w:r>
-      <w:r>
-        <w:t xml:space="preserve">anece bloqueado até a informação da unidade federativa, o que impede a combinação inválida entre ambos, e o aviso apresentado informa, antes do envio, que o município escolhido ainda não possui equipe cadastrada, esclarecendo o que ocorrerá com o registro.</w:t>
+        <w:t xml:space="preserve">A Figura 13 evidencia as heurísticas “prevenção de erros” e “controle e liberdade do usuário” na segunda parte do formulário de registro: os campos de endereço c</w:t>
+      </w:r>
+      <w:r>
+        <w:t xml:space="preserve">hegam preenchidos a partir do ponto marcado no mapa e permanecem editáveis pelo usuário; o limite de três fotografias e o desfoque automático de rostos, exigido pela Lei Geral de Proteção de Dados Pessoais, são informados antes do envio e não depois dele; </w:t>
+      </w:r>
+      <w:r>
+        <w:t xml:space="preserve">o registro anônimo é oferecido com a advertência de que o acompanhamento passará a depender do código de rastreamento; e a ação de cancelamento é apresentada em posição e peso visual distintos da ação de confirmação, o que reduz o acionamento involuntário.</w:t>
       </w:r>
       <w:r/>
     </w:p>
@@ -25108,9 +25471,9 @@
           <mc:Choice Requires="wpg">
             <w:drawing>
               <wp:inline xmlns:wp="http://schemas.openxmlformats.org/drawingml/2006/wordprocessingDrawing" distT="0" distB="0" distL="0" distR="0">
-                <wp:extent cx="5040000" cy="2170000"/>
+                <wp:extent cx="4961890" cy="4111410"/>
                 <wp:effectExtent l="0" t="0" r="0" b="0"/>
-                <wp:docPr id="14" name="Picture 1987165337"/>
+                <wp:docPr id="14" name=""/>
                 <wp:cNvGraphicFramePr>
                   <a:graphicFrameLocks xmlns:a="http://schemas.openxmlformats.org/drawingml/2006/main" noChangeAspect="1"/>
                 </wp:cNvGraphicFramePr>
@@ -25118,7 +25481,7 @@
                   <a:graphicData uri="http://schemas.openxmlformats.org/drawingml/2006/picture">
                     <pic:pic xmlns:pic="http://schemas.openxmlformats.org/drawingml/2006/picture">
                       <pic:nvPicPr>
-                        <pic:cNvPr id="0" name="doc-cobertura.png"/>
+                        <pic:cNvPr id="2049064045" name=""/>
                         <pic:cNvPicPr>
                           <a:picLocks noChangeAspect="1"/>
                         </pic:cNvPicPr>
@@ -25129,9 +25492,9 @@
                         <a:stretch/>
                       </pic:blipFill>
                       <pic:spPr bwMode="auto">
-                        <a:xfrm>
+                        <a:xfrm rot="0" flipH="0" flipV="0">
                           <a:off x="0" y="0"/>
-                          <a:ext cx="5040000" cy="2170000"/>
+                          <a:ext cx="4961889" cy="4111409"/>
                         </a:xfrm>
                         <a:prstGeom prst="rect">
                           <a:avLst/>
@@ -25164,7 +25527,7 @@
                 <v:path o:extrusionok="f" gradientshapeok="t" o:connecttype="rect"/>
                 <o:lock v:ext="edit" aspectratio="t"/>
               </v:shapetype>
-              <v:shape id="_x0000_i13" o:spid="_x0000_s13" type="#_x0000_t75" style="width:396.85pt;height:170.87pt;mso-wrap-distance-left:0.00pt;mso-wrap-distance-top:0.00pt;mso-wrap-distance-right:0.00pt;mso-wrap-distance-bottom:0.00pt;z-index:1;" stroked="false">
+              <v:shape id="_x0000_i13" o:spid="_x0000_s13" type="#_x0000_t75" style="width:390.70pt;height:323.73pt;mso-wrap-distance-left:0.00pt;mso-wrap-distance-top:0.00pt;mso-wrap-distance-right:0.00pt;mso-wrap-distance-bottom:0.00pt;rotation:0;z-index:1;" stroked="false">
                 <v:imagedata r:id="rId30" o:title=""/>
                 <o:lock v:ext="edit" rotation="t"/>
               </v:shape>
@@ -25182,7 +25545,6 @@
         <w:ind/>
         <w:rPr/>
       </w:pPr>
-      <w:r/>
       <w:r>
         <w:t xml:space="preserve">FIGURA </w:t>
       </w:r>
@@ -25202,9 +25564,8 @@
         <w:fldChar w:fldCharType="end"/>
       </w:r>
       <w:r>
-        <w:t xml:space="preserve"> – Registro de ocorrência: preenchimento assistido do território e aviso de município sem equipe</w:t>
-      </w:r>
-      <w:r/>
+        <w:t xml:space="preserve"> – Registro de ocorrência: endereço a partir do mapa, desfoque das fotografias e registro anônimo</w:t>
+      </w:r>
       <w:r/>
     </w:p>
     <w:p>
@@ -25229,10 +25590,13 @@
         <w:rPr/>
       </w:pPr>
       <w:r>
-        <w:t xml:space="preserve">A Figura 14 evidencia as heurísticas “visibilidade do status do sistema” e “prevenção de erros” no encaminhamento ao departamento: a relação de depa</w:t>
-      </w:r>
-      <w:r>
-        <w:t xml:space="preserve">rtamentos apresenta o nome e o endereço de destino, o rodapé informa que nenhum dado pessoal do autor é enviado e antecipa o estado que a ocorrência assumirá, e o botão de confirmação permanece desabilitado enquanto nenhum destinatário estiver selecionado.</w:t>
+        <w:t xml:space="preserve">A Figura 14 evidencia as heurísticas “visibilidade do status do sistema” e “flexibilidade e eficiência de uso” na tela de tratamento da ocorrência: o histórico reg</w:t>
+      </w:r>
+      <w:r>
+        <w:t xml:space="preserve">istra cada trâmite com data, responsável e mensagem, de modo que o estado atual seja sempre explicado pelo que o antecedeu; o selo de ocorrência anônima adverte a equipe de que não há autor identificado a quem responder; as mensagens de uso mais frequente </w:t>
+      </w:r>
+      <w:r>
+        <w:t xml:space="preserve">são oferecidas como respostas prontas ao lado do campo de texto livre; e as ações de encaminhamento ao departamento responsável, de conclusão e de indeferimento ficam reunidas ao final da tela, separadas por peso visual conforme a consequência de cada uma.</w:t>
       </w:r>
       <w:r/>
     </w:p>
@@ -25250,9 +25614,9 @@
           <mc:Choice Requires="wpg">
             <w:drawing>
               <wp:inline xmlns:wp="http://schemas.openxmlformats.org/drawingml/2006/wordprocessingDrawing" distT="0" distB="0" distL="0" distR="0">
-                <wp:extent cx="4320000" cy="2592000"/>
+                <wp:extent cx="3183747" cy="5202015"/>
                 <wp:effectExtent l="0" t="0" r="0" b="0"/>
-                <wp:docPr id="15" name="Picture 1987165338"/>
+                <wp:docPr id="15" name=""/>
                 <wp:cNvGraphicFramePr>
                   <a:graphicFrameLocks xmlns:a="http://schemas.openxmlformats.org/drawingml/2006/main" noChangeAspect="1"/>
                 </wp:cNvGraphicFramePr>
@@ -25260,7 +25624,7 @@
                   <a:graphicData uri="http://schemas.openxmlformats.org/drawingml/2006/picture">
                     <pic:pic xmlns:pic="http://schemas.openxmlformats.org/drawingml/2006/picture">
                       <pic:nvPicPr>
-                        <pic:cNvPr id="0" name="doc-encaminhamento.png"/>
+                        <pic:cNvPr id="762778577" name=""/>
                         <pic:cNvPicPr>
                           <a:picLocks noChangeAspect="1"/>
                         </pic:cNvPicPr>
@@ -25271,9 +25635,9 @@
                         <a:stretch/>
                       </pic:blipFill>
                       <pic:spPr bwMode="auto">
-                        <a:xfrm>
+                        <a:xfrm flipH="0" flipV="0">
                           <a:off x="0" y="0"/>
-                          <a:ext cx="4320000" cy="2592000"/>
+                          <a:ext cx="3183746" cy="5202014"/>
                         </a:xfrm>
                         <a:prstGeom prst="rect">
                           <a:avLst/>
@@ -25306,7 +25670,7 @@
                 <v:path o:extrusionok="f" gradientshapeok="t" o:connecttype="rect"/>
                 <o:lock v:ext="edit" aspectratio="t"/>
               </v:shapetype>
-              <v:shape id="_x0000_i14" o:spid="_x0000_s14" type="#_x0000_t75" style="width:340.16pt;height:204.09pt;mso-wrap-distance-left:0.00pt;mso-wrap-distance-top:0.00pt;mso-wrap-distance-right:0.00pt;mso-wrap-distance-bottom:0.00pt;z-index:1;" stroked="false">
+              <v:shape id="_x0000_i14" o:spid="_x0000_s14" type="#_x0000_t75" style="width:250.69pt;height:409.61pt;mso-wrap-distance-left:0.00pt;mso-wrap-distance-top:0.00pt;mso-wrap-distance-right:0.00pt;mso-wrap-distance-bottom:0.00pt;z-index:1;" stroked="false">
                 <v:imagedata r:id="rId31" o:title=""/>
                 <o:lock v:ext="edit" rotation="t"/>
               </v:shape>
@@ -25324,7 +25688,6 @@
         <w:ind/>
         <w:rPr/>
       </w:pPr>
-      <w:r/>
       <w:r>
         <w:t xml:space="preserve">FIGURA </w:t>
       </w:r>
@@ -25344,9 +25707,8 @@
         <w:fldChar w:fldCharType="end"/>
       </w:r>
       <w:r>
-        <w:t xml:space="preserve"> – Detalhe da ocorrência: encaminhamento ao departamento responsável</w:t>
-      </w:r>
-      <w:r/>
+        <w:t xml:space="preserve"> – Detalhe da ocorrência: histórico dos trâmites, resposta ao cidadão e ações de tratamento</w:t>
+      </w:r>
       <w:r/>
     </w:p>
     <w:p>
@@ -25371,10 +25733,13 @@
         <w:rPr/>
       </w:pPr>
       <w:r>
-        <w:t xml:space="preserve">A Figura 15 evidencia as heurísticas “prevenção de erros” e “consistência e padrões” no cadastro de contas: a relação de perfis apresentada depende de quem cadastra — o ad</w:t>
-      </w:r>
-      <w:r>
-        <w:t xml:space="preserve">ministrador municipal só encontra o perfil de funcionário —, o município vem preenchido e bloqueado quando quem cadastra está vinculado a um, e os campos de território desaparecem quando o perfil escolhido é o de Super Administrador, que não tem município.</w:t>
+        <w:t xml:space="preserve">A Figura 15 evidencia as heurísticas “prevenção de erros” e “auxílio no reconhecimento, diagnóstico e recuperação de erros” no cadastro de contas d</w:t>
+      </w:r>
+      <w:r>
+        <w:t xml:space="preserve">a administração: o campo de município permanece bloqueado até que a unidade da federação seja informada — e diz por escrito o que falta —, o que impede a combinação inválida entre os dois; a relação de perfis disponíveis depende de quem cadastra, de modo q</w:t>
+      </w:r>
+      <w:r>
+        <w:t xml:space="preserve">ue o administrador municipal só encontra o perfil de funcionário; e o texto de apoio antecipa, antes da confirmação, que a conta exigirá o segundo fator de autenticação no primeiro acesso e atenderá apenas às ocorrências e às contas do município informado.</w:t>
       </w:r>
       <w:r/>
     </w:p>
@@ -25392,9 +25757,9 @@
           <mc:Choice Requires="wpg">
             <w:drawing>
               <wp:inline xmlns:wp="http://schemas.openxmlformats.org/drawingml/2006/wordprocessingDrawing" distT="0" distB="0" distL="0" distR="0">
-                <wp:extent cx="5040000" cy="3500000"/>
+                <wp:extent cx="3518289" cy="4239990"/>
                 <wp:effectExtent l="0" t="0" r="0" b="0"/>
-                <wp:docPr id="16" name="Picture 1987165339"/>
+                <wp:docPr id="16" name=""/>
                 <wp:cNvGraphicFramePr>
                   <a:graphicFrameLocks xmlns:a="http://schemas.openxmlformats.org/drawingml/2006/main" noChangeAspect="1"/>
                 </wp:cNvGraphicFramePr>
@@ -25402,7 +25767,7 @@
                   <a:graphicData uri="http://schemas.openxmlformats.org/drawingml/2006/picture">
                     <pic:pic xmlns:pic="http://schemas.openxmlformats.org/drawingml/2006/picture">
                       <pic:nvPicPr>
-                        <pic:cNvPr id="0" name="doc-super-admin.png"/>
+                        <pic:cNvPr id="754253302" name=""/>
                         <pic:cNvPicPr>
                           <a:picLocks noChangeAspect="1"/>
                         </pic:cNvPicPr>
@@ -25413,9 +25778,9 @@
                         <a:stretch/>
                       </pic:blipFill>
                       <pic:spPr bwMode="auto">
-                        <a:xfrm>
+                        <a:xfrm flipH="0" flipV="0">
                           <a:off x="0" y="0"/>
-                          <a:ext cx="5040000" cy="3500000"/>
+                          <a:ext cx="3518289" cy="4239990"/>
                         </a:xfrm>
                         <a:prstGeom prst="rect">
                           <a:avLst/>
@@ -25448,7 +25813,7 @@
                 <v:path o:extrusionok="f" gradientshapeok="t" o:connecttype="rect"/>
                 <o:lock v:ext="edit" aspectratio="t"/>
               </v:shapetype>
-              <v:shape id="_x0000_i15" o:spid="_x0000_s15" type="#_x0000_t75" style="width:396.85pt;height:275.59pt;mso-wrap-distance-left:0.00pt;mso-wrap-distance-top:0.00pt;mso-wrap-distance-right:0.00pt;mso-wrap-distance-bottom:0.00pt;z-index:1;" stroked="false">
+              <v:shape id="_x0000_i15" o:spid="_x0000_s15" type="#_x0000_t75" style="width:277.03pt;height:333.86pt;mso-wrap-distance-left:0.00pt;mso-wrap-distance-top:0.00pt;mso-wrap-distance-right:0.00pt;mso-wrap-distance-bottom:0.00pt;z-index:1;" stroked="false">
                 <v:imagedata r:id="rId32" o:title=""/>
                 <o:lock v:ext="edit" rotation="t"/>
               </v:shape>
@@ -25466,7 +25831,6 @@
         <w:ind/>
         <w:rPr/>
       </w:pPr>
-      <w:r/>
       <w:r>
         <w:t xml:space="preserve">FIGURA </w:t>
       </w:r>
@@ -25486,9 +25850,8 @@
         <w:fldChar w:fldCharType="end"/>
       </w:r>
       <w:r>
-        <w:t xml:space="preserve"> – Cadastro de contas: perfis disponíveis conforme quem cadastra</w:t>
-      </w:r>
-      <w:r/>
+        <w:t xml:space="preserve"> – Cadastro de contas: município condicionado à unidade da federação e perfis conforme quem cadastra</w:t>
+      </w:r>
       <w:r/>
     </w:p>
     <w:p>
@@ -25512,6 +25875,630 @@
         <w:ind/>
         <w:rPr/>
       </w:pPr>
+      <w:r>
+        <w:t xml:space="preserve">A Figura 16 evidencia as heurísticas “ajuda e documentação” e “correspondência </w:t>
+      </w:r>
+      <w:r>
+        <w:t xml:space="preserve">entre o sistema e o mundo real”: a Central de Ajuda reúne, em linguagem corrente e em formato de pergunta e resposta, as orientações para o registro de uma ocorrência, o esclarecimento sobre o envio anônimo, o caminho para acompanhar o protocolo e o signif</w:t>
+      </w:r>
+      <w:r>
+        <w:t xml:space="preserve">icado de cada estado, de modo que o uso do sistema não pressuponha treinamento prévio; ao lado, o cartão de contato apresenta o endereço de correio eletrônico, o telefone e o endereço da administração, destinados às situações não previstas na ajuda (RF17).</w:t>
+      </w:r>
+      <w:r/>
+    </w:p>
+    <w:p>
+      <w:pPr>
+        <w:pStyle w:val="1846"/>
+        <w:pBdr/>
+        <w:spacing/>
+        <w:ind/>
+        <w:rPr/>
+      </w:pPr>
+      <w:r>
+        <w:rPr>
+          <w:highlight w:val="none"/>
+        </w:rPr>
+      </w:r>
+      <w:r>
+        <w:rPr>
+          <w:highlight w:val="none"/>
+        </w:rPr>
+        <mc:AlternateContent>
+          <mc:Choice Requires="wpg">
+            <w:drawing>
+              <wp:inline xmlns:wp="http://schemas.openxmlformats.org/drawingml/2006/wordprocessingDrawing" distT="0" distB="0" distL="0" distR="0">
+                <wp:extent cx="5760720" cy="2053258"/>
+                <wp:effectExtent l="0" t="0" r="0" b="0"/>
+                <wp:docPr id="17" name=""/>
+                <wp:cNvGraphicFramePr>
+                  <a:graphicFrameLocks xmlns:a="http://schemas.openxmlformats.org/drawingml/2006/main" noChangeAspect="1"/>
+                </wp:cNvGraphicFramePr>
+                <a:graphic xmlns:a="http://schemas.openxmlformats.org/drawingml/2006/main">
+                  <a:graphicData uri="http://schemas.openxmlformats.org/drawingml/2006/picture">
+                    <pic:pic xmlns:pic="http://schemas.openxmlformats.org/drawingml/2006/picture">
+                      <pic:nvPicPr>
+                        <pic:cNvPr id="1372292715" name=""/>
+                        <pic:cNvPicPr>
+                          <a:picLocks noChangeAspect="1"/>
+                        </pic:cNvPicPr>
+                        <pic:nvPr/>
+                      </pic:nvPicPr>
+                      <pic:blipFill rotWithShape="1">
+                        <a:blip r:embed="rId33"/>
+                        <a:stretch/>
+                      </pic:blipFill>
+                      <pic:spPr bwMode="auto">
+                        <a:xfrm>
+                          <a:off x="0" y="0"/>
+                          <a:ext cx="5760719" cy="2053258"/>
+                        </a:xfrm>
+                        <a:prstGeom prst="rect">
+                          <a:avLst/>
+                        </a:prstGeom>
+                      </pic:spPr>
+                    </pic:pic>
+                  </a:graphicData>
+                </a:graphic>
+              </wp:inline>
+            </w:drawing>
+          </mc:Choice>
+          <mc:Fallback>
+            <w:pict>
+              <v:shapetype id="_x0000_t75" coordsize="21600,21600" o:spt="75" o:preferrelative="t" path="m@4@5l@4@11@9@11@9@5xe" filled="f" stroked="f">
+                <v:stroke joinstyle="miter"/>
+                <v:formulas>
+                  <v:f eqn="if lineDrawn pixelLineWidth 0"/>
+                  <v:f eqn="sum @0 1 0"/>
+                  <v:f eqn="sum 0 0 @1"/>
+                  <v:f eqn="prod @2 1 2"/>
+                  <v:f eqn="prod @3 21600 pixelWidth"/>
+                  <v:f eqn="prod @3 21600 pixelHeight"/>
+                  <v:f eqn="sum @0 0 1"/>
+                  <v:f eqn="prod @6 1 2"/>
+                  <v:f eqn="prod @7 21600 pixelWidth"/>
+                  <v:f eqn="sum @8 21600 0"/>
+                  <v:f eqn="prod @7 21600 pixelHeight"/>
+                  <v:f eqn="sum @10 21600 0"/>
+                </v:formulas>
+                <v:path o:extrusionok="f" gradientshapeok="t" o:connecttype="rect"/>
+                <o:lock v:ext="edit" aspectratio="t"/>
+              </v:shapetype>
+              <v:shape id="_x0000_i16" o:spid="_x0000_s16" type="#_x0000_t75" style="width:453.60pt;height:161.67pt;mso-wrap-distance-left:0.00pt;mso-wrap-distance-top:0.00pt;mso-wrap-distance-right:0.00pt;mso-wrap-distance-bottom:0.00pt;z-index:1;" stroked="false">
+                <v:imagedata r:id="rId33" o:title=""/>
+                <o:lock v:ext="edit" rotation="t"/>
+              </v:shape>
+            </w:pict>
+          </mc:Fallback>
+        </mc:AlternateContent>
+      </w:r>
+      <w:r>
+        <w:rPr>
+          <w:highlight w:val="none"/>
+        </w:rPr>
+      </w:r>
+      <w:r/>
+    </w:p>
+    <w:p>
+      <w:pPr>
+        <w:pStyle w:val="1846"/>
+        <w:pBdr/>
+        <w:spacing/>
+        <w:ind/>
+        <w:rPr>
+          <w:highlight w:val="none"/>
+        </w:rPr>
+      </w:pPr>
+      <w:r>
+        <w:t xml:space="preserve">FIGURA </w:t>
+      </w:r>
+      <w:r>
+        <w:fldChar w:fldCharType="begin"/>
+      </w:r>
+      <w:r>
+        <w:instrText xml:space="preserve">SEQ FIGURA \* Arabic </w:instrText>
+      </w:r>
+      <w:r>
+        <w:fldChar w:fldCharType="separate"/>
+      </w:r>
+      <w:r>
+        <w:t xml:space="preserve">16</w:t>
+      </w:r>
+      <w:r>
+        <w:fldChar w:fldCharType="end"/>
+      </w:r>
+      <w:r>
+        <w:t xml:space="preserve"> – Central de Ajuda: perguntas frequentes e canal de contato com a administração</w:t>
+      </w:r>
+      <w:r>
+        <w:rPr>
+          <w:highlight w:val="none"/>
+        </w:rPr>
+      </w:r>
+    </w:p>
+    <w:p>
+      <w:pPr>
+        <w:pStyle w:val="1846"/>
+        <w:pBdr/>
+        <w:spacing/>
+        <w:ind w:firstLine="0"/>
+        <w:jc w:val="center"/>
+        <w:rPr/>
+      </w:pPr>
+      <w:r>
+        <w:t xml:space="preserve">Fonte: elaborada pelos autores (2026).</w:t>
+      </w:r>
+      <w:r/>
+    </w:p>
+    <w:p>
+      <w:pPr>
+        <w:pBdr/>
+        <w:spacing/>
+        <w:ind/>
+        <w:rPr>
+          <w:highlight w:val="none"/>
+        </w:rPr>
+      </w:pPr>
+      <w:r>
+        <w:t xml:space="preserve">A Figura 17 evidencia as heurísticas “auxílio no reconhecimento, diagnóstico e recuperação d</w:t>
+      </w:r>
+      <w:r>
+        <w:t xml:space="preserve">e erros” e “controle e liberdade do usuário” na recuperação de senha, saída para o erro mais frequente do usuário, que é o esquecimento da própria credencial: a tela informa, antes do preenchimento, o que será feito com o endereço fornecido; oferece o reto</w:t>
+      </w:r>
+      <w:r>
+        <w:t xml:space="preserve">rno à tela de entrada e o atalho para quem já recebeu o código, sem obrigar a repetir o envio; e o código é expedido ao correio eletrônico, e não exibido na tela, de modo que a verificação permaneça fora do alcance de quem tenha acesso apenas ao navegador.</w:t>
+      </w:r>
+      <w:r>
+        <w:rPr>
+          <w:highlight w:val="none"/>
+        </w:rPr>
+      </w:r>
+    </w:p>
+    <w:p>
+      <w:pPr>
+        <w:pBdr/>
+        <w:spacing/>
+        <w:ind/>
+        <w:rPr/>
+      </w:pPr>
+      <w:r>
+        <w:rPr>
+          <w:highlight w:val="none"/>
+        </w:rPr>
+        <mc:AlternateContent>
+          <mc:Choice Requires="wpg">
+            <w:drawing>
+              <wp:inline xmlns:wp="http://schemas.openxmlformats.org/drawingml/2006/wordprocessingDrawing" distT="0" distB="0" distL="0" distR="0">
+                <wp:extent cx="3667956" cy="3244491"/>
+                <wp:effectExtent l="0" t="0" r="0" b="0"/>
+                <wp:docPr id="18" name=""/>
+                <wp:cNvGraphicFramePr>
+                  <a:graphicFrameLocks xmlns:a="http://schemas.openxmlformats.org/drawingml/2006/main" noChangeAspect="1"/>
+                </wp:cNvGraphicFramePr>
+                <a:graphic xmlns:a="http://schemas.openxmlformats.org/drawingml/2006/main">
+                  <a:graphicData uri="http://schemas.openxmlformats.org/drawingml/2006/picture">
+                    <pic:pic xmlns:pic="http://schemas.openxmlformats.org/drawingml/2006/picture">
+                      <pic:nvPicPr>
+                        <pic:cNvPr id="1720123218" name=""/>
+                        <pic:cNvPicPr>
+                          <a:picLocks noChangeAspect="1"/>
+                        </pic:cNvPicPr>
+                        <pic:nvPr/>
+                      </pic:nvPicPr>
+                      <pic:blipFill rotWithShape="1">
+                        <a:blip r:embed="rId34"/>
+                        <a:stretch/>
+                      </pic:blipFill>
+                      <pic:spPr bwMode="auto">
+                        <a:xfrm flipH="0" flipV="0">
+                          <a:off x="0" y="0"/>
+                          <a:ext cx="3667956" cy="3244491"/>
+                        </a:xfrm>
+                        <a:prstGeom prst="rect">
+                          <a:avLst/>
+                        </a:prstGeom>
+                      </pic:spPr>
+                    </pic:pic>
+                  </a:graphicData>
+                </a:graphic>
+              </wp:inline>
+            </w:drawing>
+          </mc:Choice>
+          <mc:Fallback>
+            <w:pict>
+              <v:shapetype id="_x0000_t75" coordsize="21600,21600" o:spt="75" o:preferrelative="t" path="m@4@5l@4@11@9@11@9@5xe" filled="f" stroked="f">
+                <v:stroke joinstyle="miter"/>
+                <v:formulas>
+                  <v:f eqn="if lineDrawn pixelLineWidth 0"/>
+                  <v:f eqn="sum @0 1 0"/>
+                  <v:f eqn="sum 0 0 @1"/>
+                  <v:f eqn="prod @2 1 2"/>
+                  <v:f eqn="prod @3 21600 pixelWidth"/>
+                  <v:f eqn="prod @3 21600 pixelHeight"/>
+                  <v:f eqn="sum @0 0 1"/>
+                  <v:f eqn="prod @6 1 2"/>
+                  <v:f eqn="prod @7 21600 pixelWidth"/>
+                  <v:f eqn="sum @8 21600 0"/>
+                  <v:f eqn="prod @7 21600 pixelHeight"/>
+                  <v:f eqn="sum @10 21600 0"/>
+                </v:formulas>
+                <v:path o:extrusionok="f" gradientshapeok="t" o:connecttype="rect"/>
+                <o:lock v:ext="edit" aspectratio="t"/>
+              </v:shapetype>
+              <v:shape id="_x0000_i17" o:spid="_x0000_s17" type="#_x0000_t75" style="width:288.82pt;height:255.47pt;mso-wrap-distance-left:0.00pt;mso-wrap-distance-top:0.00pt;mso-wrap-distance-right:0.00pt;mso-wrap-distance-bottom:0.00pt;z-index:1;" stroked="false">
+                <v:imagedata r:id="rId34" o:title=""/>
+                <o:lock v:ext="edit" rotation="t"/>
+              </v:shape>
+            </w:pict>
+          </mc:Fallback>
+        </mc:AlternateContent>
+      </w:r>
+      <w:r>
+        <w:rPr>
+          <w:highlight w:val="none"/>
+        </w:rPr>
+      </w:r>
+      <w:r/>
+    </w:p>
+    <w:p>
+      <w:pPr>
+        <w:pStyle w:val="1846"/>
+        <w:pBdr/>
+        <w:spacing/>
+        <w:ind/>
+        <w:rPr/>
+      </w:pPr>
+      <w:r>
+        <w:t xml:space="preserve">FIGURA </w:t>
+      </w:r>
+      <w:r>
+        <w:fldChar w:fldCharType="begin"/>
+      </w:r>
+      <w:r>
+        <w:instrText xml:space="preserve">SEQ FIGURA \* Arabic </w:instrText>
+      </w:r>
+      <w:r>
+        <w:fldChar w:fldCharType="separate"/>
+      </w:r>
+      <w:r>
+        <w:t xml:space="preserve">17</w:t>
+      </w:r>
+      <w:r>
+        <w:fldChar w:fldCharType="end"/>
+      </w:r>
+      <w:r>
+        <w:t xml:space="preserve"> – Recuperar senha: envio do código por correio eletrônico e retorno à tela de entrada</w:t>
+      </w:r>
+      <w:r/>
+    </w:p>
+    <w:p>
+      <w:pPr>
+        <w:pStyle w:val="1846"/>
+        <w:pBdr/>
+        <w:spacing/>
+        <w:ind w:firstLine="0"/>
+        <w:jc w:val="center"/>
+        <w:rPr/>
+      </w:pPr>
+      <w:r>
+        <w:t xml:space="preserve">Fonte: elaborada pelos autores (2026).</w:t>
+      </w:r>
+      <w:r/>
+    </w:p>
+    <w:p>
+      <w:pPr>
+        <w:pBdr/>
+        <w:spacing/>
+        <w:ind/>
+        <w:rPr>
+          <w:highlight w:val="none"/>
+        </w:rPr>
+      </w:pPr>
+      <w:r>
+        <w:t xml:space="preserve">A Figura 18 evidencia as heurísticas “estética e design minimalista” e “visibilidade do status do</w:t>
+      </w:r>
+      <w:r>
+        <w:t xml:space="preserve"> sistema” no painel de estatísticas: a carga do período é apresentada em uma única faixa proporcional, com os valores imediatamente abaixo, em lugar de repetir os mesmos números em cartões, barras e gráfico de setores; a hierarquia da informação decorre do</w:t>
+      </w:r>
+      <w:r>
+        <w:t xml:space="preserve"> peso tipográfico e do tom, sem elemento decorativo; e o realce visual é reservado ao único dado que exige decisão do servidor público, o número de ocorrências em aberto há mais de quinze dias, acompanhado da identificação daquela que espera há mais tempo.</w:t>
+      </w:r>
+      <w:r>
+        <w:rPr>
+          <w:highlight w:val="none"/>
+        </w:rPr>
+      </w:r>
+    </w:p>
+    <w:p>
+      <w:pPr>
+        <w:pBdr/>
+        <w:spacing/>
+        <w:ind/>
+        <w:rPr/>
+      </w:pPr>
+      <w:r>
+        <mc:AlternateContent>
+          <mc:Choice Requires="wpg">
+            <w:drawing>
+              <wp:inline xmlns:wp="http://schemas.openxmlformats.org/drawingml/2006/wordprocessingDrawing" distT="0" distB="0" distL="0" distR="0">
+                <wp:extent cx="5760720" cy="4737400"/>
+                <wp:effectExtent l="0" t="0" r="0" b="0"/>
+                <wp:docPr id="19" name=""/>
+                <wp:cNvGraphicFramePr>
+                  <a:graphicFrameLocks xmlns:a="http://schemas.openxmlformats.org/drawingml/2006/main" noChangeAspect="1"/>
+                </wp:cNvGraphicFramePr>
+                <a:graphic xmlns:a="http://schemas.openxmlformats.org/drawingml/2006/main">
+                  <a:graphicData uri="http://schemas.openxmlformats.org/drawingml/2006/picture">
+                    <pic:pic xmlns:pic="http://schemas.openxmlformats.org/drawingml/2006/picture">
+                      <pic:nvPicPr>
+                        <pic:cNvPr id="879104941" name=""/>
+                        <pic:cNvPicPr>
+                          <a:picLocks noChangeAspect="1"/>
+                        </pic:cNvPicPr>
+                        <pic:nvPr/>
+                      </pic:nvPicPr>
+                      <pic:blipFill rotWithShape="1">
+                        <a:blip r:embed="rId35"/>
+                        <a:stretch/>
+                      </pic:blipFill>
+                      <pic:spPr bwMode="auto">
+                        <a:xfrm>
+                          <a:off x="0" y="0"/>
+                          <a:ext cx="5760719" cy="4737399"/>
+                        </a:xfrm>
+                        <a:prstGeom prst="rect">
+                          <a:avLst/>
+                        </a:prstGeom>
+                      </pic:spPr>
+                    </pic:pic>
+                  </a:graphicData>
+                </a:graphic>
+              </wp:inline>
+            </w:drawing>
+          </mc:Choice>
+          <mc:Fallback>
+            <w:pict>
+              <v:shapetype id="_x0000_t75" coordsize="21600,21600" o:spt="75" o:preferrelative="t" path="m@4@5l@4@11@9@11@9@5xe" filled="f" stroked="f">
+                <v:stroke joinstyle="miter"/>
+                <v:formulas>
+                  <v:f eqn="if lineDrawn pixelLineWidth 0"/>
+                  <v:f eqn="sum @0 1 0"/>
+                  <v:f eqn="sum 0 0 @1"/>
+                  <v:f eqn="prod @2 1 2"/>
+                  <v:f eqn="prod @3 21600 pixelWidth"/>
+                  <v:f eqn="prod @3 21600 pixelHeight"/>
+                  <v:f eqn="sum @0 0 1"/>
+                  <v:f eqn="prod @6 1 2"/>
+                  <v:f eqn="prod @7 21600 pixelWidth"/>
+                  <v:f eqn="sum @8 21600 0"/>
+                  <v:f eqn="prod @7 21600 pixelHeight"/>
+                  <v:f eqn="sum @10 21600 0"/>
+                </v:formulas>
+                <v:path o:extrusionok="f" gradientshapeok="t" o:connecttype="rect"/>
+                <o:lock v:ext="edit" aspectratio="t"/>
+              </v:shapetype>
+              <v:shape id="_x0000_i18" o:spid="_x0000_s18" type="#_x0000_t75" style="width:453.60pt;height:373.02pt;mso-wrap-distance-left:0.00pt;mso-wrap-distance-top:0.00pt;mso-wrap-distance-right:0.00pt;mso-wrap-distance-bottom:0.00pt;z-index:1;" stroked="false">
+                <v:imagedata r:id="rId35" o:title=""/>
+                <o:lock v:ext="edit" rotation="t"/>
+              </v:shape>
+            </w:pict>
+          </mc:Fallback>
+        </mc:AlternateContent>
+      </w:r>
+      <w:r>
+        <w:rPr>
+          <w:highlight w:val="none"/>
+        </w:rPr>
+      </w:r>
+      <w:r/>
+    </w:p>
+    <w:p>
+      <w:pPr>
+        <w:pStyle w:val="1846"/>
+        <w:pBdr/>
+        <w:spacing/>
+        <w:ind/>
+        <w:rPr/>
+      </w:pPr>
+      <w:r>
+        <w:t xml:space="preserve">FIGURA </w:t>
+      </w:r>
+      <w:r>
+        <w:fldChar w:fldCharType="begin"/>
+      </w:r>
+      <w:r>
+        <w:instrText xml:space="preserve">SEQ FIGURA \* Arabic </w:instrText>
+      </w:r>
+      <w:r>
+        <w:fldChar w:fldCharType="separate"/>
+      </w:r>
+      <w:r>
+        <w:t xml:space="preserve">18</w:t>
+      </w:r>
+      <w:r>
+        <w:fldChar w:fldCharType="end"/>
+      </w:r>
+      <w:r>
+        <w:t xml:space="preserve"> – Estatísticas: carga do período, fila de espera e hierarquia sem ornamento</w:t>
+      </w:r>
+      <w:r/>
+    </w:p>
+    <w:p>
+      <w:pPr>
+        <w:pStyle w:val="1846"/>
+        <w:pBdr/>
+        <w:spacing/>
+        <w:ind w:firstLine="0"/>
+        <w:jc w:val="center"/>
+        <w:rPr/>
+      </w:pPr>
+      <w:r>
+        <w:t xml:space="preserve">Fonte: elaborada pelos autores (2026).</w:t>
+      </w:r>
+      <w:r/>
+    </w:p>
+    <w:p>
+      <w:pPr>
+        <w:pBdr/>
+        <w:spacing/>
+        <w:ind/>
+        <w:rPr>
+          <w:highlight w:val="none"/>
+        </w:rPr>
+      </w:pPr>
+      <w:r>
+        <w:t xml:space="preserve">A Figura 19 evidencia as heurísticas “controle e liberdade do usuário” e “prevenção de erro</w:t>
+      </w:r>
+      <w:r>
+        <w:t xml:space="preserve">s” na tela “Minha Conta”, que reúne em um só lugar tudo o que o usuário decide a respeito da própria conta: a edição dos dados pessoais (RF04), a troca da senha mediante a informação da senha atual, a ativação da verificação em duas etapas por correio elet</w:t>
+      </w:r>
+      <w:r>
+        <w:t xml:space="preserve">rônico ou por aplicativo autenticador e a exclusão da conta (RF06). Cada bloco é independente e possui o seu próprio botão de gravação, de modo que uma alteração não arraste as demais. A exclusão ocupa área destacada ao final da tela, é precedida de caixa </w:t>
+      </w:r>
+      <w:r>
+        <w:t xml:space="preserve">de diálogo de confirmação e, nas contas com segundo fator ativo, exige ainda o código de verificação; o texto informa, antes da decisão, que as ocorrências já registradas permanecem no acervo sem o nome do autor, e não que serão apagadas junto com a conta.</w:t>
+      </w:r>
+      <w:r>
+        <w:rPr>
+          <w:highlight w:val="none"/>
+        </w:rPr>
+      </w:r>
+    </w:p>
+    <w:p>
+      <w:pPr>
+        <w:pStyle w:val="1846"/>
+        <w:pBdr/>
+        <w:spacing/>
+        <w:ind w:firstLine="0"/>
+        <w:jc w:val="center"/>
+        <w:rPr/>
+      </w:pPr>
+      <w:r>
+        <mc:AlternateContent>
+          <mc:Choice Requires="wpg">
+            <w:drawing>
+              <wp:inline xmlns:wp="http://schemas.openxmlformats.org/drawingml/2006/wordprocessingDrawing" distT="0" distB="0" distL="0" distR="0">
+                <wp:extent cx="5760720" cy="3333195"/>
+                <wp:effectExtent l="0" t="0" r="0" b="0"/>
+                <wp:docPr id="20" name=""/>
+                <wp:cNvGraphicFramePr>
+                  <a:graphicFrameLocks xmlns:a="http://schemas.openxmlformats.org/drawingml/2006/main" noChangeAspect="1"/>
+                </wp:cNvGraphicFramePr>
+                <a:graphic xmlns:a="http://schemas.openxmlformats.org/drawingml/2006/main">
+                  <a:graphicData uri="http://schemas.openxmlformats.org/drawingml/2006/picture">
+                    <pic:pic xmlns:pic="http://schemas.openxmlformats.org/drawingml/2006/picture">
+                      <pic:nvPicPr>
+                        <pic:cNvPr id="183258000" name=""/>
+                        <pic:cNvPicPr>
+                          <a:picLocks noChangeAspect="1"/>
+                        </pic:cNvPicPr>
+                        <pic:nvPr/>
+                      </pic:nvPicPr>
+                      <pic:blipFill rotWithShape="1">
+                        <a:blip r:embed="rId36"/>
+                        <a:stretch/>
+                      </pic:blipFill>
+                      <pic:spPr bwMode="auto">
+                        <a:xfrm>
+                          <a:off x="0" y="0"/>
+                          <a:ext cx="5760719" cy="3333194"/>
+                        </a:xfrm>
+                        <a:prstGeom prst="rect">
+                          <a:avLst/>
+                        </a:prstGeom>
+                      </pic:spPr>
+                    </pic:pic>
+                  </a:graphicData>
+                </a:graphic>
+              </wp:inline>
+            </w:drawing>
+          </mc:Choice>
+          <mc:Fallback>
+            <w:pict>
+              <v:shapetype id="_x0000_t75" coordsize="21600,21600" o:spt="75" o:preferrelative="t" path="m@4@5l@4@11@9@11@9@5xe" filled="f" stroked="f">
+                <v:stroke joinstyle="miter"/>
+                <v:formulas>
+                  <v:f eqn="if lineDrawn pixelLineWidth 0"/>
+                  <v:f eqn="sum @0 1 0"/>
+                  <v:f eqn="sum 0 0 @1"/>
+                  <v:f eqn="prod @2 1 2"/>
+                  <v:f eqn="prod @3 21600 pixelWidth"/>
+                  <v:f eqn="prod @3 21600 pixelHeight"/>
+                  <v:f eqn="sum @0 0 1"/>
+                  <v:f eqn="prod @6 1 2"/>
+                  <v:f eqn="prod @7 21600 pixelWidth"/>
+                  <v:f eqn="sum @8 21600 0"/>
+                  <v:f eqn="prod @7 21600 pixelHeight"/>
+                  <v:f eqn="sum @10 21600 0"/>
+                </v:formulas>
+                <v:path o:extrusionok="f" gradientshapeok="t" o:connecttype="rect"/>
+                <o:lock v:ext="edit" aspectratio="t"/>
+              </v:shapetype>
+              <v:shape id="_x0000_i19" o:spid="_x0000_s19" type="#_x0000_t75" style="width:453.60pt;height:262.46pt;mso-wrap-distance-left:0.00pt;mso-wrap-distance-top:0.00pt;mso-wrap-distance-right:0.00pt;mso-wrap-distance-bottom:0.00pt;z-index:1;" stroked="false">
+                <v:imagedata r:id="rId36" o:title=""/>
+                <o:lock v:ext="edit" rotation="t"/>
+              </v:shape>
+            </w:pict>
+          </mc:Fallback>
+        </mc:AlternateContent>
+      </w:r>
+      <w:r/>
+    </w:p>
+    <w:p>
+      <w:pPr>
+        <w:pStyle w:val="1846"/>
+        <w:pBdr/>
+        <w:spacing/>
+        <w:ind/>
+        <w:rPr/>
+      </w:pPr>
+      <w:r/>
+      <w:bookmarkStart w:id="900" w:name="_TocFig19"/>
+      <w:r>
+        <w:t xml:space="preserve">FIGURA </w:t>
+      </w:r>
+      <w:r>
+        <w:fldChar w:fldCharType="begin"/>
+      </w:r>
+      <w:r>
+        <w:instrText xml:space="preserve">SEQ FIGURA \* Arabic </w:instrText>
+      </w:r>
+      <w:r>
+        <w:fldChar w:fldCharType="separate"/>
+      </w:r>
+      <w:r>
+        <w:t xml:space="preserve">19</w:t>
+      </w:r>
+      <w:r>
+        <w:fldChar w:fldCharType="end"/>
+      </w:r>
+      <w:r>
+        <w:t xml:space="preserve"> – Minha Conta: dados pessoais, troca de senha, verificação em duas etapas e exclusão da conta</w:t>
+      </w:r>
+      <w:bookmarkEnd w:id="900"/>
+      <w:r/>
+      <w:r/>
+    </w:p>
+    <w:p>
+      <w:pPr>
+        <w:pStyle w:val="1846"/>
+        <w:pBdr/>
+        <w:spacing/>
+        <w:ind w:firstLine="0"/>
+        <w:jc w:val="center"/>
+        <w:rPr/>
+      </w:pPr>
+      <w:r>
+        <w:t xml:space="preserve">Fonte: elaborada pelos autores (2026).</w:t>
+      </w:r>
+      <w:r/>
+    </w:p>
+    <w:p>
+      <w:pPr>
+        <w:pBdr/>
+        <w:spacing/>
+        <w:ind/>
+        <w:rPr/>
+      </w:pPr>
       <w:r/>
       <w:r/>
     </w:p>
@@ -25732,33 +26719,18 @@
         <w:t xml:space="preserve">ração do sistema. A terceira é a execução assíncrona das operações de maior latência — o envio de mídias e a expedição de mensagens de correio eletrônico —, em conjuntos de linhas de execução dedicados, que preserva o tempo de resposta às requisições HTTP.</w:t>
       </w:r>
       <w:r/>
-    </w:p>
-    <w:p>
-      <w:pPr>
-        <w:pBdr/>
-        <w:spacing/>
-        <w:ind/>
-        <w:rPr/>
-      </w:pPr>
-      <w:r/>
-      <w:r/>
-    </w:p>
-    <w:p>
-      <w:pPr>
-        <w:pBdr/>
-        <w:spacing/>
-        <w:ind/>
+      <w:r>
         <w:rPr>
           <w:sz w:val="20"/>
           <w:szCs w:val="20"/>
         </w:rPr>
-      </w:pPr>
+      </w:r>
       <w:r>
         <w:rPr>
           <w:sz w:val="20"/>
           <w:szCs w:val="20"/>
         </w:rPr>
-        <w:t xml:space="preserve"> </w:t>
+        <w:br w:type="page" w:clear="all"/>
       </w:r>
       <w:r>
         <w:rPr>
@@ -25772,37 +26744,13 @@
           <w:szCs w:val="20"/>
         </w:rPr>
       </w:r>
-    </w:p>
-    <w:p>
-      <w:pPr>
-        <w:pBdr/>
-        <w:spacing w:after="0" w:line="240" w:lineRule="auto"/>
-        <w:ind/>
-        <w:jc w:val="left"/>
+      <w:r>
         <w:rPr>
           <w:sz w:val="20"/>
           <w:szCs w:val="20"/>
         </w:rPr>
-      </w:pPr>
-      <w:r>
-        <w:rPr>
-          <w:sz w:val="20"/>
-          <w:szCs w:val="20"/>
-        </w:rPr>
-        <w:br w:type="page" w:clear="all"/>
-      </w:r>
-      <w:r>
-        <w:rPr>
-          <w:sz w:val="20"/>
-          <w:szCs w:val="20"/>
-        </w:rPr>
-      </w:r>
-      <w:r>
-        <w:rPr>
-          <w:sz w:val="20"/>
-          <w:szCs w:val="20"/>
-        </w:rPr>
-      </w:r>
+      </w:r>
+      <w:r/>
     </w:p>
     <w:p>
       <w:pPr>

--- a/FAI-SI-PFC-II-FalaCidade-2026-v1.15.docx
+++ b/FAI-SI-PFC-II-FalaCidade-2026-v1.15.docx
@@ -3799,6 +3799,7 @@
         </w:rPr>
         <w:fldChar w:fldCharType="separate"/>
       </w:r>
+      <w:r/>
       <w:hyperlink w:tooltip="#_Toc1" w:anchor="_Toc1" w:history="1">
         <w:r>
           <w:rPr>
@@ -3841,12 +3842,11 @@
           <w:fldChar w:fldCharType="begin"/>
           <w:instrText xml:space="preserve">PAGEREF _Toc1 \h</w:instrText>
           <w:fldChar w:fldCharType="separate"/>
-          <w:t xml:space="preserve">23</w:t>
+          <w:t xml:space="preserve">24</w:t>
           <w:fldChar w:fldCharType="end"/>
         </w:r>
       </w:hyperlink>
       <w:r/>
-      <w:r/>
     </w:p>
     <w:p>
       <w:pPr>
@@ -3859,7 +3859,6 @@
         <w:ind/>
         <w:rPr/>
       </w:pPr>
-      <w:r/>
       <w:hyperlink w:tooltip="#_Toc2" w:anchor="_Toc2" w:history="1">
         <w:r>
           <w:rPr>
@@ -3915,12 +3914,11 @@
           <w:fldChar w:fldCharType="begin"/>
           <w:instrText xml:space="preserve">PAGEREF _Toc2 \h</w:instrText>
           <w:fldChar w:fldCharType="separate"/>
-          <w:t xml:space="preserve">23</w:t>
+          <w:t xml:space="preserve">24</w:t>
           <w:fldChar w:fldCharType="end"/>
         </w:r>
       </w:hyperlink>
       <w:r/>
-      <w:r/>
     </w:p>
     <w:p>
       <w:pPr>
@@ -3933,7 +3931,6 @@
         <w:ind/>
         <w:rPr/>
       </w:pPr>
-      <w:r/>
       <w:hyperlink w:tooltip="#_Toc3" w:anchor="_Toc3" w:history="1">
         <w:r>
           <w:rPr>
@@ -3970,12 +3967,11 @@
           <w:fldChar w:fldCharType="begin"/>
           <w:instrText xml:space="preserve">PAGEREF _Toc3 \h</w:instrText>
           <w:fldChar w:fldCharType="separate"/>
-          <w:t xml:space="preserve">24</w:t>
+          <w:t xml:space="preserve">25</w:t>
           <w:fldChar w:fldCharType="end"/>
         </w:r>
       </w:hyperlink>
       <w:r/>
-      <w:r/>
     </w:p>
     <w:p>
       <w:pPr>
@@ -3988,7 +3984,6 @@
         <w:ind/>
         <w:rPr/>
       </w:pPr>
-      <w:r/>
       <w:hyperlink w:tooltip="#_Toc4" w:anchor="_Toc4" w:history="1">
         <w:r>
           <w:rPr>
@@ -4025,12 +4020,11 @@
           <w:fldChar w:fldCharType="begin"/>
           <w:instrText xml:space="preserve">PAGEREF _Toc4 \h</w:instrText>
           <w:fldChar w:fldCharType="separate"/>
-          <w:t xml:space="preserve">25</w:t>
+          <w:t xml:space="preserve">26</w:t>
           <w:fldChar w:fldCharType="end"/>
         </w:r>
       </w:hyperlink>
       <w:r/>
-      <w:r/>
     </w:p>
     <w:p>
       <w:pPr>
@@ -4043,7 +4037,6 @@
         <w:ind/>
         <w:rPr/>
       </w:pPr>
-      <w:r/>
       <w:hyperlink w:tooltip="#_Toc5" w:anchor="_Toc5" w:history="1">
         <w:r>
           <w:rPr>
@@ -4080,12 +4073,11 @@
           <w:fldChar w:fldCharType="begin"/>
           <w:instrText xml:space="preserve">PAGEREF _Toc5 \h</w:instrText>
           <w:fldChar w:fldCharType="separate"/>
-          <w:t xml:space="preserve">43</w:t>
+          <w:t xml:space="preserve">44</w:t>
           <w:fldChar w:fldCharType="end"/>
         </w:r>
       </w:hyperlink>
       <w:r/>
-      <w:r/>
     </w:p>
     <w:p>
       <w:pPr>
@@ -4098,7 +4090,6 @@
         <w:ind/>
         <w:rPr/>
       </w:pPr>
-      <w:r/>
       <w:hyperlink w:tooltip="#_Toc6" w:anchor="_Toc6" w:history="1">
         <w:r>
           <w:rPr>
@@ -4147,12 +4138,11 @@
           <w:fldChar w:fldCharType="begin"/>
           <w:instrText xml:space="preserve">PAGEREF _Toc6 \h</w:instrText>
           <w:fldChar w:fldCharType="separate"/>
-          <w:t xml:space="preserve">68</w:t>
+          <w:t xml:space="preserve">69</w:t>
           <w:fldChar w:fldCharType="end"/>
         </w:r>
       </w:hyperlink>
       <w:r/>
-      <w:r/>
     </w:p>
     <w:p>
       <w:pPr>
@@ -4165,7 +4155,6 @@
         <w:ind/>
         <w:rPr/>
       </w:pPr>
-      <w:r/>
       <w:hyperlink w:tooltip="#_Toc7" w:anchor="_Toc7" w:history="1">
         <w:r>
           <w:rPr>
@@ -4214,12 +4203,11 @@
           <w:fldChar w:fldCharType="begin"/>
           <w:instrText xml:space="preserve">PAGEREF _Toc7 \h</w:instrText>
           <w:fldChar w:fldCharType="separate"/>
-          <w:t xml:space="preserve">69</w:t>
+          <w:t xml:space="preserve">70</w:t>
           <w:fldChar w:fldCharType="end"/>
         </w:r>
       </w:hyperlink>
       <w:r/>
-      <w:r/>
     </w:p>
     <w:p>
       <w:pPr>
@@ -4232,7 +4220,6 @@
         <w:ind/>
         <w:rPr/>
       </w:pPr>
-      <w:r/>
       <w:hyperlink w:tooltip="#_Toc8" w:anchor="_Toc8" w:history="1">
         <w:r>
           <w:rPr>
@@ -4269,12 +4256,11 @@
           <w:fldChar w:fldCharType="begin"/>
           <w:instrText xml:space="preserve">PAGEREF _Toc8 \h</w:instrText>
           <w:fldChar w:fldCharType="separate"/>
-          <w:t xml:space="preserve">70</w:t>
+          <w:t xml:space="preserve">71</w:t>
           <w:fldChar w:fldCharType="end"/>
         </w:r>
       </w:hyperlink>
       <w:r/>
-      <w:r/>
     </w:p>
     <w:p>
       <w:pPr>
@@ -4287,7 +4273,6 @@
         <w:ind/>
         <w:rPr/>
       </w:pPr>
-      <w:r/>
       <w:hyperlink w:tooltip="#_Toc9" w:anchor="_Toc9" w:history="1">
         <w:r>
           <w:rPr>
@@ -4324,12 +4309,11 @@
           <w:fldChar w:fldCharType="begin"/>
           <w:instrText xml:space="preserve">PAGEREF _Toc9 \h</w:instrText>
           <w:fldChar w:fldCharType="separate"/>
-          <w:t xml:space="preserve">74</w:t>
+          <w:t xml:space="preserve">75</w:t>
           <w:fldChar w:fldCharType="end"/>
         </w:r>
       </w:hyperlink>
       <w:r/>
-      <w:r/>
     </w:p>
     <w:p>
       <w:pPr>
@@ -4342,7 +4326,6 @@
         <w:ind/>
         <w:rPr/>
       </w:pPr>
-      <w:r/>
       <w:hyperlink w:tooltip="#_Toc10" w:anchor="_Toc10" w:history="1">
         <w:r>
           <w:rPr>
@@ -4379,12 +4362,11 @@
           <w:fldChar w:fldCharType="begin"/>
           <w:instrText xml:space="preserve">PAGEREF _Toc10 \h</w:instrText>
           <w:fldChar w:fldCharType="separate"/>
-          <w:t xml:space="preserve">75</w:t>
+          <w:t xml:space="preserve">76</w:t>
           <w:fldChar w:fldCharType="end"/>
         </w:r>
       </w:hyperlink>
       <w:r/>
-      <w:r/>
     </w:p>
     <w:p>
       <w:pPr>
@@ -4397,7 +4379,6 @@
         <w:ind/>
         <w:rPr/>
       </w:pPr>
-      <w:r/>
       <w:hyperlink w:tooltip="#_Toc11" w:anchor="_Toc11" w:history="1">
         <w:r>
           <w:rPr>
@@ -4434,12 +4415,11 @@
           <w:fldChar w:fldCharType="begin"/>
           <w:instrText xml:space="preserve">PAGEREF _Toc11 \h</w:instrText>
           <w:fldChar w:fldCharType="separate"/>
-          <w:t xml:space="preserve">76</w:t>
+          <w:t xml:space="preserve">77</w:t>
           <w:fldChar w:fldCharType="end"/>
         </w:r>
       </w:hyperlink>
       <w:r/>
-      <w:r/>
     </w:p>
     <w:p>
       <w:pPr>
@@ -4452,7 +4432,6 @@
         <w:ind/>
         <w:rPr/>
       </w:pPr>
-      <w:r/>
       <w:hyperlink w:tooltip="#_Toc12" w:anchor="_Toc12" w:history="1">
         <w:r>
           <w:rPr>
@@ -4489,12 +4468,11 @@
           <w:fldChar w:fldCharType="begin"/>
           <w:instrText xml:space="preserve">PAGEREF _Toc12 \h</w:instrText>
           <w:fldChar w:fldCharType="separate"/>
-          <w:t xml:space="preserve">76</w:t>
+          <w:t xml:space="preserve">78</w:t>
           <w:fldChar w:fldCharType="end"/>
         </w:r>
       </w:hyperlink>
       <w:r/>
-      <w:r/>
     </w:p>
     <w:p>
       <w:pPr>
@@ -4507,7 +4485,6 @@
         <w:ind/>
         <w:rPr/>
       </w:pPr>
-      <w:r/>
       <w:hyperlink w:tooltip="#_Toc13" w:anchor="_Toc13" w:history="1">
         <w:r>
           <w:rPr>
@@ -4544,12 +4521,11 @@
           <w:fldChar w:fldCharType="begin"/>
           <w:instrText xml:space="preserve">PAGEREF _Toc13 \h</w:instrText>
           <w:fldChar w:fldCharType="separate"/>
-          <w:t xml:space="preserve">77</w:t>
+          <w:t xml:space="preserve">79</w:t>
           <w:fldChar w:fldCharType="end"/>
         </w:r>
       </w:hyperlink>
       <w:r/>
-      <w:r/>
     </w:p>
     <w:p>
       <w:pPr>
@@ -4562,7 +4538,6 @@
         <w:ind/>
         <w:rPr/>
       </w:pPr>
-      <w:r/>
       <w:hyperlink w:tooltip="#_Toc14" w:anchor="_Toc14" w:history="1">
         <w:r>
           <w:rPr>
@@ -4599,12 +4574,11 @@
           <w:fldChar w:fldCharType="begin"/>
           <w:instrText xml:space="preserve">PAGEREF _Toc14 \h</w:instrText>
           <w:fldChar w:fldCharType="separate"/>
-          <w:t xml:space="preserve">78</w:t>
+          <w:t xml:space="preserve">80</w:t>
           <w:fldChar w:fldCharType="end"/>
         </w:r>
       </w:hyperlink>
       <w:r/>
-      <w:r/>
     </w:p>
     <w:p>
       <w:pPr>
@@ -4617,7 +4591,6 @@
         <w:ind/>
         <w:rPr/>
       </w:pPr>
-      <w:r/>
       <w:hyperlink w:tooltip="#_Toc15" w:anchor="_Toc15" w:history="1">
         <w:r>
           <w:rPr>
@@ -4654,12 +4627,11 @@
           <w:fldChar w:fldCharType="begin"/>
           <w:instrText xml:space="preserve">PAGEREF _Toc15 \h</w:instrText>
           <w:fldChar w:fldCharType="separate"/>
-          <w:t xml:space="preserve">79</w:t>
+          <w:t xml:space="preserve">81</w:t>
           <w:fldChar w:fldCharType="end"/>
         </w:r>
       </w:hyperlink>
       <w:r/>
-      <w:r/>
     </w:p>
     <w:p>
       <w:pPr>
@@ -4670,9 +4642,10 @@
         </w:tabs>
         <w:spacing/>
         <w:ind/>
-        <w:rPr/>
-      </w:pPr>
-      <w:r/>
+        <w:rPr>
+          <w:highlight w:val="none"/>
+        </w:rPr>
+      </w:pPr>
       <w:hyperlink w:tooltip="#_Toc16" w:anchor="_Toc16" w:history="1">
         <w:r>
           <w:rPr>
@@ -4700,6 +4673,7 @@
         <w:r>
           <w:rPr>
             <w:rStyle w:val="1828"/>
+            <w:highlight w:val="none"/>
           </w:rPr>
         </w:r>
         <w:r>
@@ -4709,12 +4683,15 @@
           <w:fldChar w:fldCharType="begin"/>
           <w:instrText xml:space="preserve">PAGEREF _Toc16 \h</w:instrText>
           <w:fldChar w:fldCharType="separate"/>
-          <w:t xml:space="preserve">80</w:t>
+          <w:t xml:space="preserve">82</w:t>
           <w:fldChar w:fldCharType="end"/>
         </w:r>
       </w:hyperlink>
-      <w:r/>
-      <w:r/>
+      <w:r>
+        <w:rPr>
+          <w:highlight w:val="none"/>
+        </w:rPr>
+      </w:r>
     </w:p>
     <w:p>
       <w:pPr>
@@ -4727,7 +4704,6 @@
         <w:ind/>
         <w:rPr/>
       </w:pPr>
-      <w:r/>
       <w:hyperlink w:tooltip="#_Toc17" w:anchor="_Toc17" w:history="1">
         <w:r>
           <w:rPr>
@@ -4764,12 +4740,11 @@
           <w:fldChar w:fldCharType="begin"/>
           <w:instrText xml:space="preserve">PAGEREF _Toc17 \h</w:instrText>
           <w:fldChar w:fldCharType="separate"/>
-          <w:t xml:space="preserve">80</w:t>
+          <w:t xml:space="preserve">82</w:t>
           <w:fldChar w:fldCharType="end"/>
         </w:r>
       </w:hyperlink>
       <w:r/>
-      <w:r/>
     </w:p>
     <w:p>
       <w:pPr>
@@ -4782,7 +4757,6 @@
         <w:ind/>
         <w:rPr/>
       </w:pPr>
-      <w:r/>
       <w:hyperlink w:tooltip="#_Toc18" w:anchor="_Toc18" w:history="1">
         <w:r>
           <w:rPr>
@@ -4819,13 +4793,10 @@
           <w:fldChar w:fldCharType="begin"/>
           <w:instrText xml:space="preserve">PAGEREF _Toc18 \h</w:instrText>
           <w:fldChar w:fldCharType="separate"/>
-          <w:t xml:space="preserve">81</w:t>
+          <w:t xml:space="preserve">83</w:t>
           <w:fldChar w:fldCharType="end"/>
         </w:r>
       </w:hyperlink>
-      <w:r>
-        <w:fldChar w:fldCharType="end"/>
-      </w:r>
       <w:r/>
     </w:p>
     <w:p>
@@ -4839,8 +4810,7 @@
         <w:ind/>
         <w:rPr/>
       </w:pPr>
-      <w:r/>
-      <w:hyperlink w:tooltip="#_TocFig19" w:anchor="_TocFig19" w:history="1">
+      <w:hyperlink w:tooltip="#_Toc19" w:anchor="_Toc19" w:history="1">
         <w:r>
           <w:rPr>
             <w:rStyle w:val="1828"/>
@@ -4874,25 +4844,33 @@
         </w:r>
         <w:r>
           <w:fldChar w:fldCharType="begin"/>
-          <w:instrText xml:space="preserve">PAGEREF _TocFig19 \h</w:instrText>
+          <w:instrText xml:space="preserve">PAGEREF _Toc19 \h</w:instrText>
           <w:fldChar w:fldCharType="separate"/>
-          <w:t xml:space="preserve">81</w:t>
+          <w:t xml:space="preserve">84</w:t>
           <w:fldChar w:fldCharType="end"/>
         </w:r>
       </w:hyperlink>
+      <w:r/>
+    </w:p>
+    <w:p>
+      <w:pPr>
+        <w:pStyle w:val="1847"/>
+        <w:pBdr/>
+        <w:tabs>
+          <w:tab w:val="right" w:leader="dot" w:pos="9072"/>
+        </w:tabs>
+        <w:spacing/>
+        <w:ind/>
+        <w:rPr/>
+      </w:pPr>
+      <w:r>
+        <w:rPr>
+          <w:caps w:val="0"/>
+        </w:rPr>
+      </w:r>
       <w:r>
         <w:fldChar w:fldCharType="end"/>
       </w:r>
-      <w:r/>
-    </w:p>
-    <w:p>
-      <w:pPr>
-        <w:pStyle w:val="1830"/>
-        <w:pBdr/>
-        <w:spacing/>
-        <w:ind/>
-        <w:rPr/>
-      </w:pPr>
       <w:r/>
       <w:r/>
     </w:p>
@@ -4933,6 +4911,7 @@
       <w:r>
         <w:fldChar w:fldCharType="separate"/>
       </w:r>
+      <w:r/>
       <w:hyperlink w:tooltip="#_Toc1" w:anchor="_Toc1" w:history="1">
         <w:r>
           <w:rPr>
@@ -4969,12 +4948,11 @@
           <w:fldChar w:fldCharType="begin"/>
           <w:instrText xml:space="preserve">PAGEREF _Toc1 \h</w:instrText>
           <w:fldChar w:fldCharType="separate"/>
-          <w:t xml:space="preserve">96</w:t>
+          <w:t xml:space="preserve">100</w:t>
           <w:fldChar w:fldCharType="end"/>
         </w:r>
       </w:hyperlink>
       <w:r/>
-      <w:r/>
     </w:p>
     <w:p>
       <w:pPr>
@@ -4987,7 +4965,6 @@
         <w:ind/>
         <w:rPr/>
       </w:pPr>
-      <w:r/>
       <w:hyperlink w:tooltip="#_Toc2" w:anchor="_Toc2" w:history="1">
         <w:r>
           <w:rPr>
@@ -5024,12 +5001,11 @@
           <w:fldChar w:fldCharType="begin"/>
           <w:instrText xml:space="preserve">PAGEREF _Toc2 \h</w:instrText>
           <w:fldChar w:fldCharType="separate"/>
-          <w:t xml:space="preserve">96</w:t>
+          <w:t xml:space="preserve">100</w:t>
           <w:fldChar w:fldCharType="end"/>
         </w:r>
       </w:hyperlink>
       <w:r/>
-      <w:r/>
     </w:p>
     <w:p>
       <w:pPr>
@@ -5042,7 +5018,6 @@
         <w:ind/>
         <w:rPr/>
       </w:pPr>
-      <w:r/>
       <w:hyperlink w:tooltip="#_Toc3" w:anchor="_Toc3" w:history="1">
         <w:r>
           <w:rPr>
@@ -5079,12 +5054,11 @@
           <w:fldChar w:fldCharType="begin"/>
           <w:instrText xml:space="preserve">PAGEREF _Toc3 \h</w:instrText>
           <w:fldChar w:fldCharType="separate"/>
-          <w:t xml:space="preserve">97</w:t>
+          <w:t xml:space="preserve">101</w:t>
           <w:fldChar w:fldCharType="end"/>
         </w:r>
       </w:hyperlink>
       <w:r/>
-      <w:r/>
     </w:p>
     <w:p>
       <w:pPr>
@@ -5097,9 +5071,11 @@
         <w:ind/>
         <w:rPr/>
       </w:pPr>
+      <w:r/>
       <w:r>
         <w:fldChar w:fldCharType="end"/>
       </w:r>
+      <w:r/>
       <w:r/>
     </w:p>
     <w:p>
@@ -9541,6 +9517,7 @@
         </w:rPr>
         <w:fldChar w:fldCharType="separate"/>
       </w:r>
+      <w:r/>
       <w:hyperlink w:tooltip="#_Toc1" w:anchor="_Toc1" w:history="1">
         <w:r>
           <w:rPr>
@@ -9565,12 +9542,11 @@
           <w:fldChar w:fldCharType="begin"/>
           <w:instrText xml:space="preserve">PAGEREF _Toc1 \h</w:instrText>
           <w:fldChar w:fldCharType="separate"/>
-          <w:t xml:space="preserve">18</w:t>
+          <w:t xml:space="preserve">0</w:t>
           <w:fldChar w:fldCharType="end"/>
         </w:r>
       </w:hyperlink>
       <w:r/>
-      <w:r/>
     </w:p>
     <w:p>
       <w:pPr>
@@ -9583,7 +9559,6 @@
         <w:ind/>
         <w:rPr/>
       </w:pPr>
-      <w:r/>
       <w:hyperlink w:tooltip="#_Toc2" w:anchor="_Toc2" w:history="1">
         <w:r>
           <w:rPr>
@@ -9608,12 +9583,11 @@
           <w:fldChar w:fldCharType="begin"/>
           <w:instrText xml:space="preserve">PAGEREF _Toc2 \h</w:instrText>
           <w:fldChar w:fldCharType="separate"/>
-          <w:t xml:space="preserve">20</w:t>
+          <w:t xml:space="preserve">0</w:t>
           <w:fldChar w:fldCharType="end"/>
         </w:r>
       </w:hyperlink>
       <w:r/>
-      <w:r/>
     </w:p>
     <w:p>
       <w:pPr>
@@ -9626,7 +9600,6 @@
         <w:ind/>
         <w:rPr/>
       </w:pPr>
-      <w:r/>
       <w:hyperlink w:tooltip="#_Toc3" w:anchor="_Toc3" w:history="1">
         <w:r>
           <w:rPr>
@@ -9651,12 +9624,11 @@
           <w:fldChar w:fldCharType="begin"/>
           <w:instrText xml:space="preserve">PAGEREF _Toc3 \h</w:instrText>
           <w:fldChar w:fldCharType="separate"/>
-          <w:t xml:space="preserve">20</w:t>
+          <w:t xml:space="preserve">0</w:t>
           <w:fldChar w:fldCharType="end"/>
         </w:r>
       </w:hyperlink>
       <w:r/>
-      <w:r/>
     </w:p>
     <w:p>
       <w:pPr>
@@ -9669,7 +9641,6 @@
         <w:ind/>
         <w:rPr/>
       </w:pPr>
-      <w:r/>
       <w:hyperlink w:tooltip="#_Toc4" w:anchor="_Toc4" w:history="1">
         <w:r>
           <w:rPr>
@@ -9694,12 +9665,11 @@
           <w:fldChar w:fldCharType="begin"/>
           <w:instrText xml:space="preserve">PAGEREF _Toc4 \h</w:instrText>
           <w:fldChar w:fldCharType="separate"/>
-          <w:t xml:space="preserve">21</w:t>
+          <w:t xml:space="preserve">0</w:t>
           <w:fldChar w:fldCharType="end"/>
         </w:r>
       </w:hyperlink>
       <w:r/>
-      <w:r/>
     </w:p>
     <w:p>
       <w:pPr>
@@ -9712,7 +9682,6 @@
         <w:ind/>
         <w:rPr/>
       </w:pPr>
-      <w:r/>
       <w:hyperlink w:tooltip="#_Toc5" w:anchor="_Toc5" w:history="1">
         <w:r>
           <w:rPr>
@@ -9737,12 +9706,11 @@
           <w:fldChar w:fldCharType="begin"/>
           <w:instrText xml:space="preserve">PAGEREF _Toc5 \h</w:instrText>
           <w:fldChar w:fldCharType="separate"/>
-          <w:t xml:space="preserve">21</w:t>
+          <w:t xml:space="preserve">0</w:t>
           <w:fldChar w:fldCharType="end"/>
         </w:r>
       </w:hyperlink>
       <w:r/>
-      <w:r/>
     </w:p>
     <w:p>
       <w:pPr>
@@ -9755,7 +9723,6 @@
         <w:ind/>
         <w:rPr/>
       </w:pPr>
-      <w:r/>
       <w:hyperlink w:tooltip="#_Toc6" w:anchor="_Toc6" w:history="1">
         <w:r>
           <w:rPr>
@@ -9780,12 +9747,11 @@
           <w:fldChar w:fldCharType="begin"/>
           <w:instrText xml:space="preserve">PAGEREF _Toc6 \h</w:instrText>
           <w:fldChar w:fldCharType="separate"/>
-          <w:t xml:space="preserve">21</w:t>
+          <w:t xml:space="preserve">0</w:t>
           <w:fldChar w:fldCharType="end"/>
         </w:r>
       </w:hyperlink>
       <w:r/>
-      <w:r/>
     </w:p>
     <w:p>
       <w:pPr>
@@ -9798,7 +9764,6 @@
         <w:ind/>
         <w:rPr/>
       </w:pPr>
-      <w:r/>
       <w:hyperlink w:tooltip="#_Toc7" w:anchor="_Toc7" w:history="1">
         <w:r>
           <w:rPr>
@@ -9824,12 +9789,11 @@
           <w:fldChar w:fldCharType="begin"/>
           <w:instrText xml:space="preserve">PAGEREF _Toc7 \h</w:instrText>
           <w:fldChar w:fldCharType="separate"/>
-          <w:t xml:space="preserve">22</w:t>
+          <w:t xml:space="preserve">0</w:t>
           <w:fldChar w:fldCharType="end"/>
         </w:r>
       </w:hyperlink>
       <w:r/>
-      <w:r/>
     </w:p>
     <w:p>
       <w:pPr>
@@ -9842,7 +9806,6 @@
         <w:ind/>
         <w:rPr/>
       </w:pPr>
-      <w:r/>
       <w:hyperlink w:tooltip="#_Toc8" w:anchor="_Toc8" w:history="1">
         <w:r>
           <w:rPr>
@@ -9867,12 +9830,11 @@
           <w:fldChar w:fldCharType="begin"/>
           <w:instrText xml:space="preserve">PAGEREF _Toc8 \h</w:instrText>
           <w:fldChar w:fldCharType="separate"/>
-          <w:t xml:space="preserve">26</w:t>
+          <w:t xml:space="preserve">0</w:t>
           <w:fldChar w:fldCharType="end"/>
         </w:r>
       </w:hyperlink>
       <w:r/>
-      <w:r/>
     </w:p>
     <w:p>
       <w:pPr>
@@ -9885,7 +9847,6 @@
         <w:ind/>
         <w:rPr/>
       </w:pPr>
-      <w:r/>
       <w:hyperlink w:tooltip="#_Toc9" w:anchor="_Toc9" w:history="1">
         <w:r>
           <w:rPr>
@@ -9910,12 +9871,11 @@
           <w:fldChar w:fldCharType="begin"/>
           <w:instrText xml:space="preserve">PAGEREF _Toc9 \h</w:instrText>
           <w:fldChar w:fldCharType="separate"/>
-          <w:t xml:space="preserve">26</w:t>
+          <w:t xml:space="preserve">0</w:t>
           <w:fldChar w:fldCharType="end"/>
         </w:r>
       </w:hyperlink>
       <w:r/>
-      <w:r/>
     </w:p>
     <w:p>
       <w:pPr>
@@ -9928,7 +9888,6 @@
         <w:ind/>
         <w:rPr/>
       </w:pPr>
-      <w:r/>
       <w:hyperlink w:tooltip="#_Toc10" w:anchor="_Toc10" w:history="1">
         <w:r>
           <w:rPr>
@@ -9953,12 +9912,11 @@
           <w:fldChar w:fldCharType="begin"/>
           <w:instrText xml:space="preserve">PAGEREF _Toc10 \h</w:instrText>
           <w:fldChar w:fldCharType="separate"/>
-          <w:t xml:space="preserve">27</w:t>
+          <w:t xml:space="preserve">0</w:t>
           <w:fldChar w:fldCharType="end"/>
         </w:r>
       </w:hyperlink>
       <w:r/>
-      <w:r/>
     </w:p>
     <w:p>
       <w:pPr>
@@ -9971,7 +9929,6 @@
         <w:ind/>
         <w:rPr/>
       </w:pPr>
-      <w:r/>
       <w:hyperlink w:tooltip="#_Toc11" w:anchor="_Toc11" w:history="1">
         <w:r>
           <w:rPr>
@@ -9996,12 +9953,11 @@
           <w:fldChar w:fldCharType="begin"/>
           <w:instrText xml:space="preserve">PAGEREF _Toc11 \h</w:instrText>
           <w:fldChar w:fldCharType="separate"/>
-          <w:t xml:space="preserve">27</w:t>
+          <w:t xml:space="preserve">0</w:t>
           <w:fldChar w:fldCharType="end"/>
         </w:r>
       </w:hyperlink>
       <w:r/>
-      <w:r/>
     </w:p>
     <w:p>
       <w:pPr>
@@ -10014,7 +9970,6 @@
         <w:ind/>
         <w:rPr/>
       </w:pPr>
-      <w:r/>
       <w:hyperlink w:tooltip="#_Toc12" w:anchor="_Toc12" w:history="1">
         <w:r>
           <w:rPr>
@@ -10039,12 +9994,11 @@
           <w:fldChar w:fldCharType="begin"/>
           <w:instrText xml:space="preserve">PAGEREF _Toc12 \h</w:instrText>
           <w:fldChar w:fldCharType="separate"/>
-          <w:t xml:space="preserve">27</w:t>
+          <w:t xml:space="preserve">0</w:t>
           <w:fldChar w:fldCharType="end"/>
         </w:r>
       </w:hyperlink>
       <w:r/>
-      <w:r/>
     </w:p>
     <w:p>
       <w:pPr>
@@ -10057,7 +10011,6 @@
         <w:ind/>
         <w:rPr/>
       </w:pPr>
-      <w:r/>
       <w:hyperlink w:tooltip="#_Toc13" w:anchor="_Toc13" w:history="1">
         <w:r>
           <w:rPr>
@@ -10082,12 +10035,11 @@
           <w:fldChar w:fldCharType="begin"/>
           <w:instrText xml:space="preserve">PAGEREF _Toc13 \h</w:instrText>
           <w:fldChar w:fldCharType="separate"/>
-          <w:t xml:space="preserve">28</w:t>
+          <w:t xml:space="preserve">0</w:t>
           <w:fldChar w:fldCharType="end"/>
         </w:r>
       </w:hyperlink>
       <w:r/>
-      <w:r/>
     </w:p>
     <w:p>
       <w:pPr>
@@ -10100,7 +10052,6 @@
         <w:ind/>
         <w:rPr/>
       </w:pPr>
-      <w:r/>
       <w:hyperlink w:tooltip="#_Toc14" w:anchor="_Toc14" w:history="1">
         <w:r>
           <w:rPr>
@@ -10125,12 +10076,11 @@
           <w:fldChar w:fldCharType="begin"/>
           <w:instrText xml:space="preserve">PAGEREF _Toc14 \h</w:instrText>
           <w:fldChar w:fldCharType="separate"/>
-          <w:t xml:space="preserve">30</w:t>
+          <w:t xml:space="preserve">0</w:t>
           <w:fldChar w:fldCharType="end"/>
         </w:r>
       </w:hyperlink>
       <w:r/>
-      <w:r/>
     </w:p>
     <w:p>
       <w:pPr>
@@ -10143,7 +10093,6 @@
         <w:ind/>
         <w:rPr/>
       </w:pPr>
-      <w:r/>
       <w:hyperlink w:tooltip="#_Toc15" w:anchor="_Toc15" w:history="1">
         <w:r>
           <w:rPr>
@@ -10168,12 +10117,11 @@
           <w:fldChar w:fldCharType="begin"/>
           <w:instrText xml:space="preserve">PAGEREF _Toc15 \h</w:instrText>
           <w:fldChar w:fldCharType="separate"/>
-          <w:t xml:space="preserve">33</w:t>
+          <w:t xml:space="preserve">0</w:t>
           <w:fldChar w:fldCharType="end"/>
         </w:r>
       </w:hyperlink>
       <w:r/>
-      <w:r/>
     </w:p>
     <w:p>
       <w:pPr>
@@ -10186,7 +10134,6 @@
         <w:ind/>
         <w:rPr/>
       </w:pPr>
-      <w:r/>
       <w:hyperlink w:tooltip="#_Toc16" w:anchor="_Toc16" w:history="1">
         <w:r>
           <w:rPr>
@@ -10211,12 +10158,11 @@
           <w:fldChar w:fldCharType="begin"/>
           <w:instrText xml:space="preserve">PAGEREF _Toc16 \h</w:instrText>
           <w:fldChar w:fldCharType="separate"/>
-          <w:t xml:space="preserve">33</w:t>
+          <w:t xml:space="preserve">0</w:t>
           <w:fldChar w:fldCharType="end"/>
         </w:r>
       </w:hyperlink>
       <w:r/>
-      <w:r/>
     </w:p>
     <w:p>
       <w:pPr>
@@ -10229,7 +10175,6 @@
         <w:ind/>
         <w:rPr/>
       </w:pPr>
-      <w:r/>
       <w:hyperlink w:tooltip="#_Toc17" w:anchor="_Toc17" w:history="1">
         <w:r>
           <w:rPr>
@@ -10254,12 +10199,11 @@
           <w:fldChar w:fldCharType="begin"/>
           <w:instrText xml:space="preserve">PAGEREF _Toc17 \h</w:instrText>
           <w:fldChar w:fldCharType="separate"/>
-          <w:t xml:space="preserve">35</w:t>
+          <w:t xml:space="preserve">0</w:t>
           <w:fldChar w:fldCharType="end"/>
         </w:r>
       </w:hyperlink>
       <w:r/>
-      <w:r/>
     </w:p>
     <w:p>
       <w:pPr>
@@ -10272,7 +10216,6 @@
         <w:ind/>
         <w:rPr/>
       </w:pPr>
-      <w:r/>
       <w:hyperlink w:tooltip="#_Toc18" w:anchor="_Toc18" w:history="1">
         <w:r>
           <w:rPr>
@@ -10297,12 +10240,11 @@
           <w:fldChar w:fldCharType="begin"/>
           <w:instrText xml:space="preserve">PAGEREF _Toc18 \h</w:instrText>
           <w:fldChar w:fldCharType="separate"/>
-          <w:t xml:space="preserve">35</w:t>
+          <w:t xml:space="preserve">0</w:t>
           <w:fldChar w:fldCharType="end"/>
         </w:r>
       </w:hyperlink>
       <w:r/>
-      <w:r/>
     </w:p>
     <w:p>
       <w:pPr>
@@ -10315,7 +10257,6 @@
         <w:ind/>
         <w:rPr/>
       </w:pPr>
-      <w:r/>
       <w:hyperlink w:tooltip="#_Toc19" w:anchor="_Toc19" w:history="1">
         <w:r>
           <w:rPr>
@@ -10340,12 +10281,11 @@
           <w:fldChar w:fldCharType="begin"/>
           <w:instrText xml:space="preserve">PAGEREF _Toc19 \h</w:instrText>
           <w:fldChar w:fldCharType="separate"/>
-          <w:t xml:space="preserve">35</w:t>
+          <w:t xml:space="preserve">0</w:t>
           <w:fldChar w:fldCharType="end"/>
         </w:r>
       </w:hyperlink>
       <w:r/>
-      <w:r/>
     </w:p>
     <w:p>
       <w:pPr>
@@ -10358,7 +10298,6 @@
         <w:ind/>
         <w:rPr/>
       </w:pPr>
-      <w:r/>
       <w:hyperlink w:tooltip="#_Toc20" w:anchor="_Toc20" w:history="1">
         <w:r>
           <w:rPr>
@@ -10383,12 +10322,11 @@
           <w:fldChar w:fldCharType="begin"/>
           <w:instrText xml:space="preserve">PAGEREF _Toc20 \h</w:instrText>
           <w:fldChar w:fldCharType="separate"/>
-          <w:t xml:space="preserve">36</w:t>
+          <w:t xml:space="preserve">0</w:t>
           <w:fldChar w:fldCharType="end"/>
         </w:r>
       </w:hyperlink>
       <w:r/>
-      <w:r/>
     </w:p>
     <w:p>
       <w:pPr>
@@ -10401,7 +10339,6 @@
         <w:ind/>
         <w:rPr/>
       </w:pPr>
-      <w:r/>
       <w:hyperlink w:tooltip="#_Toc21" w:anchor="_Toc21" w:history="1">
         <w:r>
           <w:rPr>
@@ -10426,12 +10363,11 @@
           <w:fldChar w:fldCharType="begin"/>
           <w:instrText xml:space="preserve">PAGEREF _Toc21 \h</w:instrText>
           <w:fldChar w:fldCharType="separate"/>
-          <w:t xml:space="preserve">36</w:t>
+          <w:t xml:space="preserve">0</w:t>
           <w:fldChar w:fldCharType="end"/>
         </w:r>
       </w:hyperlink>
       <w:r/>
-      <w:r/>
     </w:p>
     <w:p>
       <w:pPr>
@@ -10444,7 +10380,6 @@
         <w:ind/>
         <w:rPr/>
       </w:pPr>
-      <w:r/>
       <w:hyperlink w:tooltip="#_Toc22" w:anchor="_Toc22" w:history="1">
         <w:r>
           <w:rPr>
@@ -10469,12 +10404,11 @@
           <w:fldChar w:fldCharType="begin"/>
           <w:instrText xml:space="preserve">PAGEREF _Toc22 \h</w:instrText>
           <w:fldChar w:fldCharType="separate"/>
-          <w:t xml:space="preserve">38</w:t>
+          <w:t xml:space="preserve">0</w:t>
           <w:fldChar w:fldCharType="end"/>
         </w:r>
       </w:hyperlink>
       <w:r/>
-      <w:r/>
     </w:p>
     <w:p>
       <w:pPr>
@@ -10487,7 +10421,6 @@
         <w:ind/>
         <w:rPr/>
       </w:pPr>
-      <w:r/>
       <w:hyperlink w:tooltip="#_Toc23" w:anchor="_Toc23" w:history="1">
         <w:r>
           <w:rPr>
@@ -10512,12 +10445,11 @@
           <w:fldChar w:fldCharType="begin"/>
           <w:instrText xml:space="preserve">PAGEREF _Toc23 \h</w:instrText>
           <w:fldChar w:fldCharType="separate"/>
-          <w:t xml:space="preserve">39</w:t>
+          <w:t xml:space="preserve">0</w:t>
           <w:fldChar w:fldCharType="end"/>
         </w:r>
       </w:hyperlink>
       <w:r/>
-      <w:r/>
     </w:p>
     <w:p>
       <w:pPr>
@@ -10530,7 +10462,6 @@
         <w:ind/>
         <w:rPr/>
       </w:pPr>
-      <w:r/>
       <w:hyperlink w:tooltip="#_Toc24" w:anchor="_Toc24" w:history="1">
         <w:r>
           <w:rPr>
@@ -10555,11 +10486,10 @@
           <w:fldChar w:fldCharType="begin"/>
           <w:instrText xml:space="preserve">PAGEREF _Toc24 \h</w:instrText>
           <w:fldChar w:fldCharType="separate"/>
-          <w:t xml:space="preserve">40</w:t>
+          <w:t xml:space="preserve">0</w:t>
           <w:fldChar w:fldCharType="end"/>
         </w:r>
       </w:hyperlink>
-      <w:r/>
       <w:r/>
     </w:p>
     <w:p>
@@ -10574,7 +10504,6 @@
         <w:ind/>
         <w:rPr/>
       </w:pPr>
-      <w:r/>
       <w:hyperlink w:tooltip="#_Toc25" w:anchor="_Toc25" w:history="1">
         <w:r>
           <w:rPr>
@@ -10605,12 +10534,11 @@
           <w:fldChar w:fldCharType="begin"/>
           <w:instrText xml:space="preserve">PAGEREF _Toc25 \h</w:instrText>
           <w:fldChar w:fldCharType="separate"/>
-          <w:t xml:space="preserve">40</w:t>
+          <w:t xml:space="preserve">0</w:t>
           <w:fldChar w:fldCharType="end"/>
         </w:r>
       </w:hyperlink>
       <w:r/>
-      <w:r/>
     </w:p>
     <w:p>
       <w:pPr>
@@ -10623,7 +10551,6 @@
         <w:ind/>
         <w:rPr/>
       </w:pPr>
-      <w:r/>
       <w:hyperlink w:tooltip="#_Toc26" w:anchor="_Toc26" w:history="1">
         <w:r>
           <w:rPr>
@@ -10648,12 +10575,11 @@
           <w:fldChar w:fldCharType="begin"/>
           <w:instrText xml:space="preserve">PAGEREF _Toc26 \h</w:instrText>
           <w:fldChar w:fldCharType="separate"/>
-          <w:t xml:space="preserve">41</w:t>
+          <w:t xml:space="preserve">0</w:t>
           <w:fldChar w:fldCharType="end"/>
         </w:r>
       </w:hyperlink>
       <w:r/>
-      <w:r/>
     </w:p>
     <w:p>
       <w:pPr>
@@ -10666,7 +10592,6 @@
         <w:ind/>
         <w:rPr/>
       </w:pPr>
-      <w:r/>
       <w:hyperlink w:tooltip="#_Toc27" w:anchor="_Toc27" w:history="1">
         <w:r>
           <w:rPr>
@@ -10691,12 +10616,11 @@
           <w:fldChar w:fldCharType="begin"/>
           <w:instrText xml:space="preserve">PAGEREF _Toc27 \h</w:instrText>
           <w:fldChar w:fldCharType="separate"/>
-          <w:t xml:space="preserve">42</w:t>
+          <w:t xml:space="preserve">0</w:t>
           <w:fldChar w:fldCharType="end"/>
         </w:r>
       </w:hyperlink>
       <w:r/>
-      <w:r/>
     </w:p>
     <w:p>
       <w:pPr>
@@ -10709,7 +10633,6 @@
         <w:ind/>
         <w:rPr/>
       </w:pPr>
-      <w:r/>
       <w:hyperlink w:tooltip="#_Toc28" w:anchor="_Toc28" w:history="1">
         <w:r>
           <w:rPr>
@@ -10734,12 +10657,11 @@
           <w:fldChar w:fldCharType="begin"/>
           <w:instrText xml:space="preserve">PAGEREF _Toc28 \h</w:instrText>
           <w:fldChar w:fldCharType="separate"/>
-          <w:t xml:space="preserve">44</w:t>
+          <w:t xml:space="preserve">0</w:t>
           <w:fldChar w:fldCharType="end"/>
         </w:r>
       </w:hyperlink>
       <w:r/>
-      <w:r/>
     </w:p>
     <w:p>
       <w:pPr>
@@ -10752,7 +10674,6 @@
         <w:ind/>
         <w:rPr/>
       </w:pPr>
-      <w:r/>
       <w:hyperlink w:tooltip="#_Toc29" w:anchor="_Toc29" w:history="1">
         <w:r>
           <w:rPr>
@@ -10777,12 +10698,11 @@
           <w:fldChar w:fldCharType="begin"/>
           <w:instrText xml:space="preserve">PAGEREF _Toc29 \h</w:instrText>
           <w:fldChar w:fldCharType="separate"/>
-          <w:t xml:space="preserve">44</w:t>
+          <w:t xml:space="preserve">0</w:t>
           <w:fldChar w:fldCharType="end"/>
         </w:r>
       </w:hyperlink>
       <w:r/>
-      <w:r/>
     </w:p>
     <w:p>
       <w:pPr>
@@ -10795,7 +10715,6 @@
         <w:ind/>
         <w:rPr/>
       </w:pPr>
-      <w:r/>
       <w:hyperlink w:tooltip="#_Toc30" w:anchor="_Toc30" w:history="1">
         <w:r>
           <w:rPr>
@@ -10820,12 +10739,11 @@
           <w:fldChar w:fldCharType="begin"/>
           <w:instrText xml:space="preserve">PAGEREF _Toc30 \h</w:instrText>
           <w:fldChar w:fldCharType="separate"/>
-          <w:t xml:space="preserve">44</w:t>
+          <w:t xml:space="preserve">0</w:t>
           <w:fldChar w:fldCharType="end"/>
         </w:r>
       </w:hyperlink>
       <w:r/>
-      <w:r/>
     </w:p>
     <w:p>
       <w:pPr>
@@ -10838,7 +10756,6 @@
         <w:ind/>
         <w:rPr/>
       </w:pPr>
-      <w:r/>
       <w:hyperlink w:tooltip="#_Toc31" w:anchor="_Toc31" w:history="1">
         <w:r>
           <w:rPr>
@@ -10869,12 +10786,11 @@
           <w:fldChar w:fldCharType="begin"/>
           <w:instrText xml:space="preserve">PAGEREF _Toc31 \h</w:instrText>
           <w:fldChar w:fldCharType="separate"/>
-          <w:t xml:space="preserve">52</w:t>
+          <w:t xml:space="preserve">0</w:t>
           <w:fldChar w:fldCharType="end"/>
         </w:r>
       </w:hyperlink>
       <w:r/>
-      <w:r/>
     </w:p>
     <w:p>
       <w:pPr>
@@ -10887,7 +10803,6 @@
         <w:ind/>
         <w:rPr/>
       </w:pPr>
-      <w:r/>
       <w:hyperlink w:tooltip="#_Toc32" w:anchor="_Toc32" w:history="1">
         <w:r>
           <w:rPr>
@@ -10912,12 +10827,11 @@
           <w:fldChar w:fldCharType="begin"/>
           <w:instrText xml:space="preserve">PAGEREF _Toc32 \h</w:instrText>
           <w:fldChar w:fldCharType="separate"/>
-          <w:t xml:space="preserve">57</w:t>
+          <w:t xml:space="preserve">0</w:t>
           <w:fldChar w:fldCharType="end"/>
         </w:r>
       </w:hyperlink>
       <w:r/>
-      <w:r/>
     </w:p>
     <w:p>
       <w:pPr>
@@ -10930,7 +10844,6 @@
         <w:ind/>
         <w:rPr/>
       </w:pPr>
-      <w:r/>
       <w:hyperlink w:tooltip="#_Toc33" w:anchor="_Toc33" w:history="1">
         <w:r>
           <w:rPr>
@@ -10955,12 +10868,11 @@
           <w:fldChar w:fldCharType="begin"/>
           <w:instrText xml:space="preserve">PAGEREF _Toc33 \h</w:instrText>
           <w:fldChar w:fldCharType="separate"/>
-          <w:t xml:space="preserve">60</w:t>
+          <w:t xml:space="preserve">0</w:t>
           <w:fldChar w:fldCharType="end"/>
         </w:r>
       </w:hyperlink>
       <w:r/>
-      <w:r/>
     </w:p>
     <w:p>
       <w:pPr>
@@ -10973,7 +10885,6 @@
         <w:ind/>
         <w:rPr/>
       </w:pPr>
-      <w:r/>
       <w:hyperlink w:tooltip="#_Toc34" w:anchor="_Toc34" w:history="1">
         <w:r>
           <w:rPr>
@@ -10998,12 +10909,11 @@
           <w:fldChar w:fldCharType="begin"/>
           <w:instrText xml:space="preserve">PAGEREF _Toc34 \h</w:instrText>
           <w:fldChar w:fldCharType="separate"/>
-          <w:t xml:space="preserve">60</w:t>
+          <w:t xml:space="preserve">0</w:t>
           <w:fldChar w:fldCharType="end"/>
         </w:r>
       </w:hyperlink>
       <w:r/>
-      <w:r/>
     </w:p>
     <w:p>
       <w:pPr>
@@ -11016,7 +10926,6 @@
         <w:ind/>
         <w:rPr/>
       </w:pPr>
-      <w:r/>
       <w:hyperlink w:tooltip="#_Toc35" w:anchor="_Toc35" w:history="1">
         <w:r>
           <w:rPr>
@@ -11041,12 +10950,11 @@
           <w:fldChar w:fldCharType="begin"/>
           <w:instrText xml:space="preserve">PAGEREF _Toc35 \h</w:instrText>
           <w:fldChar w:fldCharType="separate"/>
-          <w:t xml:space="preserve">60</w:t>
+          <w:t xml:space="preserve">0</w:t>
           <w:fldChar w:fldCharType="end"/>
         </w:r>
       </w:hyperlink>
       <w:r/>
-      <w:r/>
     </w:p>
     <w:p>
       <w:pPr>
@@ -11059,7 +10967,6 @@
         <w:ind/>
         <w:rPr/>
       </w:pPr>
-      <w:r/>
       <w:hyperlink w:tooltip="#_Toc36" w:anchor="_Toc36" w:history="1">
         <w:r>
           <w:rPr>
@@ -11084,12 +10991,11 @@
           <w:fldChar w:fldCharType="begin"/>
           <w:instrText xml:space="preserve">PAGEREF _Toc36 \h</w:instrText>
           <w:fldChar w:fldCharType="separate"/>
-          <w:t xml:space="preserve">61</w:t>
+          <w:t xml:space="preserve">0</w:t>
           <w:fldChar w:fldCharType="end"/>
         </w:r>
       </w:hyperlink>
       <w:r/>
-      <w:r/>
     </w:p>
     <w:p>
       <w:pPr>
@@ -11102,7 +11008,6 @@
         <w:ind/>
         <w:rPr/>
       </w:pPr>
-      <w:r/>
       <w:hyperlink w:tooltip="#_Toc37" w:anchor="_Toc37" w:history="1">
         <w:r>
           <w:rPr>
@@ -11127,12 +11032,11 @@
           <w:fldChar w:fldCharType="begin"/>
           <w:instrText xml:space="preserve">PAGEREF _Toc37 \h</w:instrText>
           <w:fldChar w:fldCharType="separate"/>
-          <w:t xml:space="preserve">63</w:t>
+          <w:t xml:space="preserve">0</w:t>
           <w:fldChar w:fldCharType="end"/>
         </w:r>
       </w:hyperlink>
       <w:r/>
-      <w:r/>
     </w:p>
     <w:p>
       <w:pPr>
@@ -11145,7 +11049,6 @@
         <w:ind/>
         <w:rPr/>
       </w:pPr>
-      <w:r/>
       <w:hyperlink w:tooltip="#_Toc38" w:anchor="_Toc38" w:history="1">
         <w:r>
           <w:rPr>
@@ -11170,12 +11073,11 @@
           <w:fldChar w:fldCharType="begin"/>
           <w:instrText xml:space="preserve">PAGEREF _Toc38 \h</w:instrText>
           <w:fldChar w:fldCharType="separate"/>
-          <w:t xml:space="preserve">63</w:t>
+          <w:t xml:space="preserve">0</w:t>
           <w:fldChar w:fldCharType="end"/>
         </w:r>
       </w:hyperlink>
       <w:r/>
-      <w:r/>
     </w:p>
     <w:p>
       <w:pPr>
@@ -11188,7 +11090,6 @@
         <w:ind/>
         <w:rPr/>
       </w:pPr>
-      <w:r/>
       <w:hyperlink w:tooltip="#_Toc39" w:anchor="_Toc39" w:history="1">
         <w:r>
           <w:rPr>
@@ -11213,12 +11114,11 @@
           <w:fldChar w:fldCharType="begin"/>
           <w:instrText xml:space="preserve">PAGEREF _Toc39 \h</w:instrText>
           <w:fldChar w:fldCharType="separate"/>
-          <w:t xml:space="preserve">63</w:t>
+          <w:t xml:space="preserve">0</w:t>
           <w:fldChar w:fldCharType="end"/>
         </w:r>
       </w:hyperlink>
       <w:r/>
-      <w:r/>
     </w:p>
     <w:p>
       <w:pPr>
@@ -11231,7 +11131,6 @@
         <w:ind/>
         <w:rPr/>
       </w:pPr>
-      <w:r/>
       <w:hyperlink w:tooltip="#_Toc40" w:anchor="_Toc40" w:history="1">
         <w:r>
           <w:rPr>
@@ -11256,12 +11155,11 @@
           <w:fldChar w:fldCharType="begin"/>
           <w:instrText xml:space="preserve">PAGEREF _Toc40 \h</w:instrText>
           <w:fldChar w:fldCharType="separate"/>
-          <w:t xml:space="preserve">64</w:t>
+          <w:t xml:space="preserve">0</w:t>
           <w:fldChar w:fldCharType="end"/>
         </w:r>
       </w:hyperlink>
       <w:r/>
-      <w:r/>
     </w:p>
     <w:p>
       <w:pPr>
@@ -11274,7 +11172,6 @@
         <w:ind/>
         <w:rPr/>
       </w:pPr>
-      <w:r/>
       <w:hyperlink w:tooltip="#_Toc41" w:anchor="_Toc41" w:history="1">
         <w:r>
           <w:rPr>
@@ -11299,12 +11196,11 @@
           <w:fldChar w:fldCharType="begin"/>
           <w:instrText xml:space="preserve">PAGEREF _Toc41 \h</w:instrText>
           <w:fldChar w:fldCharType="separate"/>
-          <w:t xml:space="preserve">65</w:t>
+          <w:t xml:space="preserve">0</w:t>
           <w:fldChar w:fldCharType="end"/>
         </w:r>
       </w:hyperlink>
       <w:r/>
-      <w:r/>
     </w:p>
     <w:p>
       <w:pPr>
@@ -11317,7 +11213,6 @@
         <w:ind/>
         <w:rPr/>
       </w:pPr>
-      <w:r/>
       <w:hyperlink w:tooltip="#_Toc42" w:anchor="_Toc42" w:history="1">
         <w:r>
           <w:rPr>
@@ -11342,12 +11237,11 @@
           <w:fldChar w:fldCharType="begin"/>
           <w:instrText xml:space="preserve">PAGEREF _Toc42 \h</w:instrText>
           <w:fldChar w:fldCharType="separate"/>
-          <w:t xml:space="preserve">65</w:t>
+          <w:t xml:space="preserve">0</w:t>
           <w:fldChar w:fldCharType="end"/>
         </w:r>
       </w:hyperlink>
       <w:r/>
-      <w:r/>
     </w:p>
     <w:p>
       <w:pPr>
@@ -11360,7 +11254,6 @@
         <w:ind/>
         <w:rPr/>
       </w:pPr>
-      <w:r/>
       <w:hyperlink w:tooltip="#_Toc43" w:anchor="_Toc43" w:history="1">
         <w:r>
           <w:rPr>
@@ -11385,12 +11278,11 @@
           <w:fldChar w:fldCharType="begin"/>
           <w:instrText xml:space="preserve">PAGEREF _Toc43 \h</w:instrText>
           <w:fldChar w:fldCharType="separate"/>
-          <w:t xml:space="preserve">65</w:t>
+          <w:t xml:space="preserve">0</w:t>
           <w:fldChar w:fldCharType="end"/>
         </w:r>
       </w:hyperlink>
       <w:r/>
-      <w:r/>
     </w:p>
     <w:p>
       <w:pPr>
@@ -11403,7 +11295,6 @@
         <w:ind/>
         <w:rPr/>
       </w:pPr>
-      <w:r/>
       <w:hyperlink w:tooltip="#_Toc44" w:anchor="_Toc44" w:history="1">
         <w:r>
           <w:rPr>
@@ -11428,12 +11319,11 @@
           <w:fldChar w:fldCharType="begin"/>
           <w:instrText xml:space="preserve">PAGEREF _Toc44 \h</w:instrText>
           <w:fldChar w:fldCharType="separate"/>
-          <w:t xml:space="preserve">65</w:t>
+          <w:t xml:space="preserve">0</w:t>
           <w:fldChar w:fldCharType="end"/>
         </w:r>
       </w:hyperlink>
       <w:r/>
-      <w:r/>
     </w:p>
     <w:p>
       <w:pPr>
@@ -11446,7 +11336,6 @@
         <w:ind/>
         <w:rPr/>
       </w:pPr>
-      <w:r/>
       <w:hyperlink w:tooltip="#_Toc45" w:anchor="_Toc45" w:history="1">
         <w:r>
           <w:rPr>
@@ -11471,12 +11360,11 @@
           <w:fldChar w:fldCharType="begin"/>
           <w:instrText xml:space="preserve">PAGEREF _Toc45 \h</w:instrText>
           <w:fldChar w:fldCharType="separate"/>
-          <w:t xml:space="preserve">66</w:t>
+          <w:t xml:space="preserve">0</w:t>
           <w:fldChar w:fldCharType="end"/>
         </w:r>
       </w:hyperlink>
       <w:r/>
-      <w:r/>
     </w:p>
     <w:p>
       <w:pPr>
@@ -11489,7 +11377,6 @@
         <w:ind/>
         <w:rPr/>
       </w:pPr>
-      <w:r/>
       <w:hyperlink w:tooltip="#_Toc46" w:anchor="_Toc46" w:history="1">
         <w:r>
           <w:rPr>
@@ -11514,12 +11401,11 @@
           <w:fldChar w:fldCharType="begin"/>
           <w:instrText xml:space="preserve">PAGEREF _Toc46 \h</w:instrText>
           <w:fldChar w:fldCharType="separate"/>
-          <w:t xml:space="preserve">67</w:t>
+          <w:t xml:space="preserve">0</w:t>
           <w:fldChar w:fldCharType="end"/>
         </w:r>
       </w:hyperlink>
       <w:r/>
-      <w:r/>
     </w:p>
     <w:p>
       <w:pPr>
@@ -11532,7 +11418,6 @@
         <w:ind/>
         <w:rPr/>
       </w:pPr>
-      <w:r/>
       <w:hyperlink w:tooltip="#_Toc47" w:anchor="_Toc47" w:history="1">
         <w:r>
           <w:rPr>
@@ -11557,12 +11442,11 @@
           <w:fldChar w:fldCharType="begin"/>
           <w:instrText xml:space="preserve">PAGEREF _Toc47 \h</w:instrText>
           <w:fldChar w:fldCharType="separate"/>
-          <w:t xml:space="preserve">67</w:t>
+          <w:t xml:space="preserve">0</w:t>
           <w:fldChar w:fldCharType="end"/>
         </w:r>
       </w:hyperlink>
       <w:r/>
-      <w:r/>
     </w:p>
     <w:p>
       <w:pPr>
@@ -11575,7 +11459,6 @@
         <w:ind/>
         <w:rPr/>
       </w:pPr>
-      <w:r/>
       <w:hyperlink w:tooltip="#_Toc48" w:anchor="_Toc48" w:history="1">
         <w:r>
           <w:rPr>
@@ -11600,12 +11483,11 @@
           <w:fldChar w:fldCharType="begin"/>
           <w:instrText xml:space="preserve">PAGEREF _Toc48 \h</w:instrText>
           <w:fldChar w:fldCharType="separate"/>
-          <w:t xml:space="preserve">70</w:t>
+          <w:t xml:space="preserve">0</w:t>
           <w:fldChar w:fldCharType="end"/>
         </w:r>
       </w:hyperlink>
       <w:r/>
-      <w:r/>
     </w:p>
     <w:p>
       <w:pPr>
@@ -11618,7 +11500,6 @@
         <w:ind/>
         <w:rPr/>
       </w:pPr>
-      <w:r/>
       <w:hyperlink w:tooltip="#_Toc49" w:anchor="_Toc49" w:history="1">
         <w:r>
           <w:rPr>
@@ -11643,12 +11524,11 @@
           <w:fldChar w:fldCharType="begin"/>
           <w:instrText xml:space="preserve">PAGEREF _Toc49 \h</w:instrText>
           <w:fldChar w:fldCharType="separate"/>
-          <w:t xml:space="preserve">72</w:t>
+          <w:t xml:space="preserve">0</w:t>
           <w:fldChar w:fldCharType="end"/>
         </w:r>
       </w:hyperlink>
       <w:r/>
-      <w:r/>
     </w:p>
     <w:p>
       <w:pPr>
@@ -11661,7 +11541,6 @@
         <w:ind/>
         <w:rPr/>
       </w:pPr>
-      <w:r/>
       <w:hyperlink w:tooltip="#_Toc50" w:anchor="_Toc50" w:history="1">
         <w:r>
           <w:rPr>
@@ -11686,12 +11565,11 @@
           <w:fldChar w:fldCharType="begin"/>
           <w:instrText xml:space="preserve">PAGEREF _Toc50 \h</w:instrText>
           <w:fldChar w:fldCharType="separate"/>
-          <w:t xml:space="preserve">81</w:t>
+          <w:t xml:space="preserve">0</w:t>
           <w:fldChar w:fldCharType="end"/>
         </w:r>
       </w:hyperlink>
       <w:r/>
-      <w:r/>
     </w:p>
     <w:p>
       <w:pPr>
@@ -11704,7 +11582,6 @@
         <w:ind/>
         <w:rPr/>
       </w:pPr>
-      <w:r/>
       <w:hyperlink w:tooltip="#_Toc51" w:anchor="_Toc51" w:history="1">
         <w:r>
           <w:rPr>
@@ -11729,12 +11606,11 @@
           <w:fldChar w:fldCharType="begin"/>
           <w:instrText xml:space="preserve">PAGEREF _Toc51 \h</w:instrText>
           <w:fldChar w:fldCharType="separate"/>
-          <w:t xml:space="preserve">82</w:t>
+          <w:t xml:space="preserve">0</w:t>
           <w:fldChar w:fldCharType="end"/>
         </w:r>
       </w:hyperlink>
       <w:r/>
-      <w:r/>
     </w:p>
     <w:p>
       <w:pPr>
@@ -11747,7 +11623,6 @@
         <w:ind/>
         <w:rPr/>
       </w:pPr>
-      <w:r/>
       <w:hyperlink w:tooltip="#_Toc52" w:anchor="_Toc52" w:history="1">
         <w:r>
           <w:rPr>
@@ -11772,12 +11647,11 @@
           <w:fldChar w:fldCharType="begin"/>
           <w:instrText xml:space="preserve">PAGEREF _Toc52 \h</w:instrText>
           <w:fldChar w:fldCharType="separate"/>
-          <w:t xml:space="preserve">84</w:t>
+          <w:t xml:space="preserve">0</w:t>
           <w:fldChar w:fldCharType="end"/>
         </w:r>
       </w:hyperlink>
       <w:r/>
-      <w:r/>
     </w:p>
     <w:p>
       <w:pPr>
@@ -11790,7 +11664,6 @@
         <w:ind/>
         <w:rPr/>
       </w:pPr>
-      <w:r/>
       <w:hyperlink w:tooltip="#_Toc53" w:anchor="_Toc53" w:history="1">
         <w:r>
           <w:rPr>
@@ -11815,12 +11688,11 @@
           <w:fldChar w:fldCharType="begin"/>
           <w:instrText xml:space="preserve">PAGEREF _Toc53 \h</w:instrText>
           <w:fldChar w:fldCharType="separate"/>
-          <w:t xml:space="preserve">84</w:t>
+          <w:t xml:space="preserve">0</w:t>
           <w:fldChar w:fldCharType="end"/>
         </w:r>
       </w:hyperlink>
       <w:r/>
-      <w:r/>
     </w:p>
     <w:p>
       <w:pPr>
@@ -11833,7 +11705,6 @@
         <w:ind/>
         <w:rPr/>
       </w:pPr>
-      <w:r/>
       <w:hyperlink w:tooltip="#_Toc54" w:anchor="_Toc54" w:history="1">
         <w:r>
           <w:rPr>
@@ -11858,12 +11729,11 @@
           <w:fldChar w:fldCharType="begin"/>
           <w:instrText xml:space="preserve">PAGEREF _Toc54 \h</w:instrText>
           <w:fldChar w:fldCharType="separate"/>
-          <w:t xml:space="preserve">85</w:t>
+          <w:t xml:space="preserve">0</w:t>
           <w:fldChar w:fldCharType="end"/>
         </w:r>
       </w:hyperlink>
       <w:r/>
-      <w:r/>
     </w:p>
     <w:p>
       <w:pPr>
@@ -11876,7 +11746,6 @@
         <w:ind/>
         <w:rPr/>
       </w:pPr>
-      <w:r/>
       <w:hyperlink w:tooltip="#_Toc55" w:anchor="_Toc55" w:history="1">
         <w:r>
           <w:rPr>
@@ -11901,12 +11770,11 @@
           <w:fldChar w:fldCharType="begin"/>
           <w:instrText xml:space="preserve">PAGEREF _Toc55 \h</w:instrText>
           <w:fldChar w:fldCharType="separate"/>
-          <w:t xml:space="preserve">85</w:t>
+          <w:t xml:space="preserve">0</w:t>
           <w:fldChar w:fldCharType="end"/>
         </w:r>
       </w:hyperlink>
       <w:r/>
-      <w:r/>
     </w:p>
     <w:p>
       <w:pPr>
@@ -11919,7 +11787,6 @@
         <w:ind/>
         <w:rPr/>
       </w:pPr>
-      <w:r/>
       <w:hyperlink w:tooltip="#_Toc56" w:anchor="_Toc56" w:history="1">
         <w:r>
           <w:rPr>
@@ -11944,12 +11811,11 @@
           <w:fldChar w:fldCharType="begin"/>
           <w:instrText xml:space="preserve">PAGEREF _Toc56 \h</w:instrText>
           <w:fldChar w:fldCharType="separate"/>
-          <w:t xml:space="preserve">86</w:t>
+          <w:t xml:space="preserve">0</w:t>
           <w:fldChar w:fldCharType="end"/>
         </w:r>
       </w:hyperlink>
       <w:r/>
-      <w:r/>
     </w:p>
     <w:p>
       <w:pPr>
@@ -11962,7 +11828,6 @@
         <w:ind/>
         <w:rPr/>
       </w:pPr>
-      <w:r/>
       <w:hyperlink w:tooltip="#_Toc57" w:anchor="_Toc57" w:history="1">
         <w:r>
           <w:rPr>
@@ -11987,12 +11852,11 @@
           <w:fldChar w:fldCharType="begin"/>
           <w:instrText xml:space="preserve">PAGEREF _Toc57 \h</w:instrText>
           <w:fldChar w:fldCharType="separate"/>
-          <w:t xml:space="preserve">89</w:t>
+          <w:t xml:space="preserve">0</w:t>
           <w:fldChar w:fldCharType="end"/>
         </w:r>
       </w:hyperlink>
       <w:r/>
-      <w:r/>
     </w:p>
     <w:p>
       <w:pPr>
@@ -12005,7 +11869,6 @@
         <w:ind/>
         <w:rPr/>
       </w:pPr>
-      <w:r/>
       <w:hyperlink w:tooltip="#_Toc58" w:anchor="_Toc58" w:history="1">
         <w:r>
           <w:rPr>
@@ -12030,12 +11893,11 @@
           <w:fldChar w:fldCharType="begin"/>
           <w:instrText xml:space="preserve">PAGEREF _Toc58 \h</w:instrText>
           <w:fldChar w:fldCharType="separate"/>
-          <w:t xml:space="preserve">90</w:t>
+          <w:t xml:space="preserve">0</w:t>
           <w:fldChar w:fldCharType="end"/>
         </w:r>
       </w:hyperlink>
       <w:r/>
-      <w:r/>
     </w:p>
     <w:p>
       <w:pPr>
@@ -12048,7 +11910,6 @@
         <w:ind/>
         <w:rPr/>
       </w:pPr>
-      <w:r/>
       <w:hyperlink w:tooltip="#_Toc59" w:anchor="_Toc59" w:history="1">
         <w:r>
           <w:rPr>
@@ -12073,12 +11934,11 @@
           <w:fldChar w:fldCharType="begin"/>
           <w:instrText xml:space="preserve">PAGEREF _Toc59 \h</w:instrText>
           <w:fldChar w:fldCharType="separate"/>
-          <w:t xml:space="preserve">91</w:t>
+          <w:t xml:space="preserve">0</w:t>
           <w:fldChar w:fldCharType="end"/>
         </w:r>
       </w:hyperlink>
       <w:r/>
-      <w:r/>
     </w:p>
     <w:p>
       <w:pPr>
@@ -12091,7 +11951,6 @@
         <w:ind/>
         <w:rPr/>
       </w:pPr>
-      <w:r/>
       <w:hyperlink w:tooltip="#_Toc60" w:anchor="_Toc60" w:history="1">
         <w:r>
           <w:rPr>
@@ -12116,12 +11975,11 @@
           <w:fldChar w:fldCharType="begin"/>
           <w:instrText xml:space="preserve">PAGEREF _Toc60 \h</w:instrText>
           <w:fldChar w:fldCharType="separate"/>
-          <w:t xml:space="preserve">94</w:t>
+          <w:t xml:space="preserve">0</w:t>
           <w:fldChar w:fldCharType="end"/>
         </w:r>
       </w:hyperlink>
       <w:r/>
-      <w:r/>
     </w:p>
     <w:p>
       <w:pPr>
@@ -12134,7 +11992,6 @@
         <w:ind/>
         <w:rPr/>
       </w:pPr>
-      <w:r/>
       <w:hyperlink w:tooltip="#_Toc61" w:anchor="_Toc61" w:history="1">
         <w:r>
           <w:rPr>
@@ -12159,12 +12016,11 @@
           <w:fldChar w:fldCharType="begin"/>
           <w:instrText xml:space="preserve">PAGEREF _Toc61 \h</w:instrText>
           <w:fldChar w:fldCharType="separate"/>
-          <w:t xml:space="preserve">94</w:t>
+          <w:t xml:space="preserve">0</w:t>
           <w:fldChar w:fldCharType="end"/>
         </w:r>
       </w:hyperlink>
       <w:r/>
-      <w:r/>
     </w:p>
     <w:p>
       <w:pPr>
@@ -12177,7 +12033,6 @@
         <w:ind/>
         <w:rPr/>
       </w:pPr>
-      <w:r/>
       <w:hyperlink w:tooltip="#_Toc62" w:anchor="_Toc62" w:history="1">
         <w:r>
           <w:rPr>
@@ -12202,12 +12057,11 @@
           <w:fldChar w:fldCharType="begin"/>
           <w:instrText xml:space="preserve">PAGEREF _Toc62 \h</w:instrText>
           <w:fldChar w:fldCharType="separate"/>
-          <w:t xml:space="preserve">95</w:t>
+          <w:t xml:space="preserve">0</w:t>
           <w:fldChar w:fldCharType="end"/>
         </w:r>
       </w:hyperlink>
       <w:r/>
-      <w:r/>
     </w:p>
     <w:p>
       <w:pPr>
@@ -12220,7 +12074,6 @@
         <w:ind/>
         <w:rPr/>
       </w:pPr>
-      <w:r/>
       <w:hyperlink w:tooltip="#_Toc63" w:anchor="_Toc63" w:history="1">
         <w:r>
           <w:rPr>
@@ -12245,12 +12098,11 @@
           <w:fldChar w:fldCharType="begin"/>
           <w:instrText xml:space="preserve">PAGEREF _Toc63 \h</w:instrText>
           <w:fldChar w:fldCharType="separate"/>
-          <w:t xml:space="preserve">95</w:t>
+          <w:t xml:space="preserve">0</w:t>
           <w:fldChar w:fldCharType="end"/>
         </w:r>
       </w:hyperlink>
       <w:r/>
-      <w:r/>
     </w:p>
     <w:p>
       <w:pPr>
@@ -12263,7 +12115,6 @@
         <w:ind/>
         <w:rPr/>
       </w:pPr>
-      <w:r/>
       <w:hyperlink w:tooltip="#_Toc64" w:anchor="_Toc64" w:history="1">
         <w:r>
           <w:rPr>
@@ -12288,12 +12139,11 @@
           <w:fldChar w:fldCharType="begin"/>
           <w:instrText xml:space="preserve">PAGEREF _Toc64 \h</w:instrText>
           <w:fldChar w:fldCharType="separate"/>
-          <w:t xml:space="preserve">96</w:t>
+          <w:t xml:space="preserve">0</w:t>
           <w:fldChar w:fldCharType="end"/>
         </w:r>
       </w:hyperlink>
       <w:r/>
-      <w:r/>
     </w:p>
     <w:p>
       <w:pPr>
@@ -12306,7 +12156,6 @@
         <w:ind/>
         <w:rPr/>
       </w:pPr>
-      <w:r/>
       <w:hyperlink w:tooltip="#_Toc65" w:anchor="_Toc65" w:history="1">
         <w:r>
           <w:rPr>
@@ -12331,12 +12180,11 @@
           <w:fldChar w:fldCharType="begin"/>
           <w:instrText xml:space="preserve">PAGEREF _Toc65 \h</w:instrText>
           <w:fldChar w:fldCharType="separate"/>
-          <w:t xml:space="preserve">98</w:t>
+          <w:t xml:space="preserve">0</w:t>
           <w:fldChar w:fldCharType="end"/>
         </w:r>
       </w:hyperlink>
       <w:r/>
-      <w:r/>
     </w:p>
     <w:p>
       <w:pPr>
@@ -12349,7 +12197,6 @@
         <w:ind/>
         <w:rPr/>
       </w:pPr>
-      <w:r/>
       <w:hyperlink w:tooltip="#_Toc66" w:anchor="_Toc66" w:history="1">
         <w:r>
           <w:rPr>
@@ -12374,12 +12221,11 @@
           <w:fldChar w:fldCharType="begin"/>
           <w:instrText xml:space="preserve">PAGEREF _Toc66 \h</w:instrText>
           <w:fldChar w:fldCharType="separate"/>
-          <w:t xml:space="preserve">99</w:t>
+          <w:t xml:space="preserve">0</w:t>
           <w:fldChar w:fldCharType="end"/>
         </w:r>
       </w:hyperlink>
       <w:r/>
-      <w:r/>
     </w:p>
     <w:p>
       <w:pPr>
@@ -12392,7 +12238,6 @@
         <w:ind/>
         <w:rPr/>
       </w:pPr>
-      <w:r/>
       <w:hyperlink w:tooltip="#_Toc67" w:anchor="_Toc67" w:history="1">
         <w:r>
           <w:rPr>
@@ -12417,12 +12262,11 @@
           <w:fldChar w:fldCharType="begin"/>
           <w:instrText xml:space="preserve">PAGEREF _Toc67 \h</w:instrText>
           <w:fldChar w:fldCharType="separate"/>
-          <w:t xml:space="preserve">100</w:t>
+          <w:t xml:space="preserve">0</w:t>
           <w:fldChar w:fldCharType="end"/>
         </w:r>
       </w:hyperlink>
       <w:r/>
-      <w:r/>
     </w:p>
     <w:p>
       <w:pPr>
@@ -12435,7 +12279,6 @@
         <w:ind/>
         <w:rPr/>
       </w:pPr>
-      <w:r/>
       <w:hyperlink w:tooltip="#_Toc68" w:anchor="_Toc68" w:history="1">
         <w:r>
           <w:rPr>
@@ -12460,12 +12303,11 @@
           <w:fldChar w:fldCharType="begin"/>
           <w:instrText xml:space="preserve">PAGEREF _Toc68 \h</w:instrText>
           <w:fldChar w:fldCharType="separate"/>
-          <w:t xml:space="preserve">101</w:t>
+          <w:t xml:space="preserve">0</w:t>
           <w:fldChar w:fldCharType="end"/>
         </w:r>
       </w:hyperlink>
       <w:r/>
-      <w:r/>
     </w:p>
     <w:p>
       <w:pPr>
@@ -12478,7 +12320,6 @@
         <w:ind/>
         <w:rPr/>
       </w:pPr>
-      <w:r/>
       <w:hyperlink w:tooltip="#_Toc69" w:anchor="_Toc69" w:history="1">
         <w:r>
           <w:rPr>
@@ -12503,12 +12344,11 @@
           <w:fldChar w:fldCharType="begin"/>
           <w:instrText xml:space="preserve">PAGEREF _Toc69 \h</w:instrText>
           <w:fldChar w:fldCharType="separate"/>
-          <w:t xml:space="preserve">101</w:t>
+          <w:t xml:space="preserve">0</w:t>
           <w:fldChar w:fldCharType="end"/>
         </w:r>
       </w:hyperlink>
       <w:r/>
-      <w:r/>
     </w:p>
     <w:p>
       <w:pPr>
@@ -12521,7 +12361,6 @@
         <w:ind/>
         <w:rPr/>
       </w:pPr>
-      <w:r/>
       <w:hyperlink w:tooltip="#_Toc70" w:anchor="_Toc70" w:history="1">
         <w:r>
           <w:rPr>
@@ -12546,12 +12385,11 @@
           <w:fldChar w:fldCharType="begin"/>
           <w:instrText xml:space="preserve">PAGEREF _Toc70 \h</w:instrText>
           <w:fldChar w:fldCharType="separate"/>
-          <w:t xml:space="preserve">101</w:t>
+          <w:t xml:space="preserve">0</w:t>
           <w:fldChar w:fldCharType="end"/>
         </w:r>
       </w:hyperlink>
       <w:r/>
-      <w:r/>
     </w:p>
     <w:p>
       <w:pPr>
@@ -12564,7 +12402,6 @@
         <w:ind/>
         <w:rPr/>
       </w:pPr>
-      <w:r/>
       <w:hyperlink w:tooltip="#_Toc71" w:anchor="_Toc71" w:history="1">
         <w:r>
           <w:rPr>
@@ -12589,12 +12426,11 @@
           <w:fldChar w:fldCharType="begin"/>
           <w:instrText xml:space="preserve">PAGEREF _Toc71 \h</w:instrText>
           <w:fldChar w:fldCharType="separate"/>
-          <w:t xml:space="preserve">101</w:t>
+          <w:t xml:space="preserve">0</w:t>
           <w:fldChar w:fldCharType="end"/>
         </w:r>
       </w:hyperlink>
       <w:r/>
-      <w:r/>
     </w:p>
     <w:p>
       <w:pPr>
@@ -12607,7 +12443,6 @@
         <w:ind/>
         <w:rPr/>
       </w:pPr>
-      <w:r/>
       <w:hyperlink w:tooltip="#_Toc72" w:anchor="_Toc72" w:history="1">
         <w:r>
           <w:rPr>
@@ -12632,12 +12467,11 @@
           <w:fldChar w:fldCharType="begin"/>
           <w:instrText xml:space="preserve">PAGEREF _Toc72 \h</w:instrText>
           <w:fldChar w:fldCharType="separate"/>
-          <w:t xml:space="preserve">101</w:t>
+          <w:t xml:space="preserve">0</w:t>
           <w:fldChar w:fldCharType="end"/>
         </w:r>
       </w:hyperlink>
       <w:r/>
-      <w:r/>
     </w:p>
     <w:p>
       <w:pPr>
@@ -12650,7 +12484,6 @@
         <w:ind/>
         <w:rPr/>
       </w:pPr>
-      <w:r/>
       <w:hyperlink w:tooltip="#_Toc73" w:anchor="_Toc73" w:history="1">
         <w:r>
           <w:rPr>
@@ -12675,12 +12508,11 @@
           <w:fldChar w:fldCharType="begin"/>
           <w:instrText xml:space="preserve">PAGEREF _Toc73 \h</w:instrText>
           <w:fldChar w:fldCharType="separate"/>
-          <w:t xml:space="preserve">101</w:t>
+          <w:t xml:space="preserve">0</w:t>
           <w:fldChar w:fldCharType="end"/>
         </w:r>
       </w:hyperlink>
       <w:r/>
-      <w:r/>
     </w:p>
     <w:p>
       <w:pPr>
@@ -12693,7 +12525,6 @@
         <w:ind/>
         <w:rPr/>
       </w:pPr>
-      <w:r/>
       <w:hyperlink w:tooltip="#_Toc74" w:anchor="_Toc74" w:history="1">
         <w:r>
           <w:rPr>
@@ -12718,12 +12549,11 @@
           <w:fldChar w:fldCharType="begin"/>
           <w:instrText xml:space="preserve">PAGEREF _Toc74 \h</w:instrText>
           <w:fldChar w:fldCharType="separate"/>
-          <w:t xml:space="preserve">101</w:t>
+          <w:t xml:space="preserve">0</w:t>
           <w:fldChar w:fldCharType="end"/>
         </w:r>
       </w:hyperlink>
       <w:r/>
-      <w:r/>
     </w:p>
     <w:p>
       <w:pPr>
@@ -12736,7 +12566,6 @@
         <w:ind/>
         <w:rPr/>
       </w:pPr>
-      <w:r/>
       <w:hyperlink w:tooltip="#_Toc75" w:anchor="_Toc75" w:history="1">
         <w:r>
           <w:rPr>
@@ -12761,12 +12590,11 @@
           <w:fldChar w:fldCharType="begin"/>
           <w:instrText xml:space="preserve">PAGEREF _Toc75 \h</w:instrText>
           <w:fldChar w:fldCharType="separate"/>
-          <w:t xml:space="preserve">101</w:t>
+          <w:t xml:space="preserve">0</w:t>
           <w:fldChar w:fldCharType="end"/>
         </w:r>
       </w:hyperlink>
       <w:r/>
-      <w:r/>
     </w:p>
     <w:p>
       <w:pPr>
@@ -12779,7 +12607,6 @@
         <w:ind/>
         <w:rPr/>
       </w:pPr>
-      <w:r/>
       <w:hyperlink w:tooltip="#_Toc76" w:anchor="_Toc76" w:history="1">
         <w:r>
           <w:rPr>
@@ -12804,12 +12631,11 @@
           <w:fldChar w:fldCharType="begin"/>
           <w:instrText xml:space="preserve">PAGEREF _Toc76 \h</w:instrText>
           <w:fldChar w:fldCharType="separate"/>
-          <w:t xml:space="preserve">104</w:t>
+          <w:t xml:space="preserve">0</w:t>
           <w:fldChar w:fldCharType="end"/>
         </w:r>
       </w:hyperlink>
       <w:r/>
-      <w:r/>
     </w:p>
     <w:p>
       <w:pPr>
@@ -12822,7 +12648,6 @@
         <w:ind/>
         <w:rPr/>
       </w:pPr>
-      <w:r/>
       <w:hyperlink w:tooltip="#_Toc77" w:anchor="_Toc77" w:history="1">
         <w:r>
           <w:rPr>
@@ -12847,12 +12672,11 @@
           <w:fldChar w:fldCharType="begin"/>
           <w:instrText xml:space="preserve">PAGEREF _Toc77 \h</w:instrText>
           <w:fldChar w:fldCharType="separate"/>
-          <w:t xml:space="preserve">107</w:t>
+          <w:t xml:space="preserve">0</w:t>
           <w:fldChar w:fldCharType="end"/>
         </w:r>
       </w:hyperlink>
       <w:r/>
-      <w:r/>
     </w:p>
     <w:p>
       <w:pPr>
@@ -12865,7 +12689,6 @@
         <w:ind/>
         <w:rPr/>
       </w:pPr>
-      <w:r/>
       <w:hyperlink w:tooltip="#_Toc78" w:anchor="_Toc78" w:history="1">
         <w:r>
           <w:rPr>
@@ -12890,12 +12713,11 @@
           <w:fldChar w:fldCharType="begin"/>
           <w:instrText xml:space="preserve">PAGEREF _Toc78 \h</w:instrText>
           <w:fldChar w:fldCharType="separate"/>
-          <w:t xml:space="preserve">108</w:t>
+          <w:t xml:space="preserve">0</w:t>
           <w:fldChar w:fldCharType="end"/>
         </w:r>
       </w:hyperlink>
       <w:r/>
-      <w:r/>
     </w:p>
     <w:p>
       <w:pPr>
@@ -12908,7 +12730,6 @@
         <w:ind/>
         <w:rPr/>
       </w:pPr>
-      <w:r/>
       <w:hyperlink w:tooltip="#_Toc79" w:anchor="_Toc79" w:history="1">
         <w:r>
           <w:rPr>
@@ -12933,12 +12754,11 @@
           <w:fldChar w:fldCharType="begin"/>
           <w:instrText xml:space="preserve">PAGEREF _Toc79 \h</w:instrText>
           <w:fldChar w:fldCharType="separate"/>
-          <w:t xml:space="preserve">109</w:t>
+          <w:t xml:space="preserve">0</w:t>
           <w:fldChar w:fldCharType="end"/>
         </w:r>
       </w:hyperlink>
       <w:r/>
-      <w:r/>
     </w:p>
     <w:p>
       <w:pPr>
@@ -12951,7 +12771,6 @@
         <w:ind/>
         <w:rPr/>
       </w:pPr>
-      <w:r/>
       <w:hyperlink w:tooltip="#_Toc80" w:anchor="_Toc80" w:history="1">
         <w:r>
           <w:rPr>
@@ -12976,12 +12795,11 @@
           <w:fldChar w:fldCharType="begin"/>
           <w:instrText xml:space="preserve">PAGEREF _Toc80 \h</w:instrText>
           <w:fldChar w:fldCharType="separate"/>
-          <w:t xml:space="preserve">110</w:t>
+          <w:t xml:space="preserve">0</w:t>
           <w:fldChar w:fldCharType="end"/>
         </w:r>
       </w:hyperlink>
       <w:r/>
-      <w:r/>
     </w:p>
     <w:p>
       <w:pPr>
@@ -12994,7 +12812,6 @@
         <w:ind/>
         <w:rPr/>
       </w:pPr>
-      <w:r/>
       <w:hyperlink w:tooltip="#_Toc81" w:anchor="_Toc81" w:history="1">
         <w:r>
           <w:rPr>
@@ -13019,12 +12836,11 @@
           <w:fldChar w:fldCharType="begin"/>
           <w:instrText xml:space="preserve">PAGEREF _Toc81 \h</w:instrText>
           <w:fldChar w:fldCharType="separate"/>
-          <w:t xml:space="preserve">111</w:t>
+          <w:t xml:space="preserve">0</w:t>
           <w:fldChar w:fldCharType="end"/>
         </w:r>
       </w:hyperlink>
       <w:r/>
-      <w:r/>
     </w:p>
     <w:p>
       <w:pPr>
@@ -13037,7 +12853,6 @@
         <w:ind/>
         <w:rPr/>
       </w:pPr>
-      <w:r/>
       <w:hyperlink w:tooltip="#_Toc82" w:anchor="_Toc82" w:history="1">
         <w:r>
           <w:rPr>
@@ -13062,12 +12877,11 @@
           <w:fldChar w:fldCharType="begin"/>
           <w:instrText xml:space="preserve">PAGEREF _Toc82 \h</w:instrText>
           <w:fldChar w:fldCharType="separate"/>
-          <w:t xml:space="preserve">112</w:t>
+          <w:t xml:space="preserve">0</w:t>
           <w:fldChar w:fldCharType="end"/>
         </w:r>
       </w:hyperlink>
       <w:r/>
-      <w:r/>
     </w:p>
     <w:p>
       <w:pPr>
@@ -13080,7 +12894,6 @@
         <w:ind/>
         <w:rPr/>
       </w:pPr>
-      <w:r/>
       <w:hyperlink w:tooltip="#_Toc83" w:anchor="_Toc83" w:history="1">
         <w:r>
           <w:rPr>
@@ -13105,12 +12918,11 @@
           <w:fldChar w:fldCharType="begin"/>
           <w:instrText xml:space="preserve">PAGEREF _Toc83 \h</w:instrText>
           <w:fldChar w:fldCharType="separate"/>
-          <w:t xml:space="preserve">113</w:t>
+          <w:t xml:space="preserve">0</w:t>
           <w:fldChar w:fldCharType="end"/>
         </w:r>
       </w:hyperlink>
       <w:r/>
-      <w:r/>
     </w:p>
     <w:p>
       <w:pPr>
@@ -13123,7 +12935,6 @@
         <w:ind/>
         <w:rPr/>
       </w:pPr>
-      <w:r/>
       <w:hyperlink w:tooltip="#_Toc84" w:anchor="_Toc84" w:history="1">
         <w:r>
           <w:rPr>
@@ -13148,12 +12959,11 @@
           <w:fldChar w:fldCharType="begin"/>
           <w:instrText xml:space="preserve">PAGEREF _Toc84 \h</w:instrText>
           <w:fldChar w:fldCharType="separate"/>
-          <w:t xml:space="preserve">114</w:t>
+          <w:t xml:space="preserve">0</w:t>
           <w:fldChar w:fldCharType="end"/>
         </w:r>
       </w:hyperlink>
       <w:r/>
-      <w:r/>
     </w:p>
     <w:p>
       <w:pPr>
@@ -13166,7 +12976,6 @@
         <w:ind/>
         <w:rPr/>
       </w:pPr>
-      <w:r/>
       <w:hyperlink w:tooltip="#_Toc85" w:anchor="_Toc85" w:history="1">
         <w:r>
           <w:rPr>
@@ -13191,12 +13000,11 @@
           <w:fldChar w:fldCharType="begin"/>
           <w:instrText xml:space="preserve">PAGEREF _Toc85 \h</w:instrText>
           <w:fldChar w:fldCharType="separate"/>
-          <w:t xml:space="preserve">115</w:t>
+          <w:t xml:space="preserve">0</w:t>
           <w:fldChar w:fldCharType="end"/>
         </w:r>
       </w:hyperlink>
       <w:r/>
-      <w:r/>
     </w:p>
     <w:p>
       <w:pPr>
@@ -13209,7 +13017,6 @@
         <w:ind/>
         <w:rPr/>
       </w:pPr>
-      <w:r/>
       <w:hyperlink w:tooltip="#_Toc86" w:anchor="_Toc86" w:history="1">
         <w:r>
           <w:rPr>
@@ -13234,12 +13041,11 @@
           <w:fldChar w:fldCharType="begin"/>
           <w:instrText xml:space="preserve">PAGEREF _Toc86 \h</w:instrText>
           <w:fldChar w:fldCharType="separate"/>
-          <w:t xml:space="preserve">116</w:t>
+          <w:t xml:space="preserve">0</w:t>
           <w:fldChar w:fldCharType="end"/>
         </w:r>
       </w:hyperlink>
       <w:r/>
-      <w:r/>
     </w:p>
     <w:p>
       <w:pPr>
@@ -13252,7 +13058,6 @@
         <w:ind/>
         <w:rPr/>
       </w:pPr>
-      <w:r/>
       <w:hyperlink w:tooltip="#_Toc87" w:anchor="_Toc87" w:history="1">
         <w:r>
           <w:rPr>
@@ -13277,12 +13082,11 @@
           <w:fldChar w:fldCharType="begin"/>
           <w:instrText xml:space="preserve">PAGEREF _Toc87 \h</w:instrText>
           <w:fldChar w:fldCharType="separate"/>
-          <w:t xml:space="preserve">117</w:t>
+          <w:t xml:space="preserve">0</w:t>
           <w:fldChar w:fldCharType="end"/>
         </w:r>
       </w:hyperlink>
       <w:r/>
-      <w:r/>
     </w:p>
     <w:p>
       <w:pPr>
@@ -13295,7 +13099,6 @@
         <w:ind/>
         <w:rPr/>
       </w:pPr>
-      <w:r/>
       <w:hyperlink w:tooltip="#_Toc88" w:anchor="_Toc88" w:history="1">
         <w:r>
           <w:rPr>
@@ -13320,12 +13123,11 @@
           <w:fldChar w:fldCharType="begin"/>
           <w:instrText xml:space="preserve">PAGEREF _Toc88 \h</w:instrText>
           <w:fldChar w:fldCharType="separate"/>
-          <w:t xml:space="preserve">118</w:t>
+          <w:t xml:space="preserve">0</w:t>
           <w:fldChar w:fldCharType="end"/>
         </w:r>
       </w:hyperlink>
       <w:r/>
-      <w:r/>
     </w:p>
     <w:p>
       <w:pPr>
@@ -13338,7 +13140,6 @@
         <w:ind/>
         <w:rPr/>
       </w:pPr>
-      <w:r/>
       <w:hyperlink w:tooltip="#_Toc89" w:anchor="_Toc89" w:history="1">
         <w:r>
           <w:rPr>
@@ -13363,11 +13164,10 @@
           <w:fldChar w:fldCharType="begin"/>
           <w:instrText xml:space="preserve">PAGEREF _Toc89 \h</w:instrText>
           <w:fldChar w:fldCharType="separate"/>
-          <w:t xml:space="preserve">119</w:t>
+          <w:t xml:space="preserve">0</w:t>
           <w:fldChar w:fldCharType="end"/>
         </w:r>
       </w:hyperlink>
-      <w:r/>
       <w:r/>
     </w:p>
     <w:p>
@@ -13399,6 +13199,7 @@
         <w:fldChar w:fldCharType="end"/>
       </w:r>
       <w:r/>
+      <w:r/>
     </w:p>
     <w:p>
       <w:pPr>
@@ -13410,11 +13211,10 @@
         <w:rPr/>
       </w:pPr>
       <w:r/>
-      <w:bookmarkStart w:id="1" w:name="_Toc1"/>
       <w:r>
         <w:t xml:space="preserve">1 INTRODUÇÃO</w:t>
       </w:r>
-      <w:bookmarkEnd w:id="1"/>
+      <w:r/>
       <w:r/>
       <w:r/>
     </w:p>
@@ -13619,11 +13419,10 @@
         <w:rPr/>
       </w:pPr>
       <w:r/>
-      <w:bookmarkStart w:id="2" w:name="_Toc2"/>
       <w:r>
         <w:t xml:space="preserve">2 REVISÃO BIBLIOGRÁFICA</w:t>
       </w:r>
-      <w:bookmarkEnd w:id="2"/>
+      <w:r/>
       <w:r/>
       <w:r/>
     </w:p>
@@ -13672,11 +13471,10 @@
         <w:rPr/>
       </w:pPr>
       <w:r/>
-      <w:bookmarkStart w:id="3" w:name="_Toc3"/>
       <w:r>
         <w:t xml:space="preserve">2.1 CIDADES INTELIGENTES E RESILIENTES </w:t>
       </w:r>
-      <w:bookmarkEnd w:id="3"/>
+      <w:r/>
       <w:r/>
       <w:r/>
     </w:p>
@@ -13795,11 +13593,10 @@
         <w:rPr/>
       </w:pPr>
       <w:r/>
-      <w:bookmarkStart w:id="4" w:name="_Toc4"/>
       <w:r>
         <w:t xml:space="preserve">2.1.1 Fundamentos de Cidade Resiliente</w:t>
       </w:r>
-      <w:bookmarkEnd w:id="4"/>
+      <w:r/>
       <w:r/>
       <w:r/>
     </w:p>
@@ -13889,11 +13686,10 @@
         <w:rPr/>
       </w:pPr>
       <w:r/>
-      <w:bookmarkStart w:id="5" w:name="_Toc5"/>
       <w:r>
         <w:t xml:space="preserve">2.1.2 Zeladoria Pública e Gestão de Serviços</w:t>
       </w:r>
-      <w:bookmarkEnd w:id="5"/>
+      <w:r/>
       <w:r/>
       <w:r/>
     </w:p>
@@ -13950,11 +13746,10 @@
         <w:rPr/>
       </w:pPr>
       <w:r/>
-      <w:bookmarkStart w:id="6" w:name="_Toc6"/>
       <w:r>
         <w:t xml:space="preserve">2.1.3 Participação Cidadã por meio de Sistemas de Informação Automatizados</w:t>
       </w:r>
-      <w:bookmarkEnd w:id="6"/>
+      <w:r/>
       <w:r/>
       <w:r/>
     </w:p>
@@ -14142,14 +13937,13 @@
         <w:rPr/>
       </w:pPr>
       <w:r/>
-      <w:bookmarkStart w:id="7" w:name="_Toc7"/>
       <w:r>
         <w:rPr>
           <w:caps w:val="0"/>
         </w:rPr>
         <w:t xml:space="preserve">2.2 TRABALHOS RELACIONADOS</w:t>
       </w:r>
-      <w:bookmarkEnd w:id="7"/>
+      <w:r/>
       <w:r/>
       <w:r/>
     </w:p>
@@ -14333,6 +14127,7 @@
         <w:ind/>
         <w:rPr/>
       </w:pPr>
+      <w:r/>
       <w:r>
         <w:t xml:space="preserve">FIGURA </w:t>
       </w:r>
@@ -14357,6 +14152,8 @@
       <w:r>
         <w:t xml:space="preserve">Colab</w:t>
       </w:r>
+      <w:r/>
+      <w:r/>
       <w:r/>
     </w:p>
     <w:p>
@@ -14491,6 +14288,7 @@
         <w:ind/>
         <w:rPr/>
       </w:pPr>
+      <w:r/>
       <w:r>
         <w:t xml:space="preserve">FIGURA </w:t>
       </w:r>
@@ -14524,6 +14322,8 @@
       <w:r>
         <w:t xml:space="preserve">Colab</w:t>
       </w:r>
+      <w:r/>
+      <w:r/>
       <w:r/>
     </w:p>
     <w:p>
@@ -14744,6 +14544,7 @@
         <w:ind/>
         <w:rPr/>
       </w:pPr>
+      <w:r/>
       <w:r>
         <w:t xml:space="preserve">FIGURA </w:t>
       </w:r>
@@ -14765,6 +14566,8 @@
       <w:r>
         <w:t xml:space="preserve"> - Seleção da unidade da federação na plataforma e-Ouve </w:t>
       </w:r>
+      <w:r/>
+      <w:r/>
       <w:r/>
     </w:p>
     <w:p>
@@ -14897,6 +14700,7 @@
         <w:ind/>
         <w:rPr/>
       </w:pPr>
+      <w:r/>
       <w:r>
         <w:t xml:space="preserve">FIGURA </w:t>
       </w:r>
@@ -14918,6 +14722,8 @@
       <w:r>
         <w:t xml:space="preserve"> - Seleção de serviços na plataforma e-Ouve</w:t>
       </w:r>
+      <w:r/>
+      <w:r/>
       <w:r/>
     </w:p>
     <w:p>
@@ -15030,11 +14836,10 @@
         <w:rPr/>
       </w:pPr>
       <w:r/>
-      <w:bookmarkStart w:id="8" w:name="_Toc8"/>
       <w:r>
         <w:t xml:space="preserve">3 OBJETIVO DO PROJETO</w:t>
       </w:r>
-      <w:bookmarkEnd w:id="8"/>
+      <w:r/>
       <w:r/>
       <w:r/>
     </w:p>
@@ -15069,11 +14874,10 @@
         <w:rPr/>
       </w:pPr>
       <w:r/>
-      <w:bookmarkStart w:id="9" w:name="_Toc9"/>
       <w:r>
         <w:t xml:space="preserve">3.1 FORMULAÇÃO DO PROBLEMA</w:t>
       </w:r>
-      <w:bookmarkEnd w:id="9"/>
+      <w:r/>
       <w:r/>
       <w:r/>
     </w:p>
@@ -15160,11 +14964,10 @@
         <w:rPr/>
       </w:pPr>
       <w:r/>
-      <w:bookmarkStart w:id="10" w:name="_Toc10"/>
       <w:r>
         <w:t xml:space="preserve">3.2 OBJETIVOS </w:t>
       </w:r>
-      <w:bookmarkEnd w:id="10"/>
+      <w:r/>
       <w:r/>
       <w:r/>
     </w:p>
@@ -15300,11 +15103,10 @@
         <w:rPr/>
       </w:pPr>
       <w:r/>
-      <w:bookmarkStart w:id="11" w:name="_Toc11"/>
       <w:r>
         <w:t xml:space="preserve">3.3 JUSTIFICATIVA </w:t>
       </w:r>
-      <w:bookmarkEnd w:id="11"/>
+      <w:r/>
       <w:r/>
       <w:r/>
     </w:p>
@@ -15367,11 +15169,10 @@
         <w:rPr/>
       </w:pPr>
       <w:r/>
-      <w:bookmarkStart w:id="12" w:name="_Toc12"/>
       <w:r>
         <w:t xml:space="preserve">3.4 NÍVEIS DE DECISÃO E GRUPOS FUNCIONAIS ATENDIDOS</w:t>
       </w:r>
-      <w:bookmarkEnd w:id="12"/>
+      <w:r/>
       <w:r/>
       <w:r/>
     </w:p>
@@ -15441,11 +15242,10 @@
         <w:rPr/>
       </w:pPr>
       <w:r/>
-      <w:bookmarkStart w:id="13" w:name="_Toc13"/>
       <w:r>
         <w:t xml:space="preserve">3.5 ADERÊNCIA AOS OBJETIVOS DO DESENVOLVIMENTO SUSTENTÁVEL (ODS)</w:t>
       </w:r>
-      <w:bookmarkEnd w:id="13"/>
+      <w:r/>
       <w:r/>
       <w:r/>
     </w:p>
@@ -15630,11 +15430,10 @@
         <w:rPr/>
       </w:pPr>
       <w:r/>
-      <w:bookmarkStart w:id="14" w:name="_Toc14"/>
       <w:r>
         <w:t xml:space="preserve">3.6 MODELO DE NEGÓCIO PROPOSTO</w:t>
       </w:r>
-      <w:bookmarkEnd w:id="14"/>
+      <w:r/>
       <w:r/>
       <w:r/>
     </w:p>
@@ -15844,11 +15643,10 @@
         <w:rPr/>
       </w:pPr>
       <w:r/>
-      <w:bookmarkStart w:id="15" w:name="_Toc15"/>
       <w:r>
         <w:t xml:space="preserve">4 MÉTODOS GERENCIAIS</w:t>
       </w:r>
-      <w:bookmarkEnd w:id="15"/>
+      <w:r/>
       <w:r/>
       <w:r/>
     </w:p>
@@ -15883,11 +15681,10 @@
         <w:rPr/>
       </w:pPr>
       <w:r/>
-      <w:bookmarkStart w:id="16" w:name="_Toc16"/>
       <w:r>
         <w:t xml:space="preserve">4.1 GERENCIAMENTO DO PROJETO</w:t>
       </w:r>
-      <w:bookmarkEnd w:id="16"/>
+      <w:r/>
       <w:r/>
       <w:r/>
     </w:p>
@@ -16396,11 +16193,10 @@
         <w:rPr/>
       </w:pPr>
       <w:r/>
-      <w:bookmarkStart w:id="17" w:name="_Toc17"/>
       <w:r>
         <w:t xml:space="preserve">4.2 MODELO DE CICLO DE VIDA </w:t>
       </w:r>
-      <w:bookmarkEnd w:id="17"/>
+      <w:r/>
       <w:r/>
       <w:r/>
     </w:p>
@@ -16510,11 +16306,10 @@
         <w:rPr/>
       </w:pPr>
       <w:r/>
-      <w:bookmarkStart w:id="18" w:name="_Toc18"/>
       <w:r>
         <w:t xml:space="preserve">4.3 RECURSOS NECESSÁRIOS</w:t>
       </w:r>
-      <w:bookmarkEnd w:id="18"/>
+      <w:r/>
       <w:r/>
       <w:r/>
     </w:p>
@@ -16544,11 +16339,10 @@
         <w:rPr/>
       </w:pPr>
       <w:r/>
-      <w:bookmarkStart w:id="19" w:name="_Toc19"/>
       <w:r>
         <w:t xml:space="preserve">4.3.1 Recursos Humanos</w:t>
       </w:r>
-      <w:bookmarkEnd w:id="19"/>
+      <w:r/>
       <w:r/>
       <w:r/>
     </w:p>
@@ -16842,11 +16636,10 @@
         <w:rPr/>
       </w:pPr>
       <w:r/>
-      <w:bookmarkStart w:id="20" w:name="_Toc20"/>
       <w:r>
         <w:t xml:space="preserve">4.3.2 Recursos de Hardware</w:t>
       </w:r>
-      <w:bookmarkEnd w:id="20"/>
+      <w:r/>
       <w:r/>
       <w:r/>
     </w:p>
@@ -16953,11 +16746,10 @@
         <w:rPr/>
       </w:pPr>
       <w:r/>
-      <w:bookmarkStart w:id="21" w:name="_Toc21"/>
       <w:r>
         <w:t xml:space="preserve">4.3.3 Recursos de Software</w:t>
       </w:r>
-      <w:bookmarkEnd w:id="21"/>
+      <w:r/>
       <w:r/>
       <w:r/>
     </w:p>
@@ -17272,11 +17064,10 @@
         <w:rPr/>
       </w:pPr>
       <w:r/>
-      <w:bookmarkStart w:id="22" w:name="_Toc22"/>
       <w:r>
         <w:t xml:space="preserve">4.3.4 Outros Recursos</w:t>
       </w:r>
-      <w:bookmarkEnd w:id="22"/>
+      <w:r/>
       <w:r/>
       <w:r/>
     </w:p>
@@ -17345,11 +17136,10 @@
         <w:rPr/>
       </w:pPr>
       <w:r/>
-      <w:bookmarkStart w:id="23" w:name="_Toc23"/>
       <w:r>
         <w:t xml:space="preserve">4.4 RELATÓRIO DE DESEMPENHO </w:t>
       </w:r>
-      <w:bookmarkEnd w:id="23"/>
+      <w:r/>
       <w:r/>
       <w:r/>
     </w:p>
@@ -17681,11 +17471,10 @@
         <w:rPr/>
       </w:pPr>
       <w:r/>
-      <w:bookmarkStart w:id="24" w:name="_Toc24"/>
       <w:r>
         <w:t xml:space="preserve">4.5 GERENCIAMENTO DE CONFIGURAÇÃO</w:t>
       </w:r>
-      <w:bookmarkEnd w:id="24"/>
+      <w:r/>
       <w:r/>
       <w:r/>
     </w:p>
@@ -17721,14 +17510,13 @@
         <w:rPr/>
       </w:pPr>
       <w:r/>
-      <w:bookmarkStart w:id="25" w:name="_Toc25"/>
       <w:r>
         <w:t xml:space="preserve">4.5.1 Papéis e Responsabilidades</w:t>
       </w:r>
       <w:r>
         <w:tab/>
       </w:r>
-      <w:bookmarkEnd w:id="25"/>
+      <w:r/>
       <w:r/>
       <w:r/>
     </w:p>
@@ -17895,11 +17683,10 @@
         <w:rPr/>
       </w:pPr>
       <w:r/>
-      <w:bookmarkStart w:id="26" w:name="_Toc26"/>
       <w:r>
         <w:t xml:space="preserve">4.5.2 Identificação e Versionamento de Artefatos</w:t>
       </w:r>
-      <w:bookmarkEnd w:id="26"/>
+      <w:r/>
       <w:r/>
       <w:r/>
     </w:p>
@@ -17979,11 +17766,10 @@
         <w:rPr/>
       </w:pPr>
       <w:r/>
-      <w:bookmarkStart w:id="27" w:name="_Toc27"/>
       <w:r>
         <w:t xml:space="preserve">4.5.3 Organização do Repositório e Ferramentas</w:t>
       </w:r>
-      <w:bookmarkEnd w:id="27"/>
+      <w:r/>
       <w:r/>
       <w:r/>
     </w:p>
@@ -18238,6 +18024,7 @@
         <w:ind/>
         <w:rPr/>
       </w:pPr>
+      <w:r/>
       <w:r>
         <w:t xml:space="preserve">FIGURA </w:t>
       </w:r>
@@ -18260,6 +18047,8 @@
         <w:t xml:space="preserve"> - Estrutura do repositório remoto no GitHub</w:t>
       </w:r>
       <w:r/>
+      <w:r/>
+      <w:r/>
     </w:p>
     <w:p>
       <w:pPr>
@@ -18283,11 +18072,10 @@
         <w:rPr/>
       </w:pPr>
       <w:r/>
-      <w:bookmarkStart w:id="28" w:name="_Toc28"/>
       <w:r>
         <w:t xml:space="preserve">5 ESPECIFICAÇÃO E ANÁLISE DOS REQUISITOS</w:t>
       </w:r>
-      <w:bookmarkEnd w:id="28"/>
+      <w:r/>
       <w:r/>
       <w:r/>
     </w:p>
@@ -18325,11 +18113,10 @@
         <w:rPr/>
       </w:pPr>
       <w:r/>
-      <w:bookmarkStart w:id="29" w:name="_Toc29"/>
       <w:r>
         <w:t xml:space="preserve">5.1 REQUISITOS DO SISTEMA DE SOFTWARE</w:t>
       </w:r>
-      <w:bookmarkEnd w:id="29"/>
+      <w:r/>
       <w:r/>
       <w:r/>
     </w:p>
@@ -18367,11 +18154,10 @@
         <w:rPr/>
       </w:pPr>
       <w:r/>
-      <w:bookmarkStart w:id="30" w:name="_Toc30"/>
       <w:r>
         <w:t xml:space="preserve">5.1.1 Requisitos Funcionais</w:t>
       </w:r>
-      <w:bookmarkEnd w:id="30"/>
+      <w:r/>
       <w:r/>
       <w:r/>
     </w:p>
@@ -20094,14 +19880,13 @@
         <w:rPr/>
       </w:pPr>
       <w:r/>
-      <w:bookmarkStart w:id="31" w:name="_Toc31"/>
       <w:r>
         <w:t xml:space="preserve">5.1.2 Requisitos </w:t>
       </w:r>
       <w:r>
         <w:t xml:space="preserve">não Funcionais</w:t>
       </w:r>
-      <w:bookmarkEnd w:id="31"/>
+      <w:r/>
       <w:r/>
       <w:r/>
     </w:p>
@@ -21464,11 +21249,10 @@
         <w:rPr/>
       </w:pPr>
       <w:r/>
-      <w:bookmarkStart w:id="32" w:name="_Toc32"/>
       <w:r>
         <w:t xml:space="preserve">5.1.3 Principais Regras de Negócio</w:t>
       </w:r>
-      <w:bookmarkEnd w:id="32"/>
+      <w:r/>
       <w:r/>
       <w:r/>
     </w:p>
@@ -22050,11 +21834,10 @@
         <w:rPr/>
       </w:pPr>
       <w:r/>
-      <w:bookmarkStart w:id="33" w:name="_Toc33"/>
       <w:r>
         <w:t xml:space="preserve">5.2 ANÁLISE DOS REQUISITOS</w:t>
       </w:r>
-      <w:bookmarkEnd w:id="33"/>
+      <w:r/>
       <w:r/>
       <w:r/>
     </w:p>
@@ -22069,16 +21852,11 @@
         </w:rPr>
       </w:pPr>
       <w:r/>
-      <w:bookmarkStart w:id="34" w:name="_Toc34"/>
       <w:r>
         <w:t xml:space="preserve">5.2.1 Visão Funcional</w:t>
       </w:r>
-      <w:bookmarkEnd w:id="34"/>
-      <w:r>
-        <w:rPr>
-          <w:color w:val="00b050"/>
-        </w:rPr>
-      </w:r>
+      <w:r/>
+      <w:r/>
       <w:r>
         <w:rPr>
           <w:color w:val="00b050"/>
@@ -22143,11 +21921,10 @@
         <w:rPr/>
       </w:pPr>
       <w:r/>
-      <w:bookmarkStart w:id="35" w:name="_Toc35"/>
       <w:r>
         <w:t xml:space="preserve">5.2.2 Modelo Conceitual dos Dados</w:t>
       </w:r>
-      <w:bookmarkEnd w:id="35"/>
+      <w:r/>
       <w:r/>
       <w:r/>
     </w:p>
@@ -22514,11 +22291,10 @@
         <w:rPr/>
       </w:pPr>
       <w:r/>
-      <w:bookmarkStart w:id="36" w:name="_Toc36"/>
       <w:r>
         <w:t xml:space="preserve">5.2.3 Modelo Inicial da Interface de Usuário</w:t>
       </w:r>
-      <w:bookmarkEnd w:id="36"/>
+      <w:r/>
       <w:r/>
       <w:r/>
     </w:p>
@@ -22705,11 +22481,10 @@
         <w:rPr/>
       </w:pPr>
       <w:r/>
-      <w:bookmarkStart w:id="37" w:name="_Toc37"/>
       <w:r>
         <w:t xml:space="preserve">6 ARQUITETURA E PROJETO DO SISTEMA DE SOFTWARE</w:t>
       </w:r>
-      <w:bookmarkEnd w:id="37"/>
+      <w:r/>
       <w:r/>
       <w:r/>
     </w:p>
@@ -22772,11 +22547,10 @@
         <w:rPr/>
       </w:pPr>
       <w:r/>
-      <w:bookmarkStart w:id="38" w:name="_Toc38"/>
       <w:r>
         <w:t xml:space="preserve">6.1 VISÃO ESTRUTURAL</w:t>
       </w:r>
-      <w:bookmarkEnd w:id="38"/>
+      <w:r/>
       <w:r/>
       <w:r/>
     </w:p>
@@ -22836,11 +22610,10 @@
         <w:rPr/>
       </w:pPr>
       <w:r/>
-      <w:bookmarkStart w:id="39" w:name="_Toc39"/>
       <w:r>
         <w:t xml:space="preserve">6.1.1 Diagrama de Pacotes</w:t>
       </w:r>
-      <w:bookmarkEnd w:id="39"/>
+      <w:r/>
       <w:r/>
       <w:r/>
     </w:p>
@@ -23101,11 +22874,10 @@
         <w:rPr/>
       </w:pPr>
       <w:r/>
-      <w:bookmarkStart w:id="40" w:name="_Toc40"/>
       <w:r>
         <w:t xml:space="preserve">6.1.2 Diagramas de Classes</w:t>
       </w:r>
-      <w:bookmarkEnd w:id="40"/>
+      <w:r/>
       <w:r/>
       <w:r/>
     </w:p>
@@ -23198,11 +22970,10 @@
         <w:rPr/>
       </w:pPr>
       <w:r/>
-      <w:bookmarkStart w:id="41" w:name="_Toc41"/>
       <w:r>
         <w:t xml:space="preserve">6.2 VISÃO COMPORTAMENTAL</w:t>
       </w:r>
-      <w:bookmarkEnd w:id="41"/>
+      <w:r/>
       <w:r/>
       <w:r/>
     </w:p>
@@ -23245,11 +23016,10 @@
         <w:rPr/>
       </w:pPr>
       <w:r/>
-      <w:bookmarkStart w:id="42" w:name="_Toc42"/>
       <w:r>
         <w:t xml:space="preserve">6.2.1 Projeto das Interações entre Objetos</w:t>
       </w:r>
-      <w:bookmarkEnd w:id="42"/>
+      <w:r/>
       <w:r/>
       <w:r/>
     </w:p>
@@ -23347,11 +23117,10 @@
         <w:rPr/>
       </w:pPr>
       <w:r/>
-      <w:bookmarkStart w:id="43" w:name="_Toc43"/>
       <w:r>
         <w:t xml:space="preserve">6.3 VISÃO DOS DADOS</w:t>
       </w:r>
-      <w:bookmarkEnd w:id="43"/>
+      <w:r/>
       <w:r/>
       <w:r/>
     </w:p>
@@ -23429,11 +23198,10 @@
         <w:rPr/>
       </w:pPr>
       <w:r/>
-      <w:bookmarkStart w:id="44" w:name="_Toc44"/>
       <w:r>
         <w:t xml:space="preserve">6.3.1 Modelo Lógico</w:t>
       </w:r>
-      <w:bookmarkEnd w:id="44"/>
+      <w:r/>
       <w:r/>
       <w:r/>
     </w:p>
@@ -23670,11 +23438,10 @@
         <w:rPr/>
       </w:pPr>
       <w:r/>
-      <w:bookmarkStart w:id="45" w:name="_Toc45"/>
       <w:r>
         <w:t xml:space="preserve">6.3.2 Dicionário de Dados do Modelo Lógico</w:t>
       </w:r>
-      <w:bookmarkEnd w:id="45"/>
+      <w:r/>
       <w:r/>
       <w:r/>
     </w:p>
@@ -23784,11 +23551,10 @@
         <w:rPr/>
       </w:pPr>
       <w:r/>
-      <w:bookmarkStart w:id="46" w:name="_Toc46"/>
       <w:r>
         <w:t xml:space="preserve">6.4 PROJETO DA INTERAÇÃO HUMANO-COMPUTADOR</w:t>
       </w:r>
-      <w:bookmarkEnd w:id="46"/>
+      <w:r/>
       <w:r/>
       <w:r/>
     </w:p>
@@ -23871,11 +23637,10 @@
         <w:rPr/>
       </w:pPr>
       <w:r/>
-      <w:bookmarkStart w:id="47" w:name="_Toc47"/>
       <w:r>
         <w:t xml:space="preserve">6.4.1 Perfil de Usuário</w:t>
       </w:r>
-      <w:bookmarkEnd w:id="47"/>
+      <w:r/>
       <w:r/>
       <w:r/>
     </w:p>
@@ -24118,6 +23883,7 @@
         <w:ind/>
         <w:rPr/>
       </w:pPr>
+      <w:r/>
       <w:r>
         <w:t xml:space="preserve">FIGURA </w:t>
       </w:r>
@@ -24145,6 +23911,8 @@
       <w:r>
         <w:t xml:space="preserve"> de usuário do respondente</w:t>
       </w:r>
+      <w:r/>
+      <w:r/>
       <w:r/>
     </w:p>
     <w:p>
@@ -24309,6 +24077,7 @@
         <w:ind/>
         <w:rPr/>
       </w:pPr>
+      <w:r/>
       <w:r>
         <w:t xml:space="preserve">FIGURA </w:t>
       </w:r>
@@ -24336,6 +24105,8 @@
       <w:r>
         <w:t xml:space="preserve"> com aplicativos para registro de problemas da cidade</w:t>
       </w:r>
+      <w:r/>
+      <w:r/>
       <w:r/>
     </w:p>
     <w:p>
@@ -24477,6 +24248,7 @@
         <w:ind/>
         <w:rPr/>
       </w:pPr>
+      <w:r/>
       <w:r>
         <w:t xml:space="preserve">FIGURA </w:t>
       </w:r>
@@ -24499,6 +24271,8 @@
         <w:t xml:space="preserve"> – Possibilidade de uso de um aplicativo para registrar ocorrências da cidade.</w:t>
       </w:r>
       <w:r/>
+      <w:r/>
+      <w:r/>
     </w:p>
     <w:p>
       <w:pPr>
@@ -24552,11 +24326,10 @@
         <w:rPr/>
       </w:pPr>
       <w:r/>
-      <w:bookmarkStart w:id="48" w:name="_Toc48"/>
       <w:r>
         <w:t xml:space="preserve">6.4.2 Projeto da Interface de Usuário</w:t>
       </w:r>
-      <w:bookmarkEnd w:id="48"/>
+      <w:r/>
       <w:r/>
       <w:r/>
     </w:p>
@@ -24693,11 +24466,10 @@
         <w:rPr/>
       </w:pPr>
       <w:r/>
-      <w:bookmarkStart w:id="49" w:name="_Toc49"/>
       <w:r>
         <w:t xml:space="preserve">6.4.3 Heurísticas de Usabilidade</w:t>
       </w:r>
-      <w:bookmarkEnd w:id="49"/>
+      <w:r/>
       <w:r/>
       <w:r/>
     </w:p>
@@ -24971,6 +24743,7 @@
         <w:ind/>
         <w:rPr/>
       </w:pPr>
+      <w:r/>
       <w:r>
         <w:t xml:space="preserve">FIGURA </w:t>
       </w:r>
@@ -24992,6 +24765,8 @@
       <w:r>
         <w:t xml:space="preserve"> – Tela inicial: estado das ocorrências em cor e rótulo, protocolo e categorias em linguagem corrente</w:t>
       </w:r>
+      <w:r/>
+      <w:r/>
       <w:r/>
     </w:p>
     <w:p>
@@ -25121,6 +24896,7 @@
         <w:ind/>
         <w:rPr/>
       </w:pPr>
+      <w:r/>
       <w:r>
         <w:t xml:space="preserve">FIGURA </w:t>
       </w:r>
@@ -25142,6 +24918,8 @@
       <w:r>
         <w:t xml:space="preserve"> – Registro de ocorrência: campos obrigatórios, exemplos de preenchimento e marcação do local no mapa</w:t>
       </w:r>
+      <w:r/>
+      <w:r/>
       <w:r/>
     </w:p>
     <w:p>
@@ -25264,6 +25042,7 @@
         <w:ind/>
         <w:rPr/>
       </w:pPr>
+      <w:r/>
       <w:r>
         <w:t xml:space="preserve">FIGURA </w:t>
       </w:r>
@@ -25285,6 +25064,8 @@
       <w:r>
         <w:t xml:space="preserve"> – Administração de contas: busca, filtros combináveis e alteração de perfil na própria linha</w:t>
       </w:r>
+      <w:r/>
+      <w:r/>
       <w:r/>
     </w:p>
     <w:p>
@@ -25407,6 +25188,7 @@
         <w:ind/>
         <w:rPr/>
       </w:pPr>
+      <w:r/>
       <w:r>
         <w:t xml:space="preserve">FIGURA </w:t>
       </w:r>
@@ -25428,6 +25210,8 @@
       <w:r>
         <w:t xml:space="preserve"> – Tela inicial do visitante: seletor de município, mapa e indicadores do território em exibição</w:t>
       </w:r>
+      <w:r/>
+      <w:r/>
       <w:r/>
     </w:p>
     <w:p>
@@ -25550,6 +25334,7 @@
         <w:ind/>
         <w:rPr/>
       </w:pPr>
+      <w:r/>
       <w:r>
         <w:t xml:space="preserve">FIGURA </w:t>
       </w:r>
@@ -25571,6 +25356,8 @@
       <w:r>
         <w:t xml:space="preserve"> – Registro de ocorrência: endereço a partir do mapa, desfoque das fotografias e registro anônimo</w:t>
       </w:r>
+      <w:r/>
+      <w:r/>
       <w:r/>
     </w:p>
     <w:p>
@@ -25693,6 +25480,7 @@
         <w:ind/>
         <w:rPr/>
       </w:pPr>
+      <w:r/>
       <w:r>
         <w:t xml:space="preserve">FIGURA </w:t>
       </w:r>
@@ -25714,6 +25502,8 @@
       <w:r>
         <w:t xml:space="preserve"> – Detalhe da ocorrência: histórico dos trâmites, resposta ao cidadão e ações de tratamento</w:t>
       </w:r>
+      <w:r/>
+      <w:r/>
       <w:r/>
     </w:p>
     <w:p>
@@ -25836,6 +25626,7 @@
         <w:ind/>
         <w:rPr/>
       </w:pPr>
+      <w:r/>
       <w:r>
         <w:t xml:space="preserve">FIGURA </w:t>
       </w:r>
@@ -25857,6 +25648,8 @@
       <w:r>
         <w:t xml:space="preserve"> – Cadastro de contas: município condicionado à unidade da federação e perfis conforme quem cadastra</w:t>
       </w:r>
+      <w:r/>
+      <w:r/>
       <w:r/>
     </w:p>
     <w:p>
@@ -25993,6 +25786,7 @@
           <w:highlight w:val="none"/>
         </w:rPr>
       </w:pPr>
+      <w:r/>
       <w:r>
         <w:t xml:space="preserve">FIGURA </w:t>
       </w:r>
@@ -26014,11 +25808,8 @@
       <w:r>
         <w:t xml:space="preserve"> – Central de Ajuda: perguntas frequentes e canal de contato com a administração</w:t>
       </w:r>
-      <w:r>
-        <w:rPr>
-          <w:highlight w:val="none"/>
-        </w:rPr>
-      </w:r>
+      <w:r/>
+      <w:r/>
       <w:r>
         <w:rPr>
           <w:highlight w:val="none"/>
@@ -26162,6 +25953,7 @@
         <w:ind/>
         <w:rPr/>
       </w:pPr>
+      <w:r/>
       <w:r>
         <w:t xml:space="preserve">FIGURA </w:t>
       </w:r>
@@ -26183,6 +25975,8 @@
       <w:r>
         <w:t xml:space="preserve"> – Recuperar senha: envio do código por correio eletrônico e retorno à tela de entrada</w:t>
       </w:r>
+      <w:r/>
+      <w:r/>
       <w:r/>
     </w:p>
     <w:p>
@@ -26319,6 +26113,7 @@
         <w:ind/>
         <w:rPr/>
       </w:pPr>
+      <w:r/>
       <w:r>
         <w:t xml:space="preserve">FIGURA </w:t>
       </w:r>
@@ -26340,6 +26135,8 @@
       <w:r>
         <w:t xml:space="preserve"> – Estatísticas: carga do período, fila de espera e hierarquia sem ornamento</w:t>
       </w:r>
+      <w:r/>
+      <w:r/>
       <w:r/>
     </w:p>
     <w:p>
@@ -26477,7 +26274,7 @@
         <w:rPr/>
       </w:pPr>
       <w:r/>
-      <w:bookmarkStart w:id="900" w:name="_TocFig19"/>
+      <w:r/>
       <w:r>
         <w:t xml:space="preserve">FIGURA </w:t>
       </w:r>
@@ -26499,7 +26296,7 @@
       <w:r>
         <w:t xml:space="preserve"> – Minha Conta: dados pessoais, troca de senha, verificação em duas etapas e exclusão da conta</w:t>
       </w:r>
-      <w:bookmarkEnd w:id="900"/>
+      <w:r/>
       <w:r/>
       <w:r/>
     </w:p>
@@ -26536,11 +26333,10 @@
         <w:rPr/>
       </w:pPr>
       <w:r/>
-      <w:bookmarkStart w:id="50" w:name="_Toc50"/>
       <w:r>
         <w:t xml:space="preserve">6.4.4 Projeto da Acessibilidade</w:t>
       </w:r>
-      <w:bookmarkEnd w:id="50"/>
+      <w:r/>
       <w:r/>
       <w:r/>
     </w:p>
@@ -26674,11 +26470,10 @@
         <w:rPr/>
       </w:pPr>
       <w:r/>
-      <w:bookmarkStart w:id="51" w:name="_Toc51"/>
       <w:r>
         <w:t xml:space="preserve">6.5 PROJETO DO SISTEMA DISTRIBUÍDO</w:t>
       </w:r>
-      <w:bookmarkEnd w:id="51"/>
+      <w:r/>
       <w:r/>
       <w:r/>
     </w:p>
@@ -26767,11 +26562,10 @@
         <w:rPr/>
       </w:pPr>
       <w:r/>
-      <w:bookmarkStart w:id="52" w:name="_Toc52"/>
       <w:r>
         <w:t xml:space="preserve">7 IMPLEMENTAÇÃO DO SISTEMA DE SOFTWARE</w:t>
       </w:r>
-      <w:bookmarkEnd w:id="52"/>
+      <w:r/>
       <w:r/>
       <w:r/>
     </w:p>
@@ -26809,11 +26603,10 @@
         <w:rPr/>
       </w:pPr>
       <w:r/>
-      <w:bookmarkStart w:id="53" w:name="_Toc53"/>
       <w:r>
         <w:t xml:space="preserve">7.1 COMPONENTES DO SISTEMA DE SOFTWARE</w:t>
       </w:r>
-      <w:bookmarkEnd w:id="53"/>
+      <w:r/>
       <w:r/>
       <w:r/>
     </w:p>
@@ -26917,11 +26710,10 @@
         <w:rPr/>
       </w:pPr>
       <w:r/>
-      <w:bookmarkStart w:id="54" w:name="_Toc54"/>
       <w:r>
         <w:t xml:space="preserve">7.2 TECNOLOGIAS DE IMPLEMENTAÇÃO</w:t>
       </w:r>
-      <w:bookmarkEnd w:id="54"/>
+      <w:r/>
       <w:r/>
       <w:r/>
     </w:p>
@@ -26956,11 +26748,10 @@
         <w:rPr/>
       </w:pPr>
       <w:r/>
-      <w:bookmarkStart w:id="55" w:name="_Toc55"/>
       <w:r>
         <w:t xml:space="preserve">7.2.1 Linguagens de Programação e Frameworks Adotados</w:t>
       </w:r>
-      <w:bookmarkEnd w:id="55"/>
+      <w:r/>
       <w:r/>
       <w:r/>
     </w:p>
@@ -27049,11 +26840,10 @@
         <w:rPr/>
       </w:pPr>
       <w:r/>
-      <w:bookmarkStart w:id="56" w:name="_Toc56"/>
       <w:r>
         <w:t xml:space="preserve">7.2.2 Design Patterns Aplicados</w:t>
       </w:r>
-      <w:bookmarkEnd w:id="56"/>
+      <w:r/>
       <w:r/>
       <w:r/>
     </w:p>
@@ -27292,11 +27082,10 @@
         <w:rPr/>
       </w:pPr>
       <w:r/>
-      <w:bookmarkStart w:id="57" w:name="_Toc57"/>
       <w:r>
         <w:t xml:space="preserve">7.2.3 Convenções e Guias para Codificação</w:t>
       </w:r>
-      <w:bookmarkEnd w:id="57"/>
+      <w:r/>
       <w:r/>
       <w:r/>
     </w:p>
@@ -27388,11 +27177,10 @@
         <w:rPr/>
       </w:pPr>
       <w:r/>
-      <w:bookmarkStart w:id="58" w:name="_Toc58"/>
       <w:r>
         <w:t xml:space="preserve">7.2.4 Estrutura Física do Banco de Dados</w:t>
       </w:r>
-      <w:bookmarkEnd w:id="58"/>
+      <w:r/>
       <w:r/>
       <w:r/>
     </w:p>
@@ -27496,11 +27284,10 @@
         <w:rPr/>
       </w:pPr>
       <w:r/>
-      <w:bookmarkStart w:id="59" w:name="_Toc59"/>
       <w:r>
         <w:t xml:space="preserve">7.3 ANÁLISE DE COMPLEXIDADE ALGORÍTMICA</w:t>
       </w:r>
-      <w:bookmarkEnd w:id="59"/>
+      <w:r/>
       <w:r/>
       <w:r/>
     </w:p>
@@ -27734,11 +27521,10 @@
         <w:rPr/>
       </w:pPr>
       <w:r/>
-      <w:bookmarkStart w:id="60" w:name="_Toc60"/>
       <w:r>
         <w:t xml:space="preserve">8 PLANO DE TESTES</w:t>
       </w:r>
-      <w:bookmarkEnd w:id="60"/>
+      <w:r/>
       <w:r/>
       <w:r/>
     </w:p>
@@ -27779,11 +27565,10 @@
         <w:rPr/>
       </w:pPr>
       <w:r/>
-      <w:bookmarkStart w:id="61" w:name="_Toc61"/>
       <w:r>
         <w:t xml:space="preserve">8.1 FINALIDADE</w:t>
       </w:r>
-      <w:bookmarkEnd w:id="61"/>
+      <w:r/>
       <w:r/>
       <w:r/>
     </w:p>
@@ -27869,11 +27654,10 @@
         <w:rPr/>
       </w:pPr>
       <w:r/>
-      <w:bookmarkStart w:id="62" w:name="_Toc62"/>
       <w:r>
         <w:t xml:space="preserve">8.2 ESCOPO</w:t>
       </w:r>
-      <w:bookmarkEnd w:id="62"/>
+      <w:r/>
       <w:r/>
       <w:r/>
     </w:p>
@@ -27908,11 +27692,10 @@
         <w:rPr/>
       </w:pPr>
       <w:r/>
-      <w:bookmarkStart w:id="63" w:name="_Toc63"/>
       <w:r>
         <w:t xml:space="preserve">8.2.1 Referências aos Documentos Relevantes</w:t>
       </w:r>
-      <w:bookmarkEnd w:id="63"/>
+      <w:r/>
       <w:r/>
       <w:r/>
     </w:p>
@@ -28329,6 +28112,8 @@
         <w:ind/>
         <w:rPr/>
       </w:pPr>
+      <w:r/>
+      <w:bookmarkStart w:id="1" w:name="_Toc1"/>
       <w:r>
         <w:t xml:space="preserve">QUADRO </w:t>
       </w:r>
@@ -28351,6 +28136,9 @@
         <w:t xml:space="preserve"> – Documentos relevantes para testes</w:t>
       </w:r>
       <w:r/>
+      <w:bookmarkEnd w:id="1"/>
+      <w:r/>
+      <w:r/>
     </w:p>
     <w:p>
       <w:pPr>
@@ -28371,11 +28159,10 @@
         <w:rPr/>
       </w:pPr>
       <w:r/>
-      <w:bookmarkStart w:id="64" w:name="_Toc64"/>
       <w:r>
         <w:t xml:space="preserve">8.2.2 Ambiente para a Realização dos Testes</w:t>
       </w:r>
-      <w:bookmarkEnd w:id="64"/>
+      <w:r/>
       <w:r/>
       <w:r/>
     </w:p>
@@ -28808,6 +28595,8 @@
         <w:ind/>
         <w:rPr/>
       </w:pPr>
+      <w:r/>
+      <w:bookmarkStart w:id="2" w:name="_Toc2"/>
       <w:r>
         <w:t xml:space="preserve">QUADRO </w:t>
       </w:r>
@@ -28829,6 +28618,9 @@
       <w:r>
         <w:t xml:space="preserve"> – Equipamentos para a realização dos testes</w:t>
       </w:r>
+      <w:r/>
+      <w:bookmarkEnd w:id="2"/>
+      <w:r/>
       <w:r/>
     </w:p>
     <w:p>
@@ -29495,6 +29287,8 @@
         <w:ind/>
         <w:rPr/>
       </w:pPr>
+      <w:r/>
+      <w:bookmarkStart w:id="3" w:name="_Toc3"/>
       <w:r>
         <w:t xml:space="preserve">QUADRO </w:t>
       </w:r>
@@ -29517,6 +29311,9 @@
         <w:t xml:space="preserve"> – Softwares para a realização dos testes</w:t>
       </w:r>
       <w:r/>
+      <w:bookmarkEnd w:id="3"/>
+      <w:r/>
+      <w:r/>
     </w:p>
     <w:p>
       <w:pPr>
@@ -29537,11 +29334,10 @@
         <w:rPr/>
       </w:pPr>
       <w:r/>
-      <w:bookmarkStart w:id="65" w:name="_Toc65"/>
       <w:r>
         <w:t xml:space="preserve">8.3 ESPECIFICAÇÃO DOS CASOS DE TESTES</w:t>
       </w:r>
-      <w:bookmarkEnd w:id="65"/>
+      <w:r/>
       <w:r/>
       <w:r/>
     </w:p>
@@ -29624,11 +29420,10 @@
         <w:rPr/>
       </w:pPr>
       <w:r/>
-      <w:bookmarkStart w:id="66" w:name="_Toc66"/>
       <w:r>
         <w:t xml:space="preserve">8.4 RESULTADOS DOS TESTES</w:t>
       </w:r>
-      <w:bookmarkEnd w:id="66"/>
+      <w:r/>
       <w:r/>
       <w:r/>
     </w:p>
@@ -29772,11 +29567,10 @@
         <w:rPr/>
       </w:pPr>
       <w:r/>
-      <w:bookmarkStart w:id="67" w:name="_Toc67"/>
       <w:r>
         <w:t xml:space="preserve">9 PLANO PARA IMPLANTAÇÃO</w:t>
       </w:r>
-      <w:bookmarkEnd w:id="67"/>
+      <w:r/>
       <w:r/>
       <w:r/>
     </w:p>
@@ -29811,11 +29605,10 @@
         <w:rPr/>
       </w:pPr>
       <w:r/>
-      <w:bookmarkStart w:id="68" w:name="_Toc68"/>
       <w:r>
         <w:t xml:space="preserve">9.1 METODOLOGIA</w:t>
       </w:r>
-      <w:bookmarkEnd w:id="68"/>
+      <w:r/>
       <w:r/>
       <w:r/>
     </w:p>
@@ -29828,11 +29621,10 @@
         <w:rPr/>
       </w:pPr>
       <w:r/>
-      <w:bookmarkStart w:id="69" w:name="_Toc69"/>
       <w:r>
         <w:t xml:space="preserve">9.1.1 Descrição da Metodologia</w:t>
       </w:r>
-      <w:bookmarkEnd w:id="69"/>
+      <w:r/>
       <w:r/>
       <w:r/>
     </w:p>
@@ -29845,11 +29637,10 @@
         <w:rPr/>
       </w:pPr>
       <w:r/>
-      <w:bookmarkStart w:id="70" w:name="_Toc70"/>
       <w:r>
         <w:t xml:space="preserve">9.1.2 Matriz de Responsabilidade</w:t>
       </w:r>
-      <w:bookmarkEnd w:id="70"/>
+      <w:r/>
       <w:r/>
       <w:r/>
     </w:p>
@@ -29862,11 +29653,10 @@
         <w:rPr/>
       </w:pPr>
       <w:r/>
-      <w:bookmarkStart w:id="71" w:name="_Toc71"/>
       <w:r>
         <w:t xml:space="preserve">9.2 TREINAMENTO PREVISTO</w:t>
       </w:r>
-      <w:bookmarkEnd w:id="71"/>
+      <w:r/>
       <w:r/>
       <w:r/>
     </w:p>
@@ -29879,11 +29669,10 @@
         <w:rPr/>
       </w:pPr>
       <w:r/>
-      <w:bookmarkStart w:id="72" w:name="_Toc72"/>
       <w:r>
         <w:t xml:space="preserve">9.3 CRONOGRAMA DE IMPLANTAÇÃO</w:t>
       </w:r>
-      <w:bookmarkEnd w:id="72"/>
+      <w:r/>
       <w:r/>
       <w:r/>
     </w:p>
@@ -29896,11 +29685,10 @@
         <w:rPr/>
       </w:pPr>
       <w:r/>
-      <w:bookmarkStart w:id="73" w:name="_Toc73"/>
       <w:r>
         <w:t xml:space="preserve">9.4 RECURSOS DE APOIO À IMPLANTAÇÃO</w:t>
       </w:r>
-      <w:bookmarkEnd w:id="73"/>
+      <w:r/>
       <w:r/>
       <w:r/>
     </w:p>
@@ -29913,11 +29701,10 @@
         <w:rPr/>
       </w:pPr>
       <w:r/>
-      <w:bookmarkStart w:id="74" w:name="_Toc74"/>
       <w:r>
         <w:t xml:space="preserve">9.5 VISÃO DA IMPLANTAÇÃO</w:t>
       </w:r>
-      <w:bookmarkEnd w:id="74"/>
+      <w:r/>
       <w:r/>
       <w:r/>
     </w:p>
@@ -29941,11 +29728,10 @@
         <w:rPr/>
       </w:pPr>
       <w:r/>
-      <w:bookmarkStart w:id="75" w:name="_Toc75"/>
       <w:r>
         <w:t xml:space="preserve">10 CONCLUSÃO</w:t>
       </w:r>
-      <w:bookmarkEnd w:id="75"/>
+      <w:r/>
       <w:r/>
       <w:r/>
     </w:p>
@@ -30283,11 +30069,10 @@
         <w:rPr/>
       </w:pPr>
       <w:r/>
-      <w:bookmarkStart w:id="76" w:name="_Toc76"/>
       <w:r>
         <w:t xml:space="preserve">REFERÊNCIAS</w:t>
       </w:r>
-      <w:bookmarkEnd w:id="76"/>
+      <w:r/>
       <w:r/>
       <w:r/>
     </w:p>
@@ -30628,14 +30413,13 @@
         <w:rPr/>
       </w:pPr>
       <w:r/>
-      <w:bookmarkStart w:id="77" w:name="_Toc77"/>
       <w:r>
         <w:br w:type="page" w:clear="all"/>
       </w:r>
       <w:r>
         <w:t xml:space="preserve">OBRAS CONSULTADAS </w:t>
       </w:r>
-      <w:bookmarkEnd w:id="77"/>
+      <w:r/>
       <w:r/>
       <w:r/>
     </w:p>
@@ -30755,11 +30539,10 @@
         <w:rPr/>
       </w:pPr>
       <w:r/>
-      <w:bookmarkStart w:id="78" w:name="_Toc78"/>
       <w:r>
         <w:t xml:space="preserve">APÊNDICE A – GESTÃO DO PROJETO</w:t>
       </w:r>
-      <w:bookmarkEnd w:id="78"/>
+      <w:r/>
       <w:r/>
       <w:r/>
     </w:p>
@@ -30791,11 +30574,10 @@
         <w:rPr/>
       </w:pPr>
       <w:r/>
-      <w:bookmarkStart w:id="79" w:name="_Toc79"/>
       <w:r>
         <w:t xml:space="preserve">APÊNDICE B – RELATÓRIO DE DESEMPENHO</w:t>
       </w:r>
-      <w:bookmarkEnd w:id="79"/>
+      <w:r/>
       <w:r/>
       <w:r/>
     </w:p>
@@ -30827,11 +30609,10 @@
         <w:rPr/>
       </w:pPr>
       <w:r/>
-      <w:bookmarkStart w:id="80" w:name="_Toc80"/>
       <w:r>
         <w:t xml:space="preserve">APÊNDICE C – VISÃO FUNCIONAL</w:t>
       </w:r>
-      <w:bookmarkEnd w:id="80"/>
+      <w:r/>
       <w:r/>
       <w:r/>
     </w:p>
@@ -30863,11 +30644,10 @@
         <w:rPr/>
       </w:pPr>
       <w:r/>
-      <w:bookmarkStart w:id="81" w:name="_Toc81"/>
       <w:r>
         <w:t xml:space="preserve">APÊNDICE D – VISÃO DOS DADOS</w:t>
       </w:r>
-      <w:bookmarkEnd w:id="81"/>
+      <w:r/>
       <w:r/>
       <w:r/>
     </w:p>
@@ -30912,11 +30692,10 @@
         <w:rPr/>
       </w:pPr>
       <w:r/>
-      <w:bookmarkStart w:id="82" w:name="_Toc82"/>
       <w:r>
         <w:t xml:space="preserve">APÊNDICE E – MODELO INICIAL DA INTERFACE DE USUÁRIO</w:t>
       </w:r>
-      <w:bookmarkEnd w:id="82"/>
+      <w:r/>
       <w:r/>
       <w:r/>
     </w:p>
@@ -30970,11 +30749,10 @@
         <w:rPr/>
       </w:pPr>
       <w:r/>
-      <w:bookmarkStart w:id="83" w:name="_Toc83"/>
       <w:r>
         <w:t xml:space="preserve">APÊNDICE F – VISÕES ESTRUTURAL E COMPORTAMENTAL</w:t>
       </w:r>
-      <w:bookmarkEnd w:id="83"/>
+      <w:r/>
       <w:r/>
       <w:r/>
     </w:p>
@@ -31044,11 +30822,10 @@
         <w:rPr/>
       </w:pPr>
       <w:r/>
-      <w:bookmarkStart w:id="84" w:name="_Toc84"/>
       <w:r>
         <w:t xml:space="preserve">APÊNDICE G – ENTREVISTAS COM USUÁRIOS</w:t>
       </w:r>
-      <w:bookmarkEnd w:id="84"/>
+      <w:r/>
       <w:r/>
       <w:r/>
     </w:p>
@@ -31091,11 +30868,10 @@
         <w:rPr/>
       </w:pPr>
       <w:r/>
-      <w:bookmarkStart w:id="85" w:name="_Toc85"/>
       <w:r>
         <w:t xml:space="preserve">APÊNDICE H – MODELO DE NEGÓCIO</w:t>
       </w:r>
-      <w:bookmarkEnd w:id="85"/>
+      <w:r/>
       <w:r/>
       <w:r/>
     </w:p>
@@ -31134,11 +30910,10 @@
         <w:rPr/>
       </w:pPr>
       <w:r/>
-      <w:bookmarkStart w:id="86" w:name="_Toc86"/>
       <w:r>
         <w:t xml:space="preserve">APÊNDICE I – PROJETO DO SISTEMA DISTRIBUÍDO</w:t>
       </w:r>
-      <w:bookmarkEnd w:id="86"/>
+      <w:r/>
       <w:r/>
       <w:r/>
     </w:p>
@@ -31174,11 +30949,10 @@
         <w:rPr/>
       </w:pPr>
       <w:r/>
-      <w:bookmarkStart w:id="87" w:name="_Toc87"/>
       <w:r>
         <w:t xml:space="preserve">APÊNDICE J – CASOS DE TESTES</w:t>
       </w:r>
-      <w:bookmarkEnd w:id="87"/>
+      <w:r/>
       <w:r/>
       <w:r/>
     </w:p>
@@ -31217,11 +30991,10 @@
         <w:rPr/>
       </w:pPr>
       <w:r/>
-      <w:bookmarkStart w:id="88" w:name="_Toc88"/>
       <w:r>
         <w:t xml:space="preserve">APÊNDICE K – RECURSOS DE APOIO À IMPLANTAÇÃO</w:t>
       </w:r>
-      <w:bookmarkEnd w:id="88"/>
+      <w:r/>
       <w:r/>
       <w:r/>
     </w:p>
@@ -31247,11 +31020,10 @@
         <w:rPr/>
       </w:pPr>
       <w:r/>
-      <w:bookmarkStart w:id="89" w:name="_Toc89"/>
       <w:r>
         <w:t xml:space="preserve">APÊNDICE L – EXTENSÃO À COMUNIDADE</w:t>
       </w:r>
-      <w:bookmarkEnd w:id="89"/>
+      <w:r/>
       <w:r/>
       <w:r/>
     </w:p>
